--- a/downloads/student/ai-7-week-27.docx
+++ b/downloads/student/ai-7-week-27.docx
@@ -813,6 +813,16 @@
     <w:p>
       <w:r>
         <w:t>Eight cases per slice do not establish stable population rates or the reason for the difference.</w:t>
+      </w:r>
+    </w:p>
+    <w:p>
+      <w:r>
+        <w:t>Read the labelled picture: Calculate indoor, outdoor and combined rates. Which relevant weakness disappears from view when only the combined rate is reported?</w:t>
+      </w:r>
+    </w:p>
+    <w:p>
+      <w:r>
+        <w:t>Change one thing: Report only the combined 10/16=62.5%. Predict the result before checking the explanation. What remains the same?</w:t>
       </w:r>
     </w:p>
     <w:p>
@@ -1911,6 +1921,187 @@
         <w:t>Attempt the independent case before hints. Record whether you worked alone, used a hint or followed a model. After feedback, fix the first unsupported step and explain why it changed. A later check uses a changed case, not a copied answer.</w:t>
       </w:r>
     </w:p>
+    <w:p>
+      <w:pPr>
+        <w:pStyle w:val="Heading1"/>
+      </w:pPr>
+      <w:r>
+        <w:t>15. Your lesson route</w:t>
+      </w:r>
+    </w:p>
+    <w:p>
+      <w:r>
+        <w:t>Start with this question: Check robustness across conditions. A fixed classifier is tested separately on indoor and shaded outdoor cases.</w:t>
+      </w:r>
+    </w:p>
+    <w:tbl>
+      <w:tblPr>
+        <w:tblStyle w:val="LightShading-Accent1"/>
+        <w:tblW w:type="auto" w:w="0"/>
+        <w:tblLook w:firstColumn="1" w:firstRow="1" w:lastColumn="0" w:lastRow="0" w:noHBand="0" w:noVBand="1" w:val="04A0"/>
+      </w:tblPr>
+      <w:tblGrid>
+        <w:gridCol w:w="5112"/>
+        <w:gridCol w:w="5112"/>
+      </w:tblGrid>
+      <w:tr>
+        <w:trPr>
+          <w:tblHeader/>
+        </w:trPr>
+        <w:tc>
+          <w:tcPr>
+            <w:tcW w:type="dxa" w:w="5112"/>
+          </w:tcPr>
+          <w:p>
+            <w:r>
+              <w:t>By the end, I can</w:t>
+            </w:r>
+          </w:p>
+        </w:tc>
+        <w:tc>
+          <w:tcPr>
+            <w:tcW w:type="dxa" w:w="5112"/>
+          </w:tcPr>
+          <w:p>
+            <w:r>
+              <w:t>How I will show it</w:t>
+            </w:r>
+          </w:p>
+        </w:tc>
+      </w:tr>
+      <w:tr>
+        <w:tc>
+          <w:tcPr>
+            <w:tcW w:type="dxa" w:w="5112"/>
+          </w:tcPr>
+          <w:p>
+            <w:r>
+              <w:t>Explain the mechanism and terminology of robustness across conditions</w:t>
+            </w:r>
+          </w:p>
+        </w:tc>
+        <w:tc>
+          <w:tcPr>
+            <w:tcW w:type="dxa" w:w="5112"/>
+          </w:tcPr>
+          <w:p>
+            <w:r>
+              <w:t>Explain the deciding step, show a trace or test, and state one limit.</w:t>
+            </w:r>
+          </w:p>
+        </w:tc>
+      </w:tr>
+      <w:tr>
+        <w:tc>
+          <w:tcPr>
+            <w:tcW w:type="dxa" w:w="5112"/>
+          </w:tcPr>
+          <w:p>
+            <w:r>
+              <w:t>Apply the stated procedure to a new case with a traceable result</w:t>
+            </w:r>
+          </w:p>
+        </w:tc>
+        <w:tc>
+          <w:tcPr>
+            <w:tcW w:type="dxa" w:w="5112"/>
+          </w:tcPr>
+          <w:p>
+            <w:r>
+              <w:t>Explain the deciding step, show a trace or test, and state one limit.</w:t>
+            </w:r>
+          </w:p>
+        </w:tc>
+      </w:tr>
+      <w:tr>
+        <w:tc>
+          <w:tcPr>
+            <w:tcW w:type="dxa" w:w="5112"/>
+          </w:tcPr>
+          <w:p>
+            <w:r>
+              <w:t>Identify an assumption or limitation and design a revealing follow-up</w:t>
+            </w:r>
+          </w:p>
+        </w:tc>
+        <w:tc>
+          <w:tcPr>
+            <w:tcW w:type="dxa" w:w="5112"/>
+          </w:tcPr>
+          <w:p>
+            <w:r>
+              <w:t>Explain the deciding step, show a trace or test, and state one limit.</w:t>
+            </w:r>
+          </w:p>
+        </w:tc>
+      </w:tr>
+    </w:tbl>
+    <w:p>
+      <w:r>
+        <w:t>Remember → watch and explain → try with help → investigate → try independently → keep project evidence. Your teacher may spread this lesson across several classes.</w:t>
+      </w:r>
+    </w:p>
+    <w:p>
+      <w:r>
+        <w:t>Keep your first prediction. Compare it with what the evidence shows and explain any change.</w:t>
+      </w:r>
+    </w:p>
+    <w:p>
+      <w:pPr>
+        <w:pStyle w:val="Heading1"/>
+      </w:pPr>
+      <w:r>
+        <w:t>16. Finish and return</w:t>
+      </w:r>
+    </w:p>
+    <w:p>
+      <w:r>
+        <w:t>Close your notes. Explain this goal in your own words: Explain the mechanism and terminology of robustness across conditions</w:t>
+      </w:r>
+    </w:p>
+    <w:p>
+      <w:pPr>
+        <w:pStyle w:val="Heading3"/>
+      </w:pPr>
+      <w:r>
+        <w:t>My deciding step, evidence and one remaining question</w:t>
+      </w:r>
+    </w:p>
+    <w:p>
+      <w:r>
+        <w:t>________________________________________________________________</w:t>
+      </w:r>
+    </w:p>
+    <w:p>
+      <w:r>
+        <w:t>________________________________________________________________</w:t>
+      </w:r>
+    </w:p>
+    <w:p>
+      <w:r>
+        <w:t>________________________________________________________________</w:t>
+      </w:r>
+    </w:p>
+    <w:p>
+      <w:r>
+        <w:t>________________________________________________________________</w:t>
+      </w:r>
+    </w:p>
+    <w:p>
+      <w:r>
+        <w:t>________________________________________________________________</w:t>
+      </w:r>
+    </w:p>
+    <w:p>
+      <w:r>
+        <w:t>If you are unsure, return to the worked picture and explain one arrow. If you are ready, change an input or assumption and justify your prediction.</w:t>
+      </w:r>
+    </w:p>
+    <w:p>
+      <w:r>
+        <w:t>Save your workbook evidence. At the next review, try a different case before opening your old answer.</w:t>
+      </w:r>
+    </w:p>
     <w:sectPr>
       <w:pgSz w:w="12240" w:h="15840"/>
       <w:pgMar w:top="936" w:right="1008" w:bottom="936" w:left="1008" w:header="720" w:footer="720" w:gutter="0"/>

--- a/downloads/student/ai-7-week-27.docx
+++ b/downloads/student/ai-7-week-27.docx
@@ -2102,6 +2102,202 @@
         <w:t>Save your workbook evidence. At the next review, try a different case before opening your old answer.</w:t>
       </w:r>
     </w:p>
+    <w:p>
+      <w:pPr>
+        <w:pStyle w:val="Heading1"/>
+      </w:pPr>
+      <w:r>
+        <w:t>17. Supported practice, repair and portfolio</w:t>
+      </w:r>
+    </w:p>
+    <w:p>
+      <w:r>
+        <w:t>Use this supported practice once, in the browser or on paper. Keep the reserved independent assessment for a separate first attempt before teacher feedback.</w:t>
+      </w:r>
+    </w:p>
+    <w:p>
+      <w:r>
+        <w:t>Check robustness across conditions. A fixed classifier is tested separately on indoor and shaded outdoor cases.</w:t>
+      </w:r>
+    </w:p>
+    <w:p>
+      <w:pPr>
+        <w:pStyle w:val="Heading3"/>
+      </w:pPr>
+      <w:r>
+        <w:t>Practice 1: explain the deciding evidence</w:t>
+      </w:r>
+    </w:p>
+    <w:p>
+      <w:r>
+        <w:t>Which labelled step matches this detail? The large observed gap motivates investigation rather than claiming condition independence.</w:t>
+      </w:r>
+    </w:p>
+    <w:p>
+      <w:r>
+        <w:t>1. Name both slices</w:t>
+      </w:r>
+    </w:p>
+    <w:p>
+      <w:r>
+        <w:t>2. Compute rates</w:t>
+      </w:r>
+    </w:p>
+    <w:p>
+      <w:r>
+        <w:t>3. Bound robustness</w:t>
+      </w:r>
+    </w:p>
+    <w:p>
+      <w:pPr>
+        <w:pStyle w:val="Heading3"/>
+      </w:pPr>
+      <w:r>
+        <w:t>My selected conclusion, deciding fact and explanation</w:t>
+      </w:r>
+    </w:p>
+    <w:p>
+      <w:r>
+        <w:t>________________________________________________________________</w:t>
+      </w:r>
+    </w:p>
+    <w:p>
+      <w:r>
+        <w:t>________________________________________________________________</w:t>
+      </w:r>
+    </w:p>
+    <w:p>
+      <w:r>
+        <w:t>________________________________________________________________</w:t>
+      </w:r>
+    </w:p>
+    <w:p>
+      <w:r>
+        <w:t>________________________________________________________________</w:t>
+      </w:r>
+    </w:p>
+    <w:p>
+      <w:r>
+        <w:t>________________________________________________________________</w:t>
+      </w:r>
+    </w:p>
+    <w:p>
+      <w:r>
+        <w:t>Hint if needed: Read the steps in the pictorial case. Match the supplied detail to the stage that performs or records it.</w:t>
+      </w:r>
+    </w:p>
+    <w:p>
+      <w:r>
+        <w:t>After your attempt, compare with the supported explanation: Bound robustness The large observed gap motivates investigation rather than claiming condition independence. Robustness asks whether behaviour survives relevant changes in conditions. A total score can hide a weak slice; keep the scenario and denominator visible.</w:t>
+      </w:r>
+    </w:p>
+    <w:p>
+      <w:pPr>
+        <w:pStyle w:val="Heading3"/>
+      </w:pPr>
+      <w:r>
+        <w:t>Practice 2: explain the deciding evidence</w:t>
+      </w:r>
+    </w:p>
+    <w:p>
+      <w:r>
+        <w:t>Changed-case practice: Report only the combined 10/16=62.5%. Which conclusion is supported by the supplied facts?</w:t>
+      </w:r>
+    </w:p>
+    <w:p>
+      <w:r>
+        <w:t>1. The arithmetic is correct, but the condition gap becomes hidden.</w:t>
+      </w:r>
+    </w:p>
+    <w:p>
+      <w:r>
+        <w:t>2. This one example guarantees correct results for every future input.</w:t>
+      </w:r>
+    </w:p>
+    <w:p>
+      <w:r>
+        <w:t>3. We can decide the result without examining the changed input or the procedure.</w:t>
+      </w:r>
+    </w:p>
+    <w:p>
+      <w:pPr>
+        <w:pStyle w:val="Heading3"/>
+      </w:pPr>
+      <w:r>
+        <w:t>My selected conclusion, deciding fact and explanation</w:t>
+      </w:r>
+    </w:p>
+    <w:p>
+      <w:r>
+        <w:t>________________________________________________________________</w:t>
+      </w:r>
+    </w:p>
+    <w:p>
+      <w:r>
+        <w:t>________________________________________________________________</w:t>
+      </w:r>
+    </w:p>
+    <w:p>
+      <w:r>
+        <w:t>________________________________________________________________</w:t>
+      </w:r>
+    </w:p>
+    <w:p>
+      <w:r>
+        <w:t>________________________________________________________________</w:t>
+      </w:r>
+    </w:p>
+    <w:p>
+      <w:r>
+        <w:t>________________________________________________________________</w:t>
+      </w:r>
+    </w:p>
+    <w:p>
+      <w:r>
+        <w:t>Hint if needed: Use the changed condition and the deciding step in the pictorial trace. The answer must say what follows from those facts.</w:t>
+      </w:r>
+    </w:p>
+    <w:p>
+      <w:r>
+        <w:t>After your attempt, compare with the supported explanation: The arithmetic is correct, but the condition gap becomes hidden. Combining records discards the slice distinction relevant to the deployment goal.</w:t>
+      </w:r>
+    </w:p>
+    <w:p>
+      <w:pPr>
+        <w:pStyle w:val="Heading3"/>
+      </w:pPr>
+      <w:r>
+        <w:t>Repair a missing building block</w:t>
+      </w:r>
+    </w:p>
+    <w:p>
+      <w:r>
+        <w:t>Review Inspecting failures and anomalies (ai-7/26). Goal: Explain the mechanism and terminology of inspecting failures and anomalies. Short practice: Calculate mean and median for 2,2,2,10. What does the timeout log establish, and why is deleting that inconvenient record incompatible with the stated plan?. Return to this week and explain what you changed.</w:t>
+      </w:r>
+    </w:p>
+    <w:p>
+      <w:r>
+        <w:t>Review Reproducible environment and records (ai-7/24). Goal: Explain the mechanism and terminology of reproducible environment and records. Short practice: Trace the recorded mean for 2,4,6 and its changed result for 2,4,9. Which artefacts must accompany the output so another team can identify the exact run?. Return to this week and explain what you changed.</w:t>
+      </w:r>
+    </w:p>
+    <w:p>
+      <w:r>
+        <w:t>Review Predefining an analysis plan (ai-7/21). Goal: Explain the mechanism and terminology of predefining an analysis plan. Short practice: Apply the recorded exclusion rule. Can two readable model failures be removed, and how must a necessary later plan change be disclosed?. Return to this week and explain what you changed.</w:t>
+      </w:r>
+    </w:p>
+    <w:p>
+      <w:pPr>
+        <w:pStyle w:val="Heading3"/>
+      </w:pPr>
+      <w:r>
+        <w:t>Keep your completed work</w:t>
+      </w:r>
+    </w:p>
+    <w:p>
+      <w:r>
+        <w:t>Use Download completed work in the hosted lesson to export your answers, reflections, practice feedback and code-run evidence. Open the HTML copy to read or print it. Drafts stay in this browser when storage is available; clear drafts on a shared device.</w:t>
+      </w:r>
+    </w:p>
     <w:sectPr>
       <w:pgSz w:w="12240" w:h="15840"/>
       <w:pgMar w:top="936" w:right="1008" w:bottom="936" w:left="1008" w:header="720" w:footer="720" w:gutter="0"/>

--- a/downloads/student/ai-7-week-27.docx
+++ b/downloads/student/ai-7-week-27.docx
@@ -42,6 +42,11 @@
       </w:r>
     </w:p>
     <w:p>
+      <w:r>
+        <w:t>Start with the target: Explain the mechanism and terminology of robustness across conditions. Try the recall before opening notes.</w:t>
+      </w:r>
+    </w:p>
+    <w:p>
       <w:pPr>
         <w:pStyle w:val="Heading3"/>
       </w:pPr>
@@ -50,17 +55,47 @@
       </w:r>
     </w:p>
     <w:p>
-      <w:r>
-        <w:t>I can explain the mechanism and terminology of robustness across conditions.</w:t>
-      </w:r>
-    </w:p>
-    <w:p>
-      <w:r>
+      <w:pPr>
+        <w:spacing w:line="336" w:lineRule="auto" w:after="180"/>
+      </w:pPr>
+      <w:r>
+        <w:rPr>
+          <w:b w:val="0"/>
+        </w:rPr>
+        <w:t xml:space="preserve">I can explain the </w:t>
+      </w:r>
+      <w:r>
+        <w:rPr>
+          <w:b/>
+        </w:rPr>
+        <w:t>mechanism</w:t>
+      </w:r>
+      <w:r>
+        <w:rPr>
+          <w:b w:val="0"/>
+        </w:rPr>
+        <w:t xml:space="preserve"> and terminology of robustness across conditions.</w:t>
+      </w:r>
+    </w:p>
+    <w:p>
+      <w:pPr>
+        <w:spacing w:line="336" w:lineRule="auto" w:after="180"/>
+      </w:pPr>
+      <w:r>
+        <w:rPr>
+          <w:b w:val="0"/>
+        </w:rPr>
         <w:t>I can apply the stated procedure to a new case with a traceable result.</w:t>
       </w:r>
     </w:p>
     <w:p>
-      <w:r>
+      <w:pPr>
+        <w:spacing w:line="336" w:lineRule="auto" w:after="180"/>
+      </w:pPr>
+      <w:r>
+        <w:rPr>
+          <w:b w:val="0"/>
+        </w:rPr>
         <w:t>I can identify an assumption or limitation and design a revealing follow-up.</w:t>
       </w:r>
     </w:p>
@@ -73,47 +108,125 @@
       </w:r>
     </w:p>
     <w:p>
-      <w:r>
+      <w:pPr>
+        <w:spacing w:line="336" w:lineRule="auto" w:after="180"/>
+      </w:pPr>
+      <w:r>
+        <w:rPr>
+          <w:b w:val="0"/>
+        </w:rPr>
         <w:t>Close your notes first. A rough first answer helps us choose the right starting point; it is not a score for your ability.</w:t>
       </w:r>
     </w:p>
     <w:p>
-      <w:r>
+      <w:pPr>
+        <w:spacing w:line="336" w:lineRule="auto" w:after="180"/>
+      </w:pPr>
+      <w:r>
+        <w:rPr>
+          <w:b w:val="0"/>
+        </w:rPr>
         <w:t>Without opening the old lesson, explain one key idea from Inspecting failures and anomalies. Give an example and a mistake that the idea helps you avoid.</w:t>
       </w:r>
     </w:p>
     <w:p>
-      <w:r>
+      <w:pPr>
+        <w:spacing w:line="336" w:lineRule="auto" w:after="180"/>
+      </w:pPr>
+      <w:r>
+        <w:rPr>
+          <w:b w:val="0"/>
+        </w:rPr>
         <w:t>Without opening the old lesson, explain one key idea from Reproducible environment and records. Give an example and a mistake that the idea helps you avoid.</w:t>
       </w:r>
     </w:p>
     <w:p>
-      <w:r>
+      <w:pPr>
+        <w:spacing w:line="336" w:lineRule="auto" w:after="180"/>
+      </w:pPr>
+      <w:r>
+        <w:rPr>
+          <w:b w:val="0"/>
+        </w:rPr>
         <w:t>Without opening the old lesson, explain one key idea from Predefining an analysis plan. Give an example and a mistake that the idea helps you avoid.</w:t>
       </w:r>
     </w:p>
     <w:p>
-      <w:r>
-        <w:t>After trying, check the relevant lesson or ask your teacher. Change the part of your explanation that the evidence shows was wrong.</w:t>
-      </w:r>
-    </w:p>
-    <w:p>
-      <w:r>
+      <w:pPr>
+        <w:spacing w:line="336" w:lineRule="auto" w:after="180"/>
+      </w:pPr>
+      <w:r>
+        <w:rPr>
+          <w:b w:val="0"/>
+        </w:rPr>
+        <w:t xml:space="preserve">After trying, check the relevant lesson or ask your teacher. Change the part of your explanation that the </w:t>
+      </w:r>
+      <w:r>
+        <w:rPr>
+          <w:b/>
+        </w:rPr>
+        <w:t>evidence</w:t>
+      </w:r>
+      <w:r>
+        <w:rPr>
+          <w:b w:val="0"/>
+        </w:rPr>
+        <w:t xml:space="preserve"> shows was wrong.</w:t>
+      </w:r>
+    </w:p>
+    <w:p>
+      <w:pPr>
+        <w:spacing w:line="336" w:lineRule="auto" w:after="180"/>
+      </w:pPr>
+      <w:r>
+        <w:rPr>
+          <w:b w:val="0"/>
+        </w:rPr>
         <w:t>This week you will practise:</w:t>
       </w:r>
     </w:p>
     <w:p>
-      <w:r>
-        <w:t>Explain the mechanism and terminology of robustness across conditions</w:t>
-      </w:r>
-    </w:p>
-    <w:p>
-      <w:r>
+      <w:pPr>
+        <w:spacing w:line="336" w:lineRule="auto" w:after="180"/>
+      </w:pPr>
+      <w:r>
+        <w:rPr>
+          <w:b w:val="0"/>
+        </w:rPr>
+        <w:t xml:space="preserve">Explain the </w:t>
+      </w:r>
+      <w:r>
+        <w:rPr>
+          <w:b/>
+        </w:rPr>
+        <w:t>mechanism</w:t>
+      </w:r>
+      <w:r>
+        <w:rPr>
+          <w:b w:val="0"/>
+        </w:rPr>
+        <w:t xml:space="preserve"> and terminology of robustness across conditions</w:t>
+      </w:r>
+    </w:p>
+    <w:p>
+      <w:pPr>
+        <w:spacing w:line="336" w:lineRule="auto" w:after="180"/>
+      </w:pPr>
+      <w:r>
+        <w:rPr>
+          <w:b w:val="0"/>
+        </w:rPr>
         <w:t>Apply the stated procedure to a new case with a traceable result</w:t>
       </w:r>
     </w:p>
     <w:p>
-      <w:r>
+      <w:pPr>
+        <w:spacing w:line="336" w:lineRule="auto" w:after="180"/>
+      </w:pPr>
+      <w:r>
+        <w:rPr>
+          <w:b w:val="0"/>
+        </w:rPr>
         <w:t>Identify an assumption or limitation and design a revealing follow-up</w:t>
       </w:r>
     </w:p>
@@ -126,8 +239,38 @@
       </w:r>
     </w:p>
     <w:p>
-      <w:r>
-        <w:t>Recall Inspecting failures and anomalies. Explain why a recorded result needs its input conditions and evidence source before it can support a claim.</w:t>
+      <w:pPr>
+        <w:spacing w:line="336" w:lineRule="auto" w:after="180"/>
+      </w:pPr>
+      <w:r>
+        <w:rPr>
+          <w:b w:val="0"/>
+        </w:rPr>
+        <w:t xml:space="preserve">Recall Inspecting failures and anomalies. Explain why a recorded result needs its </w:t>
+      </w:r>
+      <w:r>
+        <w:rPr>
+          <w:b/>
+        </w:rPr>
+        <w:t>input</w:t>
+      </w:r>
+      <w:r>
+        <w:rPr>
+          <w:b w:val="0"/>
+        </w:rPr>
+        <w:t xml:space="preserve"> conditions and </w:t>
+      </w:r>
+      <w:r>
+        <w:rPr>
+          <w:b/>
+        </w:rPr>
+        <w:t>evidence</w:t>
+      </w:r>
+      <w:r>
+        <w:rPr>
+          <w:b w:val="0"/>
+        </w:rPr>
+        <w:t xml:space="preserve"> source before it can support a claim.</w:t>
       </w:r>
     </w:p>
     <w:p>
@@ -162,7 +305,13 @@
       </w:r>
     </w:p>
     <w:p>
-      <w:r>
+      <w:pPr>
+        <w:spacing w:line="336" w:lineRule="auto" w:after="180"/>
+      </w:pPr>
+      <w:r>
+        <w:rPr>
+          <w:b w:val="0"/>
+        </w:rPr>
         <w:t>Explain robustness across conditions using the records and boundaries of this fictional investigation.</w:t>
       </w:r>
     </w:p>
@@ -176,12 +325,46 @@
     </w:p>
     <w:p>
       <w:r>
-        <w:t>Robustness checks examine a frozen procedure under declared varied conditions. Performance differences do not by themselves identify cause.</w:t>
-      </w:r>
-    </w:p>
-    <w:p>
-      <w:r>
-        <w:t>Begin by writing the question the procedure is intended to answer. Identify the information already supplied, the information it will produce and the information still missing. These are constructed classroom examples; they do not require live accounts, private records or an external service. Do not treat a plausible explanation as a measured outcome.</w:t>
+        <w:t>Investigate the supplied Robustness across conditions case. Separate observations, given facts and assumptions before choosing an explanation.</w:t>
+      </w:r>
+    </w:p>
+    <w:p>
+      <w:pPr>
+        <w:spacing w:line="336" w:lineRule="auto" w:after="180"/>
+      </w:pPr>
+      <w:r>
+        <w:rPr>
+          <w:b/>
+        </w:rPr>
+        <w:t>Robustness check</w:t>
+      </w:r>
+      <w:r>
+        <w:rPr>
+          <w:b w:val="0"/>
+        </w:rPr>
+        <w:t>s examine a frozen procedure under declared varied conditions. Performance differences do not by themselves identify cause.</w:t>
+      </w:r>
+    </w:p>
+    <w:p>
+      <w:pPr>
+        <w:spacing w:line="336" w:lineRule="auto" w:after="180"/>
+      </w:pPr>
+      <w:r>
+        <w:rPr>
+          <w:b w:val="0"/>
+        </w:rPr>
+        <w:t>Begin by writing the question the procedure is intended to answer. Identify the information already supplied, the information it will produce and the information still missing.</w:t>
+      </w:r>
+    </w:p>
+    <w:p>
+      <w:pPr>
+        <w:spacing w:line="336" w:lineRule="auto" w:after="180"/>
+      </w:pPr>
+      <w:r>
+        <w:rPr>
+          <w:b w:val="0"/>
+        </w:rPr>
+        <w:t>These are constructed classroom examples; they do not require live accounts, private records or an external service. Do not treat a plausible explanation as a measured outcome.</w:t>
       </w:r>
     </w:p>
     <w:p>
@@ -217,7 +400,30 @@
     </w:p>
     <w:p>
       <w:r>
-        <w:t>Keep baseline, metric and eligibility aligned across conditions. Report condition counts and failures separately; new conditions may extend evidence but cannot guarantee all conditions.</w:t>
+        <w:t>Follow the mechanism for Robustness across conditions. Connect each labelled input, deciding step and result.</w:t>
+      </w:r>
+    </w:p>
+    <w:p>
+      <w:pPr>
+        <w:spacing w:line="336" w:lineRule="auto" w:after="180"/>
+      </w:pPr>
+      <w:r>
+        <w:rPr>
+          <w:b w:val="0"/>
+        </w:rPr>
+        <w:t xml:space="preserve">Keep baseline, metric and eligibility aligned across conditions. Report condition counts and failures separately; new conditions may extend </w:t>
+      </w:r>
+      <w:r>
+        <w:rPr>
+          <w:b/>
+        </w:rPr>
+        <w:t>evidence</w:t>
+      </w:r>
+      <w:r>
+        <w:rPr>
+          <w:b w:val="0"/>
+        </w:rPr>
+        <w:t xml:space="preserve"> but cannot guarantee all conditions.</w:t>
       </w:r>
     </w:p>
     <w:p>
@@ -313,8 +519,49 @@
       </w:r>
     </w:p>
     <w:p>
-      <w:r>
-        <w:t>Before applying the procedure, write its units, denominator or decision boundary where relevant. A partner should be able to repeat each step using the same inputs. If a required input is absent or violates the stated contract, record that condition explicitly instead of quietly replacing it with a convenient value.</w:t>
+      <w:pPr>
+        <w:spacing w:line="336" w:lineRule="auto" w:after="180"/>
+      </w:pPr>
+      <w:r>
+        <w:rPr>
+          <w:b w:val="0"/>
+        </w:rPr>
+        <w:t xml:space="preserve">Before applying the procedure, write its units, denominator or decision boundary where relevant. A partner should be able to repeat each step using the same </w:t>
+      </w:r>
+      <w:r>
+        <w:rPr>
+          <w:b/>
+        </w:rPr>
+        <w:t>input</w:t>
+      </w:r>
+      <w:r>
+        <w:rPr>
+          <w:b w:val="0"/>
+        </w:rPr>
+        <w:t>s.</w:t>
+      </w:r>
+    </w:p>
+    <w:p>
+      <w:pPr>
+        <w:spacing w:line="336" w:lineRule="auto" w:after="180"/>
+      </w:pPr>
+      <w:r>
+        <w:rPr>
+          <w:b w:val="0"/>
+        </w:rPr>
+        <w:t xml:space="preserve">If a required </w:t>
+      </w:r>
+      <w:r>
+        <w:rPr>
+          <w:b/>
+        </w:rPr>
+        <w:t>input</w:t>
+      </w:r>
+      <w:r>
+        <w:rPr>
+          <w:b w:val="0"/>
+        </w:rPr>
+        <w:t xml:space="preserve"> is absent or violates the stated contract, record that condition explicitly instead of quietly replacing it with a convenient value.</w:t>
       </w:r>
     </w:p>
     <w:p>
@@ -326,8 +573,26 @@
       </w:r>
     </w:p>
     <w:p>
-      <w:r>
-        <w:t>Point to the input, the deciding step and the result in this week’s visual. Explain the same step in ordinary words. A picture helps when you can say what each part represents.</w:t>
+      <w:pPr>
+        <w:spacing w:line="336" w:lineRule="auto" w:after="180"/>
+      </w:pPr>
+      <w:r>
+        <w:rPr>
+          <w:b w:val="0"/>
+        </w:rPr>
+        <w:t xml:space="preserve">Point to the </w:t>
+      </w:r>
+      <w:r>
+        <w:rPr>
+          <w:b/>
+        </w:rPr>
+        <w:t>input</w:t>
+      </w:r>
+      <w:r>
+        <w:rPr>
+          <w:b w:val="0"/>
+        </w:rPr>
+        <w:t>, the deciding step and the result in this week’s visual. Explain the same step in ordinary words. A picture helps when you can say what each part represents.</w:t>
       </w:r>
     </w:p>
     <w:p>
@@ -339,6 +604,11 @@
       </w:r>
     </w:p>
     <w:p>
+      <w:r>
+        <w:t>Compare the supplied cases for Robustness across conditions. Identify the detail that changes the conclusion.</w:t>
+      </w:r>
+    </w:p>
+    <w:p>
       <w:pPr>
         <w:pStyle w:val="Heading3"/>
       </w:pPr>
@@ -347,7 +617,13 @@
       </w:r>
     </w:p>
     <w:p>
-      <w:r>
+      <w:pPr>
+        <w:spacing w:line="336" w:lineRule="auto" w:after="180"/>
+      </w:pPr>
+      <w:r>
+        <w:rPr>
+          <w:b w:val="0"/>
+        </w:rPr>
         <w:t>Method passes9/10 on current sources and5/10 on outdated sources. Show the intermediate steps and give the conclusion with its scope.</w:t>
       </w:r>
     </w:p>
@@ -393,17 +669,68 @@
       </w:r>
     </w:p>
     <w:p>
-      <w:r>
+      <w:pPr>
+        <w:pStyle w:val="Heading3"/>
+      </w:pPr>
+      <w:r>
+        <w:t>Change one thing</w:t>
+      </w:r>
+    </w:p>
+    <w:p>
+      <w:pPr>
+        <w:spacing w:line="336" w:lineRule="auto" w:after="180"/>
+        <w:shd w:fill="F5F1FB"/>
+      </w:pPr>
+      <w:r>
+        <w:rPr>
+          <w:b w:val="0"/>
+        </w:rPr>
         <w:t>Change: Report only the combined 10/16=62.5%.</w:t>
       </w:r>
     </w:p>
     <w:p>
-      <w:r>
-        <w:t>Prediction: The arithmetic is correct, but the condition gap becomes hidden.</w:t>
-      </w:r>
-    </w:p>
-    <w:p>
-      <w:r>
+      <w:pPr>
+        <w:pStyle w:val="Heading3"/>
+      </w:pPr>
+      <w:r>
+        <w:t>Predicted result</w:t>
+      </w:r>
+    </w:p>
+    <w:p>
+      <w:pPr>
+        <w:spacing w:line="336" w:lineRule="auto" w:after="180"/>
+        <w:shd w:fill="F1F6FC"/>
+      </w:pPr>
+      <w:r>
+        <w:rPr>
+          <w:b/>
+        </w:rPr>
+        <w:t>Prediction</w:t>
+      </w:r>
+      <w:r>
+        <w:rPr>
+          <w:b w:val="0"/>
+        </w:rPr>
+        <w:t>: The arithmetic is correct, but the condition gap becomes hidden.</w:t>
+      </w:r>
+    </w:p>
+    <w:p>
+      <w:pPr>
+        <w:pStyle w:val="Heading3"/>
+      </w:pPr>
+      <w:r>
+        <w:t>Why the result follows</w:t>
+      </w:r>
+    </w:p>
+    <w:p>
+      <w:pPr>
+        <w:spacing w:line="336" w:lineRule="auto" w:after="180"/>
+        <w:shd w:fill="F1F6FC"/>
+      </w:pPr>
+      <w:r>
+        <w:rPr>
+          <w:b w:val="0"/>
+        </w:rPr>
         <w:t>Reason: Combining records discards the slice distinction relevant to the deployment goal.</w:t>
       </w:r>
     </w:p>
@@ -413,6 +740,11 @@
       </w:pPr>
       <w:r>
         <w:t>05. Words that unlock the idea</w:t>
+      </w:r>
+    </w:p>
+    <w:p>
+      <w:r>
+        <w:t>Use the vocabulary of Robustness across conditions to explain a concrete decision, rather than only memorising definitions.</w:t>
       </w:r>
     </w:p>
     <w:tbl>
@@ -550,17 +882,41 @@
     </w:p>
     <w:p>
       <w:r>
+        <w:t>Follow the worked trace for Robustness across conditions, predict a step, then compare with its explanation.</w:t>
+      </w:r>
+    </w:p>
+    <w:p>
+      <w:pPr>
+        <w:spacing w:line="336" w:lineRule="auto" w:after="180"/>
+      </w:pPr>
+      <w:r>
+        <w:rPr>
+          <w:b w:val="0"/>
+        </w:rPr>
         <w:t>Method passes9/10 on current sources and5/10 on outdated sources.</w:t>
       </w:r>
     </w:p>
     <w:p>
-      <w:r>
-        <w:t>90% versus50%; gap40 percentage points. Freshness condition is associated with lower quality here; inspect mechanisms before general causal claims.</w:t>
-      </w:r>
-    </w:p>
-    <w:p>
-      <w:r>
-        <w:t>Compare the intermediate evidence with the final statement. Explain why each number or decision follows from the stated inputs. The conclusion belongs to this scenario and procedure; changing the inputs, evaluation population or authority can change what it establishes. Retain the raw record so a later revision can be compared honestly.</w:t>
+      <w:pPr>
+        <w:spacing w:line="336" w:lineRule="auto" w:after="180"/>
+      </w:pPr>
+      <w:r>
+        <w:rPr>
+          <w:b w:val="0"/>
+        </w:rPr>
+        <w:t xml:space="preserve">90% versus50%; gap40 percentage points. Freshness condition is associated with lower quality here; inspect </w:t>
+      </w:r>
+      <w:r>
+        <w:rPr>
+          <w:b/>
+        </w:rPr>
+        <w:t>mechanism</w:t>
+      </w:r>
+      <w:r>
+        <w:rPr>
+          <w:b w:val="0"/>
+        </w:rPr>
+        <w:t>s before general causal claims.</w:t>
       </w:r>
     </w:p>
     <w:p>
@@ -568,11 +924,85 @@
         <w:pStyle w:val="Heading3"/>
       </w:pPr>
       <w:r>
+        <w:t>Worked explanation · Robustness across conditions</w:t>
+      </w:r>
+    </w:p>
+    <w:p>
+      <w:pPr>
+        <w:spacing w:line="336" w:lineRule="auto" w:after="180"/>
+        <w:shd w:fill="F1F6FC"/>
+      </w:pPr>
+      <w:r>
+        <w:rPr>
+          <w:b w:val="0"/>
+        </w:rPr>
+        <w:t xml:space="preserve">Compare the intermediate </w:t>
+      </w:r>
+      <w:r>
+        <w:rPr>
+          <w:b/>
+        </w:rPr>
+        <w:t>evidence</w:t>
+      </w:r>
+      <w:r>
+        <w:rPr>
+          <w:b w:val="0"/>
+        </w:rPr>
+        <w:t xml:space="preserve"> with the final statement. Explain why each number or decision follows from the stated </w:t>
+      </w:r>
+      <w:r>
+        <w:rPr>
+          <w:b/>
+        </w:rPr>
+        <w:t>input</w:t>
+      </w:r>
+      <w:r>
+        <w:rPr>
+          <w:b w:val="0"/>
+        </w:rPr>
+        <w:t>s.</w:t>
+      </w:r>
+    </w:p>
+    <w:p>
+      <w:pPr>
+        <w:spacing w:line="336" w:lineRule="auto" w:after="180"/>
+        <w:shd w:fill="F1F6FC"/>
+      </w:pPr>
+      <w:r>
+        <w:rPr>
+          <w:b w:val="0"/>
+        </w:rPr>
+        <w:t xml:space="preserve">The conclusion belongs to this scenario and procedure; changing the </w:t>
+      </w:r>
+      <w:r>
+        <w:rPr>
+          <w:b/>
+        </w:rPr>
+        <w:t>input</w:t>
+      </w:r>
+      <w:r>
+        <w:rPr>
+          <w:b w:val="0"/>
+        </w:rPr>
+        <w:t>s, evaluation population or authority can change what it establishes. Retain the raw record so a later revision can be compared honestly.</w:t>
+      </w:r>
+    </w:p>
+    <w:p>
+      <w:pPr>
+        <w:pStyle w:val="Heading3"/>
+      </w:pPr>
+      <w:r>
         <w:t>Learn from the worked case</w:t>
       </w:r>
     </w:p>
     <w:p>
-      <w:r>
+      <w:pPr>
+        <w:spacing w:line="336" w:lineRule="auto" w:after="180"/>
+      </w:pPr>
+      <w:r>
+        <w:rPr>
+          <w:b w:val="0"/>
+        </w:rPr>
         <w:t>Cover the result before checking it. Say what is given, choose the procedure, and follow one step at a time. Then uncover the result and explain your first mismatch. Ask why a step is allowed, not only what number it produces.</w:t>
       </w:r>
     </w:p>
@@ -585,7 +1015,13 @@
       </w:r>
     </w:p>
     <w:p>
-      <w:r>
+      <w:pPr>
+        <w:spacing w:line="336" w:lineRule="auto" w:after="180"/>
+      </w:pPr>
+      <w:r>
+        <w:rPr>
+          <w:b w:val="0"/>
+        </w:rPr>
         <w:t>Check robustness across conditions. A fixed classifier is tested separately on indoor and shaded outdoor cases.</w:t>
       </w:r>
     </w:p>
@@ -598,7 +1034,22 @@
       </w:r>
     </w:p>
     <w:p>
-      <w:r>
+      <w:pPr>
+        <w:pStyle w:val="Heading3"/>
+      </w:pPr>
+      <w:r>
+        <w:t>Supplied facts</w:t>
+      </w:r>
+    </w:p>
+    <w:p>
+      <w:pPr>
+        <w:spacing w:line="336" w:lineRule="auto" w:after="180"/>
+        <w:shd w:fill="F1F6FC"/>
+      </w:pPr>
+      <w:r>
+        <w:rPr>
+          <w:b w:val="0"/>
+        </w:rPr>
         <w:t>Indoor 7/8 correct; outdoor 3/8 correct. The rubric and frozen model are unchanged.</w:t>
       </w:r>
     </w:p>
@@ -798,7 +1249,22 @@
       </w:r>
     </w:p>
     <w:p>
-      <w:r>
+      <w:pPr>
+        <w:pStyle w:val="Heading3"/>
+      </w:pPr>
+      <w:r>
+        <w:t>Why the result follows</w:t>
+      </w:r>
+    </w:p>
+    <w:p>
+      <w:pPr>
+        <w:spacing w:line="336" w:lineRule="auto" w:after="180"/>
+        <w:shd w:fill="F1F6FC"/>
+      </w:pPr>
+      <w:r>
+        <w:rPr>
+          <w:b w:val="0"/>
+        </w:rPr>
         <w:t>Robustness asks whether behaviour survives relevant changes in conditions. A total score can hide a weak slice; keep the scenario and denominator visible.</w:t>
       </w:r>
     </w:p>
@@ -811,17 +1277,62 @@
       </w:r>
     </w:p>
     <w:p>
-      <w:r>
+      <w:pPr>
+        <w:pStyle w:val="Heading3"/>
+      </w:pPr>
+      <w:r>
+        <w:t>Keep the stated limit</w:t>
+      </w:r>
+    </w:p>
+    <w:p>
+      <w:pPr>
+        <w:spacing w:line="336" w:lineRule="auto" w:after="180"/>
+        <w:shd w:fill="FFF5E6"/>
+      </w:pPr>
+      <w:r>
+        <w:rPr>
+          <w:b w:val="0"/>
+        </w:rPr>
         <w:t>Eight cases per slice do not establish stable population rates or the reason for the difference.</w:t>
       </w:r>
     </w:p>
     <w:p>
-      <w:r>
+      <w:pPr>
+        <w:pStyle w:val="Heading3"/>
+      </w:pPr>
+      <w:r>
+        <w:t>Keep the stated limit</w:t>
+      </w:r>
+    </w:p>
+    <w:p>
+      <w:pPr>
+        <w:spacing w:line="336" w:lineRule="auto" w:after="180"/>
+        <w:shd w:fill="FFF5E6"/>
+      </w:pPr>
+      <w:r>
+        <w:rPr>
+          <w:b w:val="0"/>
+        </w:rPr>
         <w:t>Read the labelled picture: Calculate indoor, outdoor and combined rates. Which relevant weakness disappears from view when only the combined rate is reported?</w:t>
       </w:r>
     </w:p>
     <w:p>
-      <w:r>
+      <w:pPr>
+        <w:pStyle w:val="Heading3"/>
+      </w:pPr>
+      <w:r>
+        <w:t>Keep the stated limit</w:t>
+      </w:r>
+    </w:p>
+    <w:p>
+      <w:pPr>
+        <w:spacing w:line="336" w:lineRule="auto" w:after="180"/>
+        <w:shd w:fill="FFF5E6"/>
+      </w:pPr>
+      <w:r>
+        <w:rPr>
+          <w:b w:val="0"/>
+        </w:rPr>
         <w:t>Change one thing: Report only the combined 10/16=62.5%. Predict the result before checking the explanation. What remains the same?</w:t>
       </w:r>
     </w:p>
@@ -835,12 +1346,30 @@
     </w:p>
     <w:p>
       <w:r>
-        <w:t>Robustness is bounded by the tested variations and independent evidence policy.</w:t>
-      </w:r>
-    </w:p>
-    <w:p>
-      <w:r>
-        <w:t>A useful check asks what would make the reasoning fail. Distinguish a failure to execute the declared procedure from a weakness in the procedure itself. The first may require a correction; the second requires an explicitly revised method and new evidence. Preserve unsuccessful cases so an improved result cannot hide the original problem.</w:t>
+        <w:t>Find the unsupported step in the Robustness across conditions claim and explain a repair using the supplied evidence.</w:t>
+      </w:r>
+    </w:p>
+    <w:p>
+      <w:pPr>
+        <w:spacing w:line="336" w:lineRule="auto" w:after="180"/>
+      </w:pPr>
+      <w:r>
+        <w:rPr>
+          <w:b w:val="0"/>
+        </w:rPr>
+        <w:t xml:space="preserve">Robustness is bounded by the tested variations and independent </w:t>
+      </w:r>
+      <w:r>
+        <w:rPr>
+          <w:b/>
+        </w:rPr>
+        <w:t>evidence</w:t>
+      </w:r>
+      <w:r>
+        <w:rPr>
+          <w:b w:val="0"/>
+        </w:rPr>
+        <w:t xml:space="preserve"> policy.</w:t>
       </w:r>
     </w:p>
     <w:p>
@@ -848,6 +1377,50 @@
         <w:pStyle w:val="Heading3"/>
       </w:pPr>
       <w:r>
+        <w:t>Check the claim against the facts</w:t>
+      </w:r>
+    </w:p>
+    <w:p>
+      <w:pPr>
+        <w:spacing w:line="336" w:lineRule="auto" w:after="180"/>
+        <w:shd w:fill="FFF5E6"/>
+      </w:pPr>
+      <w:r>
+        <w:rPr>
+          <w:b w:val="0"/>
+        </w:rPr>
+        <w:t>A useful check asks what would make the reasoning fail. Distinguish a failure to execute the declared procedure from a weakness in the procedure itself.</w:t>
+      </w:r>
+    </w:p>
+    <w:p>
+      <w:pPr>
+        <w:spacing w:line="336" w:lineRule="auto" w:after="180"/>
+        <w:shd w:fill="FFF5E6"/>
+      </w:pPr>
+      <w:r>
+        <w:rPr>
+          <w:b w:val="0"/>
+        </w:rPr>
+        <w:t xml:space="preserve">The first may require a correction; the second requires an explicitly revised method and new </w:t>
+      </w:r>
+      <w:r>
+        <w:rPr>
+          <w:b/>
+        </w:rPr>
+        <w:t>evidence</w:t>
+      </w:r>
+      <w:r>
+        <w:rPr>
+          <w:b w:val="0"/>
+        </w:rPr>
+        <w:t>. Preserve unsuccessful cases so an improved result cannot hide the original problem.</w:t>
+      </w:r>
+    </w:p>
+    <w:p>
+      <w:pPr>
+        <w:pStyle w:val="Heading3"/>
+      </w:pPr>
+      <w:r>
         <w:t>Guided: restate the worked result, then name the assumption or limitation that prevents a broader conclusion.</w:t>
       </w:r>
     </w:p>
@@ -885,8 +1458,26 @@
       </w:r>
     </w:p>
     <w:p>
-      <w:r>
-        <w:t>A report omits this qualification: Robustness is bounded by the tested variations and independent evidence policy. Explain how omitting it could change a reader's interpretation, and write an accurate replacement.</w:t>
+      <w:pPr>
+        <w:spacing w:line="336" w:lineRule="auto" w:after="180"/>
+      </w:pPr>
+      <w:r>
+        <w:rPr>
+          <w:b w:val="0"/>
+        </w:rPr>
+        <w:t xml:space="preserve">A report omits this qualification: Robustness is bounded by the tested variations and independent </w:t>
+      </w:r>
+      <w:r>
+        <w:rPr>
+          <w:b/>
+        </w:rPr>
+        <w:t>evidence</w:t>
+      </w:r>
+      <w:r>
+        <w:rPr>
+          <w:b w:val="0"/>
+        </w:rPr>
+        <w:t xml:space="preserve"> policy. Explain how omitting it could change a reader's interpretation, and write an accurate replacement.</w:t>
       </w:r>
     </w:p>
     <w:p>
@@ -937,7 +1528,54 @@
     </w:p>
     <w:p>
       <w:r>
-        <w:t>Explain the weekly mechanism in your own words. Use the worked scenario to name its input, decision rule and output.</w:t>
+        <w:t>Practise Robustness across conditions with support, then explain the deciding step in your own words.</w:t>
+      </w:r>
+    </w:p>
+    <w:p>
+      <w:pPr>
+        <w:spacing w:line="336" w:lineRule="auto" w:after="180"/>
+      </w:pPr>
+      <w:r>
+        <w:rPr>
+          <w:b w:val="0"/>
+        </w:rPr>
+        <w:t xml:space="preserve">Explain the weekly </w:t>
+      </w:r>
+      <w:r>
+        <w:rPr>
+          <w:b/>
+        </w:rPr>
+        <w:t>mechanism</w:t>
+      </w:r>
+      <w:r>
+        <w:rPr>
+          <w:b w:val="0"/>
+        </w:rPr>
+        <w:t xml:space="preserve"> in your own words. Use the worked scenario to name its </w:t>
+      </w:r>
+      <w:r>
+        <w:rPr>
+          <w:b/>
+        </w:rPr>
+        <w:t>input</w:t>
+      </w:r>
+      <w:r>
+        <w:rPr>
+          <w:b w:val="0"/>
+        </w:rPr>
+        <w:t xml:space="preserve">, decision rule and </w:t>
+      </w:r>
+      <w:r>
+        <w:rPr>
+          <w:b/>
+        </w:rPr>
+        <w:t>output</w:t>
+      </w:r>
+      <w:r>
+        <w:rPr>
+          <w:b w:val="0"/>
+        </w:rPr>
+        <w:t>.</w:t>
       </w:r>
     </w:p>
     <w:p>
@@ -1010,8 +1648,26 @@
       </w:r>
     </w:p>
     <w:p>
-      <w:r>
-        <w:t>Use workbook W2 for the connected example “Robustness across conditions”. First fill the input and rule boxes. Try the middle steps before asking for a hint. After a hint, try the next step yourself.</w:t>
+      <w:pPr>
+        <w:spacing w:line="336" w:lineRule="auto" w:after="180"/>
+      </w:pPr>
+      <w:r>
+        <w:rPr>
+          <w:b w:val="0"/>
+        </w:rPr>
+        <w:t xml:space="preserve">Use workbook W2 for the connected example “Robustness across conditions”. First fill the </w:t>
+      </w:r>
+      <w:r>
+        <w:rPr>
+          <w:b/>
+        </w:rPr>
+        <w:t>input</w:t>
+      </w:r>
+      <w:r>
+        <w:rPr>
+          <w:b w:val="0"/>
+        </w:rPr>
+        <w:t xml:space="preserve"> and rule boxes. Try the middle steps before asking for a hint. After a hint, try the next step yourself.</w:t>
       </w:r>
     </w:p>
     <w:tbl>
@@ -1094,7 +1750,13 @@
       </w:tr>
     </w:tbl>
     <w:p>
-      <w:r>
+      <w:pPr>
+        <w:spacing w:line="336" w:lineRule="auto" w:after="180"/>
+      </w:pPr>
+      <w:r>
+        <w:rPr>
+          <w:b w:val="0"/>
+        </w:rPr>
         <w:t>Explain your trace to a partner. Your partner points to one step to check. Swap roles on the next case. Each person writes their own explanation.</w:t>
       </w:r>
     </w:p>
@@ -1107,12 +1769,35 @@
       </w:r>
     </w:p>
     <w:p>
-      <w:r>
-        <w:t>Use the worked case for Robustness across conditions. Proposed explanation: “The worked result establishes every future case”. Decide whether this explanation is supported. Point to the step or supplied fact that decides; explain your repair if needed.</w:t>
-      </w:r>
-    </w:p>
-    <w:p>
-      <w:r>
+      <w:pPr>
+        <w:spacing w:line="336" w:lineRule="auto" w:after="180"/>
+      </w:pPr>
+      <w:r>
+        <w:rPr>
+          <w:b w:val="0"/>
+        </w:rPr>
+        <w:t>Use the worked case for Robustness across conditions. Proposed explanation: “The worked result establishes every future case”. Decide whether this explanation is supported.</w:t>
+      </w:r>
+    </w:p>
+    <w:p>
+      <w:pPr>
+        <w:spacing w:line="336" w:lineRule="auto" w:after="180"/>
+      </w:pPr>
+      <w:r>
+        <w:rPr>
+          <w:b w:val="0"/>
+        </w:rPr>
+        <w:t>Point to the step or supplied fact that decides; explain your repair if needed.</w:t>
+      </w:r>
+    </w:p>
+    <w:p>
+      <w:pPr>
+        <w:spacing w:line="336" w:lineRule="auto" w:after="180"/>
+      </w:pPr>
+      <w:r>
+        <w:rPr>
+          <w:b w:val="0"/>
+        </w:rPr>
         <w:t>Answer on your own before discussion. If you are unsure, say which step you need help with.</w:t>
       </w:r>
     </w:p>
@@ -1125,7 +1810,14 @@
       </w:r>
     </w:p>
     <w:p>
-      <w:r>
+      <w:pPr>
+        <w:spacing w:line="336" w:lineRule="auto" w:after="180"/>
+        <w:shd w:fill="F5F1FB"/>
+      </w:pPr>
+      <w:r>
+        <w:rPr>
+          <w:b w:val="0"/>
+        </w:rPr>
         <w:t>Calculate indoor, outdoor and combined rates. Which relevant weakness disappears from view when only the combined rate is reported?</w:t>
       </w:r>
     </w:p>
@@ -1158,7 +1850,13 @@
       </w:r>
     </w:p>
     <w:p>
-      <w:r>
+      <w:pPr>
+        <w:spacing w:line="336" w:lineRule="auto" w:after="180"/>
+      </w:pPr>
+      <w:r>
+        <w:rPr>
+          <w:b w:val="0"/>
+        </w:rPr>
         <w:t>This is supported practice. Keep the separately named independent case for an attempt before feedback.</w:t>
       </w:r>
     </w:p>
@@ -1171,6 +1869,11 @@
       </w:r>
     </w:p>
     <w:p>
+      <w:r>
+        <w:t>Investigate Robustness across conditions. Record the prediction, actual observation or labelled paper trace, explanation and next test separately.</w:t>
+      </w:r>
+    </w:p>
+    <w:p>
       <w:pPr>
         <w:pStyle w:val="Heading3"/>
       </w:pPr>
@@ -1179,7 +1882,13 @@
       </w:r>
     </w:p>
     <w:p>
-      <w:r>
+      <w:pPr>
+        <w:spacing w:line="336" w:lineRule="auto" w:after="180"/>
+      </w:pPr>
+      <w:r>
+        <w:rPr>
+          <w:b w:val="0"/>
+        </w:rPr>
         <w:t>Method passes9/10 on current sources and5/10 on outdated sources. Show the intermediate steps and give the conclusion with its scope.</w:t>
       </w:r>
     </w:p>
@@ -1320,7 +2029,13 @@
       </w:tr>
     </w:tbl>
     <w:p>
-      <w:r>
+      <w:pPr>
+        <w:spacing w:line="336" w:lineRule="auto" w:after="180"/>
+      </w:pPr>
+      <w:r>
+        <w:rPr>
+          <w:b w:val="0"/>
+        </w:rPr>
         <w:t>On paper, trace the supplied procedure. If code is provided, predict before running it in a local practice file. Never write an expected answer as though it were an observed run.</w:t>
       </w:r>
     </w:p>
@@ -1333,7 +2048,13 @@
       </w:r>
     </w:p>
     <w:p>
-      <w:r>
+      <w:pPr>
+        <w:spacing w:line="336" w:lineRule="auto" w:after="180"/>
+      </w:pPr>
+      <w:r>
+        <w:rPr>
+          <w:b w:val="0"/>
+        </w:rPr>
         <w:t>Before trying: what do I expect, and why? While trying: which step could first go wrong? Afterwards: what did I actually observe, and what should change? Keep “not run” if you only traced the procedure.</w:t>
       </w:r>
     </w:p>
@@ -1346,6 +2067,11 @@
       </w:r>
     </w:p>
     <w:p>
+      <w:r>
+        <w:t>Move from recall to tracing, diagnosis and transfer in Robustness across conditions. Explain why each step is justified.</w:t>
+      </w:r>
+    </w:p>
+    <w:p>
       <w:pPr>
         <w:pStyle w:val="Heading3"/>
       </w:pPr>
@@ -1354,18 +2080,95 @@
       </w:r>
     </w:p>
     <w:p>
-      <w:r>
-        <w:t>Explain the weekly mechanism in your own words. Use the worked scenario to name its input, decision rule and output.</w:t>
-      </w:r>
-    </w:p>
-    <w:p>
-      <w:r>
-        <w:t>A report omits this qualification: Robustness is bounded by the tested variations and independent evidence policy. Explain how omitting it could change a reader's interpretation, and write an accurate replacement.</w:t>
-      </w:r>
-    </w:p>
-    <w:p>
-      <w:r>
-        <w:t>For the worked scenario, propose one additional case that could reveal a failure, describe its expected outcome before running it, and explain what would need to remain fixed for a fair comparison. Do not reuse W4 as a new final test after receiving feedback.</w:t>
+      <w:pPr>
+        <w:spacing w:line="336" w:lineRule="auto" w:after="180"/>
+      </w:pPr>
+      <w:r>
+        <w:rPr>
+          <w:b w:val="0"/>
+        </w:rPr>
+        <w:t xml:space="preserve">Explain the weekly </w:t>
+      </w:r>
+      <w:r>
+        <w:rPr>
+          <w:b/>
+        </w:rPr>
+        <w:t>mechanism</w:t>
+      </w:r>
+      <w:r>
+        <w:rPr>
+          <w:b w:val="0"/>
+        </w:rPr>
+        <w:t xml:space="preserve"> in your own words. Use the worked scenario to name its </w:t>
+      </w:r>
+      <w:r>
+        <w:rPr>
+          <w:b/>
+        </w:rPr>
+        <w:t>input</w:t>
+      </w:r>
+      <w:r>
+        <w:rPr>
+          <w:b w:val="0"/>
+        </w:rPr>
+        <w:t xml:space="preserve">, decision rule and </w:t>
+      </w:r>
+      <w:r>
+        <w:rPr>
+          <w:b/>
+        </w:rPr>
+        <w:t>output</w:t>
+      </w:r>
+      <w:r>
+        <w:rPr>
+          <w:b w:val="0"/>
+        </w:rPr>
+        <w:t>.</w:t>
+      </w:r>
+    </w:p>
+    <w:p>
+      <w:pPr>
+        <w:spacing w:line="336" w:lineRule="auto" w:after="180"/>
+      </w:pPr>
+      <w:r>
+        <w:rPr>
+          <w:b w:val="0"/>
+        </w:rPr>
+        <w:t xml:space="preserve">A report omits this qualification: Robustness is bounded by the tested variations and independent </w:t>
+      </w:r>
+      <w:r>
+        <w:rPr>
+          <w:b/>
+        </w:rPr>
+        <w:t>evidence</w:t>
+      </w:r>
+      <w:r>
+        <w:rPr>
+          <w:b w:val="0"/>
+        </w:rPr>
+        <w:t xml:space="preserve"> policy. Explain how omitting it could change a reader's interpretation, and write an accurate replacement.</w:t>
+      </w:r>
+    </w:p>
+    <w:p>
+      <w:pPr>
+        <w:spacing w:line="336" w:lineRule="auto" w:after="180"/>
+      </w:pPr>
+      <w:r>
+        <w:rPr>
+          <w:b w:val="0"/>
+        </w:rPr>
+        <w:t>For the worked scenario, propose one additional case that could reveal a failure, describe its expected outcome before running it, and explain what would need to remain fixed for a fair comparison.</w:t>
+      </w:r>
+    </w:p>
+    <w:p>
+      <w:pPr>
+        <w:spacing w:line="336" w:lineRule="auto" w:after="180"/>
+      </w:pPr>
+      <w:r>
+        <w:rPr>
+          <w:b w:val="0"/>
+        </w:rPr>
+        <w:t>Do not reuse W4 as a new final test after receiving feedback.</w:t>
       </w:r>
     </w:p>
     <w:p>
@@ -1411,7 +2214,77 @@
     </w:p>
     <w:p>
       <w:r>
-        <w:t>Add a labelled robustness across conditions evidence sheet to Reproducible AI Research Study. Show how you can explain the mechanism and terminology of robustness across conditions. Use the supplied fictional case and keep its inputs, intermediate steps, calculation or prediction, and limitation. Connect this record to last week’s record; a matching answer without a trace is insufficient.</w:t>
+        <w:t>Apply this week’s idea to Reproducible AI Research Study. Keep an annotated decision and the evidence supporting it.</w:t>
+      </w:r>
+    </w:p>
+    <w:p>
+      <w:pPr>
+        <w:spacing w:line="336" w:lineRule="auto" w:after="180"/>
+      </w:pPr>
+      <w:r>
+        <w:rPr>
+          <w:b w:val="0"/>
+        </w:rPr>
+        <w:t xml:space="preserve">Add a labelled robustness across conditions </w:t>
+      </w:r>
+      <w:r>
+        <w:rPr>
+          <w:b/>
+        </w:rPr>
+        <w:t>evidence</w:t>
+      </w:r>
+      <w:r>
+        <w:rPr>
+          <w:b w:val="0"/>
+        </w:rPr>
+        <w:t xml:space="preserve"> sheet to Reproducible AI Research Study. Show how you can explain the </w:t>
+      </w:r>
+      <w:r>
+        <w:rPr>
+          <w:b/>
+        </w:rPr>
+        <w:t>mechanism</w:t>
+      </w:r>
+      <w:r>
+        <w:rPr>
+          <w:b w:val="0"/>
+        </w:rPr>
+        <w:t xml:space="preserve"> and terminology of robustness across conditions.</w:t>
+      </w:r>
+    </w:p>
+    <w:p>
+      <w:pPr>
+        <w:spacing w:line="336" w:lineRule="auto" w:after="180"/>
+      </w:pPr>
+      <w:r>
+        <w:rPr>
+          <w:b w:val="0"/>
+        </w:rPr>
+        <w:t xml:space="preserve">Use the supplied fictional case and keep its </w:t>
+      </w:r>
+      <w:r>
+        <w:rPr>
+          <w:b/>
+        </w:rPr>
+        <w:t>input</w:t>
+      </w:r>
+      <w:r>
+        <w:rPr>
+          <w:b w:val="0"/>
+        </w:rPr>
+        <w:t xml:space="preserve">s, intermediate steps, calculation or </w:t>
+      </w:r>
+      <w:r>
+        <w:rPr>
+          <w:b/>
+        </w:rPr>
+        <w:t>prediction</w:t>
+      </w:r>
+      <w:r>
+        <w:rPr>
+          <w:b w:val="0"/>
+        </w:rPr>
+        <w:t>, and limitation. Connect this record to last week’s record; a matching answer without a trace is insufficient.</w:t>
       </w:r>
     </w:p>
     <w:tbl>
@@ -1539,7 +2412,13 @@
       </w:r>
     </w:p>
     <w:p>
-      <w:r>
+      <w:pPr>
+        <w:spacing w:line="336" w:lineRule="auto" w:after="180"/>
+      </w:pPr>
+      <w:r>
+        <w:rPr>
+          <w:b w:val="0"/>
+        </w:rPr>
         <w:t>For the Reproducible AI Research Study, retain an annotated worked trace and the changed-case reasoning. Connect the claim to its records, units and assumptions so another investigator can challenge or reproduce it.</w:t>
       </w:r>
     </w:p>
@@ -1553,7 +2432,29 @@
     </w:p>
     <w:p>
       <w:r>
-        <w:t>Complete the supported workbook tasks before attempting W4 independently. Record any hints or help used. After feedback, use the teacher's fresh retry rather than copying the earlier answer. For a project, select a relevant new case, predict the outcome from the declared rule and preserve the result alongside any revision.</w:t>
+        <w:t>Use a genuinely new case for independent evidence. Previously discussed examples remain practice; use the separately named independent case before feedback.</w:t>
+      </w:r>
+    </w:p>
+    <w:p>
+      <w:pPr>
+        <w:spacing w:line="336" w:lineRule="auto" w:after="180"/>
+      </w:pPr>
+      <w:r>
+        <w:rPr>
+          <w:b w:val="0"/>
+        </w:rPr>
+        <w:t>Complete the supported workbook tasks before attempting W4 independently. Record any hints or help used. After feedback, use the teacher's fresh retry rather than copying the earlier answer.</w:t>
+      </w:r>
+    </w:p>
+    <w:p>
+      <w:pPr>
+        <w:spacing w:line="336" w:lineRule="auto" w:after="180"/>
+      </w:pPr>
+      <w:r>
+        <w:rPr>
+          <w:b w:val="0"/>
+        </w:rPr>
+        <w:t>For a project, select a relevant new case, predict the outcome from the declared rule and preserve the result alongside any revision.</w:t>
       </w:r>
     </w:p>
     <w:p>
@@ -1590,8 +2491,25 @@
       </w:r>
     </w:p>
     <w:p>
-      <w:r>
-        <w:t>For the worked scenario, propose one additional case that could reveal a failure, describe its expected outcome before running it, and explain what would need to remain fixed for a fair comparison. Do not reuse W4 as a new final test after receiving feedback.</w:t>
+      <w:pPr>
+        <w:spacing w:line="336" w:lineRule="auto" w:after="180"/>
+      </w:pPr>
+      <w:r>
+        <w:rPr>
+          <w:b w:val="0"/>
+        </w:rPr>
+        <w:t>For the worked scenario, propose one additional case that could reveal a failure, describe its expected outcome before running it, and explain what would need to remain fixed for a fair comparison.</w:t>
+      </w:r>
+    </w:p>
+    <w:p>
+      <w:pPr>
+        <w:spacing w:line="336" w:lineRule="auto" w:after="180"/>
+      </w:pPr>
+      <w:r>
+        <w:rPr>
+          <w:b w:val="0"/>
+        </w:rPr>
+        <w:t>Do not reuse W4 as a new final test after receiving feedback.</w:t>
       </w:r>
     </w:p>
     <w:p>
@@ -1628,6 +2546,11 @@
       </w:pPr>
       <w:r>
         <w:t>13. Study a complete case</w:t>
+      </w:r>
+    </w:p>
+    <w:p>
+      <w:r>
+        <w:t>Revisit the complete Robustness across conditions case for supported practice. Repeated examples do not become fresh assessments.</w:t>
       </w:r>
     </w:p>
     <w:p>
@@ -1731,8 +2654,26 @@
       </w:r>
     </w:p>
     <w:p>
-      <w:r>
-        <w:t>Follow the input through the stated procedure to its result. Cover the result first, predict it, then explain every intermediate step. The text/table accompanies the figure so the example can be read without colour.</w:t>
+      <w:pPr>
+        <w:spacing w:line="336" w:lineRule="auto" w:after="180"/>
+      </w:pPr>
+      <w:r>
+        <w:rPr>
+          <w:b w:val="0"/>
+        </w:rPr>
+        <w:t xml:space="preserve">Follow the </w:t>
+      </w:r>
+      <w:r>
+        <w:rPr>
+          <w:b/>
+        </w:rPr>
+        <w:t>input</w:t>
+      </w:r>
+      <w:r>
+        <w:rPr>
+          <w:b w:val="0"/>
+        </w:rPr>
+        <w:t xml:space="preserve"> through the stated procedure to its result. Cover the result first, predict it, then explain every intermediate step. The text/table accompanies the figure so the example can be read without colour.</w:t>
       </w:r>
     </w:p>
     <w:p>
@@ -1782,6 +2723,11 @@
       </w:r>
     </w:p>
     <w:p>
+      <w:r>
+        <w:t>Attempt the reserved new case before feedback. Record support; the earlier examples below remain additional practice.</w:t>
+      </w:r>
+    </w:p>
+    <w:p>
       <w:pPr>
         <w:pStyle w:val="Heading3"/>
       </w:pPr>
@@ -1790,7 +2736,13 @@
       </w:r>
     </w:p>
     <w:p>
-      <w:r>
+      <w:pPr>
+        <w:spacing w:line="336" w:lineRule="auto" w:after="180"/>
+      </w:pPr>
+      <w:r>
+        <w:rPr>
+          <w:b w:val="0"/>
+        </w:rPr>
         <w:t>Baseline/candidate on conditionA:6/8, 7/8; conditionB:5/8, 4/8. Compare paired rates.</w:t>
       </w:r>
     </w:p>
@@ -1838,7 +2790,13 @@
       </w:r>
     </w:p>
     <w:p>
-      <w:r>
+      <w:pPr>
+        <w:spacing w:line="336" w:lineRule="auto" w:after="180"/>
+      </w:pPr>
+      <w:r>
+        <w:rPr>
+          <w:b w:val="0"/>
+        </w:rPr>
         <w:t>Attempt this case before feedback. Record any help. Earlier examples below are further practice; a case already practised with feedback cannot establish fresh transfer.</w:t>
       </w:r>
     </w:p>
@@ -1851,7 +2809,13 @@
       </w:r>
     </w:p>
     <w:p>
-      <w:r>
+      <w:pPr>
+        <w:spacing w:line="336" w:lineRule="auto" w:after="180"/>
+      </w:pPr>
+      <w:r>
+        <w:rPr>
+          <w:b w:val="0"/>
+        </w:rPr>
         <w:t>Baseline/candidate on conditionA:6/8, 7/8; conditionB:5/8, 4/8. Compare paired rates.</w:t>
       </w:r>
     </w:p>
@@ -1904,7 +2868,13 @@
       </w:r>
     </w:p>
     <w:p>
-      <w:r>
+      <w:pPr>
+        <w:spacing w:line="336" w:lineRule="auto" w:after="180"/>
+      </w:pPr>
+      <w:r>
+        <w:rPr>
+          <w:b w:val="0"/>
+        </w:rPr>
         <w:t>Record support used: none, hint or teacher explanation. After feedback, a different case is needed to demonstrate independence.</w:t>
       </w:r>
     </w:p>
@@ -1917,8 +2887,25 @@
       </w:r>
     </w:p>
     <w:p>
-      <w:r>
-        <w:t>Attempt the independent case before hints. Record whether you worked alone, used a hint or followed a model. After feedback, fix the first unsupported step and explain why it changed. A later check uses a changed case, not a copied answer.</w:t>
+      <w:pPr>
+        <w:spacing w:line="336" w:lineRule="auto" w:after="180"/>
+      </w:pPr>
+      <w:r>
+        <w:rPr>
+          <w:b w:val="0"/>
+        </w:rPr>
+        <w:t>Attempt the independent case before hints. Record whether you worked alone, used a hint or followed a model. After feedback, fix the first unsupported step and explain why it changed.</w:t>
+      </w:r>
+    </w:p>
+    <w:p>
+      <w:pPr>
+        <w:spacing w:line="336" w:lineRule="auto" w:after="180"/>
+      </w:pPr>
+      <w:r>
+        <w:rPr>
+          <w:b w:val="0"/>
+        </w:rPr>
+        <w:t>A later check uses a changed case, not a copied answer.</w:t>
       </w:r>
     </w:p>
     <w:p>
@@ -1931,6 +2918,17 @@
     </w:p>
     <w:p>
       <w:r>
+        <w:t>Use this map to navigate Robustness across conditions, connect the goals to tasks and keep one evidence record for each attempt.</w:t>
+      </w:r>
+    </w:p>
+    <w:p>
+      <w:pPr>
+        <w:spacing w:line="336" w:lineRule="auto" w:after="180"/>
+      </w:pPr>
+      <w:r>
+        <w:rPr>
+          <w:b w:val="0"/>
+        </w:rPr>
         <w:t>Start with this question: Check robustness across conditions. A fixed classifier is tested separately on indoor and shaded outdoor cases.</w:t>
       </w:r>
     </w:p>
@@ -2037,13 +3035,61 @@
       </w:tr>
     </w:tbl>
     <w:p>
-      <w:r>
-        <w:t>Remember → watch and explain → try with help → investigate → try independently → keep project evidence. Your teacher may spread this lesson across several classes.</w:t>
-      </w:r>
-    </w:p>
-    <w:p>
-      <w:r>
-        <w:t>Keep your first prediction. Compare it with what the evidence shows and explain any change.</w:t>
+      <w:pPr>
+        <w:spacing w:line="336" w:lineRule="auto" w:after="180"/>
+      </w:pPr>
+      <w:r>
+        <w:rPr>
+          <w:b w:val="0"/>
+        </w:rPr>
+        <w:t xml:space="preserve">Remember → watch and explain → try with help → investigate → try independently → keep project </w:t>
+      </w:r>
+      <w:r>
+        <w:rPr>
+          <w:b/>
+        </w:rPr>
+        <w:t>evidence</w:t>
+      </w:r>
+      <w:r>
+        <w:rPr>
+          <w:b w:val="0"/>
+        </w:rPr>
+        <w:t>. Your teacher may spread this lesson across several classes.</w:t>
+      </w:r>
+    </w:p>
+    <w:p>
+      <w:pPr>
+        <w:spacing w:line="336" w:lineRule="auto" w:after="180"/>
+      </w:pPr>
+      <w:r>
+        <w:rPr>
+          <w:b w:val="0"/>
+        </w:rPr>
+        <w:t xml:space="preserve">Keep your first </w:t>
+      </w:r>
+      <w:r>
+        <w:rPr>
+          <w:b/>
+        </w:rPr>
+        <w:t>prediction</w:t>
+      </w:r>
+      <w:r>
+        <w:rPr>
+          <w:b w:val="0"/>
+        </w:rPr>
+        <w:t xml:space="preserve">. Compare it with what the </w:t>
+      </w:r>
+      <w:r>
+        <w:rPr>
+          <w:b/>
+        </w:rPr>
+        <w:t>evidence</w:t>
+      </w:r>
+      <w:r>
+        <w:rPr>
+          <w:b w:val="0"/>
+        </w:rPr>
+        <w:t xml:space="preserve"> shows and explain any change.</w:t>
       </w:r>
     </w:p>
     <w:p>
@@ -2056,7 +3102,30 @@
     </w:p>
     <w:p>
       <w:r>
-        <w:t>Close your notes. Explain this goal in your own words: Explain the mechanism and terminology of robustness across conditions</w:t>
+        <w:t>Explain Robustness across conditions without notes, identify a remaining question and plan a later check with a changed case.</w:t>
+      </w:r>
+    </w:p>
+    <w:p>
+      <w:pPr>
+        <w:spacing w:line="336" w:lineRule="auto" w:after="180"/>
+      </w:pPr>
+      <w:r>
+        <w:rPr>
+          <w:b w:val="0"/>
+        </w:rPr>
+        <w:t xml:space="preserve">Close your notes. Explain this goal in your own words: Explain the </w:t>
+      </w:r>
+      <w:r>
+        <w:rPr>
+          <w:b/>
+        </w:rPr>
+        <w:t>mechanism</w:t>
+      </w:r>
+      <w:r>
+        <w:rPr>
+          <w:b w:val="0"/>
+        </w:rPr>
+        <w:t xml:space="preserve"> and terminology of robustness across conditions</w:t>
       </w:r>
     </w:p>
     <w:p>
@@ -2093,13 +3162,61 @@
       </w:r>
     </w:p>
     <w:p>
-      <w:r>
-        <w:t>If you are unsure, return to the worked picture and explain one arrow. If you are ready, change an input or assumption and justify your prediction.</w:t>
-      </w:r>
-    </w:p>
-    <w:p>
-      <w:r>
-        <w:t>Save your workbook evidence. At the next review, try a different case before opening your old answer.</w:t>
+      <w:pPr>
+        <w:spacing w:line="336" w:lineRule="auto" w:after="180"/>
+      </w:pPr>
+      <w:r>
+        <w:rPr>
+          <w:b w:val="0"/>
+        </w:rPr>
+        <w:t xml:space="preserve">If you are unsure, return to the worked picture and explain one arrow. If you are ready, change an </w:t>
+      </w:r>
+      <w:r>
+        <w:rPr>
+          <w:b/>
+        </w:rPr>
+        <w:t>input</w:t>
+      </w:r>
+      <w:r>
+        <w:rPr>
+          <w:b w:val="0"/>
+        </w:rPr>
+        <w:t xml:space="preserve"> or assumption and justify your </w:t>
+      </w:r>
+      <w:r>
+        <w:rPr>
+          <w:b/>
+        </w:rPr>
+        <w:t>prediction</w:t>
+      </w:r>
+      <w:r>
+        <w:rPr>
+          <w:b w:val="0"/>
+        </w:rPr>
+        <w:t>.</w:t>
+      </w:r>
+    </w:p>
+    <w:p>
+      <w:pPr>
+        <w:spacing w:line="336" w:lineRule="auto" w:after="180"/>
+      </w:pPr>
+      <w:r>
+        <w:rPr>
+          <w:b w:val="0"/>
+        </w:rPr>
+        <w:t xml:space="preserve">Save your workbook </w:t>
+      </w:r>
+      <w:r>
+        <w:rPr>
+          <w:b/>
+        </w:rPr>
+        <w:t>evidence</w:t>
+      </w:r>
+      <w:r>
+        <w:rPr>
+          <w:b w:val="0"/>
+        </w:rPr>
+        <w:t>. At the next review, try a different case before opening your old answer.</w:t>
       </w:r>
     </w:p>
     <w:p>
@@ -2112,11 +3229,28 @@
     </w:p>
     <w:p>
       <w:r>
+        <w:t>Attempt supported questions before using hints or feedback. Review a missing building block, then keep the completed work.</w:t>
+      </w:r>
+    </w:p>
+    <w:p>
+      <w:pPr>
+        <w:spacing w:line="336" w:lineRule="auto" w:after="180"/>
+      </w:pPr>
+      <w:r>
+        <w:rPr>
+          <w:b w:val="0"/>
+        </w:rPr>
         <w:t>Use this supported practice once, in the browser or on paper. Keep the reserved independent assessment for a separate first attempt before teacher feedback.</w:t>
       </w:r>
     </w:p>
     <w:p>
-      <w:r>
+      <w:pPr>
+        <w:spacing w:line="336" w:lineRule="auto" w:after="180"/>
+      </w:pPr>
+      <w:r>
+        <w:rPr>
+          <w:b w:val="0"/>
+        </w:rPr>
         <w:t>Check robustness across conditions. A fixed classifier is tested separately on indoor and shaded outdoor cases.</w:t>
       </w:r>
     </w:p>
@@ -2129,22 +3263,49 @@
       </w:r>
     </w:p>
     <w:p>
-      <w:r>
+      <w:pPr>
+        <w:spacing w:line="336" w:lineRule="auto" w:after="180"/>
+      </w:pPr>
+      <w:r>
+        <w:rPr>
+          <w:b w:val="0"/>
+        </w:rPr>
         <w:t>Which labelled step matches this detail? The large observed gap motivates investigation rather than claiming condition independence.</w:t>
       </w:r>
     </w:p>
     <w:p>
-      <w:r>
+      <w:pPr>
+        <w:spacing w:line="336" w:lineRule="auto" w:after="180"/>
+        <w:shd w:fill="F4F9FC"/>
+      </w:pPr>
+      <w:r>
+        <w:rPr>
+          <w:b w:val="0"/>
+        </w:rPr>
         <w:t>1. Name both slices</w:t>
       </w:r>
     </w:p>
     <w:p>
-      <w:r>
+      <w:pPr>
+        <w:spacing w:line="336" w:lineRule="auto" w:after="180"/>
+        <w:shd w:fill="F4F9FC"/>
+      </w:pPr>
+      <w:r>
+        <w:rPr>
+          <w:b w:val="0"/>
+        </w:rPr>
         <w:t>2. Compute rates</w:t>
       </w:r>
     </w:p>
     <w:p>
-      <w:r>
+      <w:pPr>
+        <w:spacing w:line="336" w:lineRule="auto" w:after="180"/>
+        <w:shd w:fill="F4F9FC"/>
+      </w:pPr>
+      <w:r>
+        <w:rPr>
+          <w:b w:val="0"/>
+        </w:rPr>
         <w:t>3. Bound robustness</w:t>
       </w:r>
     </w:p>
@@ -2182,41 +3343,143 @@
       </w:r>
     </w:p>
     <w:p>
-      <w:r>
+      <w:pPr>
+        <w:pStyle w:val="Heading3"/>
+      </w:pPr>
+      <w:r>
+        <w:t>Hint · try first</w:t>
+      </w:r>
+    </w:p>
+    <w:p>
+      <w:pPr>
+        <w:spacing w:line="336" w:lineRule="auto" w:after="180"/>
+        <w:shd w:fill="F1F6F8"/>
+      </w:pPr>
+      <w:r>
+        <w:rPr>
+          <w:b w:val="0"/>
+        </w:rPr>
         <w:t>Hint if needed: Read the steps in the pictorial case. Match the supplied detail to the stage that performs or records it.</w:t>
       </w:r>
     </w:p>
     <w:p>
-      <w:r>
-        <w:t>After your attempt, compare with the supported explanation: Bound robustness The large observed gap motivates investigation rather than claiming condition independence. Robustness asks whether behaviour survives relevant changes in conditions. A total score can hide a weak slice; keep the scenario and denominator visible.</w:t>
-      </w:r>
-    </w:p>
-    <w:p>
       <w:pPr>
         <w:pStyle w:val="Heading3"/>
       </w:pPr>
       <w:r>
+        <w:t>Feedback · compare after trying</w:t>
+      </w:r>
+    </w:p>
+    <w:p>
+      <w:pPr>
+        <w:spacing w:line="336" w:lineRule="auto" w:after="180"/>
+        <w:shd w:fill="F1F6FC"/>
+      </w:pPr>
+      <w:r>
+        <w:rPr>
+          <w:b w:val="0"/>
+        </w:rPr>
+        <w:t>After your attempt, compare with the supported explanation: Bound robustness The large observed gap motivates investigation rather than claiming condition independence.</w:t>
+      </w:r>
+    </w:p>
+    <w:p>
+      <w:pPr>
+        <w:spacing w:line="336" w:lineRule="auto" w:after="180"/>
+        <w:shd w:fill="F1F6FC"/>
+      </w:pPr>
+      <w:r>
+        <w:rPr>
+          <w:b w:val="0"/>
+        </w:rPr>
+        <w:t>Robustness asks whether behaviour survives relevant changes in conditions. A total score can hide a weak slice; keep the scenario and denominator visible.</w:t>
+      </w:r>
+    </w:p>
+    <w:p>
+      <w:pPr>
+        <w:pStyle w:val="Heading3"/>
+      </w:pPr>
+      <w:r>
         <w:t>Practice 2: explain the deciding evidence</w:t>
       </w:r>
     </w:p>
     <w:p>
-      <w:r>
+      <w:pPr>
+        <w:pStyle w:val="Heading3"/>
+      </w:pPr>
+      <w:r>
+        <w:t>Changed case · predict first</w:t>
+      </w:r>
+    </w:p>
+    <w:p>
+      <w:pPr>
+        <w:spacing w:line="336" w:lineRule="auto" w:after="180"/>
+        <w:shd w:fill="F5F1FB"/>
+      </w:pPr>
+      <w:r>
+        <w:rPr>
+          <w:b w:val="0"/>
+        </w:rPr>
         <w:t>Changed-case practice: Report only the combined 10/16=62.5%. Which conclusion is supported by the supplied facts?</w:t>
       </w:r>
     </w:p>
     <w:p>
-      <w:r>
+      <w:pPr>
+        <w:spacing w:line="336" w:lineRule="auto" w:after="180"/>
+        <w:shd w:fill="F4F9FC"/>
+      </w:pPr>
+      <w:r>
+        <w:rPr>
+          <w:b w:val="0"/>
+        </w:rPr>
         <w:t>1. The arithmetic is correct, but the condition gap becomes hidden.</w:t>
       </w:r>
     </w:p>
     <w:p>
-      <w:r>
-        <w:t>2. This one example guarantees correct results for every future input.</w:t>
-      </w:r>
-    </w:p>
-    <w:p>
-      <w:r>
-        <w:t>3. We can decide the result without examining the changed input or the procedure.</w:t>
+      <w:pPr>
+        <w:spacing w:line="336" w:lineRule="auto" w:after="180"/>
+        <w:shd w:fill="F4F9FC"/>
+      </w:pPr>
+      <w:r>
+        <w:rPr>
+          <w:b w:val="0"/>
+        </w:rPr>
+        <w:t xml:space="preserve">2. This one example guarantees correct results for every future </w:t>
+      </w:r>
+      <w:r>
+        <w:rPr>
+          <w:b/>
+        </w:rPr>
+        <w:t>input</w:t>
+      </w:r>
+      <w:r>
+        <w:rPr>
+          <w:b w:val="0"/>
+        </w:rPr>
+        <w:t>.</w:t>
+      </w:r>
+    </w:p>
+    <w:p>
+      <w:pPr>
+        <w:spacing w:line="336" w:lineRule="auto" w:after="180"/>
+        <w:shd w:fill="F4F9FC"/>
+      </w:pPr>
+      <w:r>
+        <w:rPr>
+          <w:b w:val="0"/>
+        </w:rPr>
+        <w:t xml:space="preserve">3. We can decide the result without examining the changed </w:t>
+      </w:r>
+      <w:r>
+        <w:rPr>
+          <w:b/>
+        </w:rPr>
+        <w:t>input</w:t>
+      </w:r>
+      <w:r>
+        <w:rPr>
+          <w:b w:val="0"/>
+        </w:rPr>
+        <w:t xml:space="preserve"> or the procedure.</w:t>
       </w:r>
     </w:p>
     <w:p>
@@ -2253,12 +3516,42 @@
       </w:r>
     </w:p>
     <w:p>
-      <w:r>
+      <w:pPr>
+        <w:pStyle w:val="Heading3"/>
+      </w:pPr>
+      <w:r>
+        <w:t>Hint · try first</w:t>
+      </w:r>
+    </w:p>
+    <w:p>
+      <w:pPr>
+        <w:spacing w:line="336" w:lineRule="auto" w:after="180"/>
+        <w:shd w:fill="F1F6F8"/>
+      </w:pPr>
+      <w:r>
+        <w:rPr>
+          <w:b w:val="0"/>
+        </w:rPr>
         <w:t>Hint if needed: Use the changed condition and the deciding step in the pictorial trace. The answer must say what follows from those facts.</w:t>
       </w:r>
     </w:p>
     <w:p>
-      <w:r>
+      <w:pPr>
+        <w:pStyle w:val="Heading3"/>
+      </w:pPr>
+      <w:r>
+        <w:t>Feedback · compare after trying</w:t>
+      </w:r>
+    </w:p>
+    <w:p>
+      <w:pPr>
+        <w:spacing w:line="336" w:lineRule="auto" w:after="180"/>
+        <w:shd w:fill="F1F6FC"/>
+      </w:pPr>
+      <w:r>
+        <w:rPr>
+          <w:b w:val="0"/>
+        </w:rPr>
         <w:t>After your attempt, compare with the supported explanation: The arithmetic is correct, but the condition gap becomes hidden. Combining records discards the slice distinction relevant to the deployment goal.</w:t>
       </w:r>
     </w:p>
@@ -2271,18 +3564,117 @@
       </w:r>
     </w:p>
     <w:p>
-      <w:r>
-        <w:t>Review Inspecting failures and anomalies (ai-7/26). Goal: Explain the mechanism and terminology of inspecting failures and anomalies. Short practice: Calculate mean and median for 2,2,2,10. What does the timeout log establish, and why is deleting that inconvenient record incompatible with the stated plan?. Return to this week and explain what you changed.</w:t>
-      </w:r>
-    </w:p>
-    <w:p>
-      <w:r>
-        <w:t>Review Reproducible environment and records (ai-7/24). Goal: Explain the mechanism and terminology of reproducible environment and records. Short practice: Trace the recorded mean for 2,4,6 and its changed result for 2,4,9. Which artefacts must accompany the output so another team can identify the exact run?. Return to this week and explain what you changed.</w:t>
-      </w:r>
-    </w:p>
-    <w:p>
-      <w:r>
-        <w:t>Review Predefining an analysis plan (ai-7/21). Goal: Explain the mechanism and terminology of predefining an analysis plan. Short practice: Apply the recorded exclusion rule. Can two readable model failures be removed, and how must a necessary later plan change be disclosed?. Return to this week and explain what you changed.</w:t>
+      <w:pPr>
+        <w:spacing w:line="336" w:lineRule="auto" w:after="180"/>
+      </w:pPr>
+      <w:r>
+        <w:rPr>
+          <w:b w:val="0"/>
+        </w:rPr>
+        <w:t xml:space="preserve">Review Inspecting failures and anomalies (ai-7/26). Goal: Explain the </w:t>
+      </w:r>
+      <w:r>
+        <w:rPr>
+          <w:b/>
+        </w:rPr>
+        <w:t>mechanism</w:t>
+      </w:r>
+      <w:r>
+        <w:rPr>
+          <w:b w:val="0"/>
+        </w:rPr>
+        <w:t xml:space="preserve"> and terminology of inspecting failures and anomalies. Short practice: Calculate mean and median for 2,2,2,10.</w:t>
+      </w:r>
+    </w:p>
+    <w:p>
+      <w:pPr>
+        <w:spacing w:line="336" w:lineRule="auto" w:after="180"/>
+      </w:pPr>
+      <w:r>
+        <w:rPr>
+          <w:b w:val="0"/>
+        </w:rPr>
+        <w:t>What does the timeout log establish, and why is deleting that inconvenient record incompatible with the stated plan?. Return to this week and explain what you changed.</w:t>
+      </w:r>
+    </w:p>
+    <w:p>
+      <w:pPr>
+        <w:spacing w:line="336" w:lineRule="auto" w:after="180"/>
+      </w:pPr>
+      <w:r>
+        <w:rPr>
+          <w:b w:val="0"/>
+        </w:rPr>
+        <w:t xml:space="preserve">Review Reproducible environment and records (ai-7/24). Goal: Explain the </w:t>
+      </w:r>
+      <w:r>
+        <w:rPr>
+          <w:b/>
+        </w:rPr>
+        <w:t>mechanism</w:t>
+      </w:r>
+      <w:r>
+        <w:rPr>
+          <w:b w:val="0"/>
+        </w:rPr>
+        <w:t xml:space="preserve"> and terminology of reproducible environment and records. Short practice: Trace the recorded mean for 2,4,6 and its changed result for 2,4,9.</w:t>
+      </w:r>
+    </w:p>
+    <w:p>
+      <w:pPr>
+        <w:spacing w:line="336" w:lineRule="auto" w:after="180"/>
+      </w:pPr>
+      <w:r>
+        <w:rPr>
+          <w:b w:val="0"/>
+        </w:rPr>
+        <w:t xml:space="preserve">Which artefacts must accompany the </w:t>
+      </w:r>
+      <w:r>
+        <w:rPr>
+          <w:b/>
+        </w:rPr>
+        <w:t>output</w:t>
+      </w:r>
+      <w:r>
+        <w:rPr>
+          <w:b w:val="0"/>
+        </w:rPr>
+        <w:t xml:space="preserve"> so another team can identify the exact run?. Return to this week and explain what you changed.</w:t>
+      </w:r>
+    </w:p>
+    <w:p>
+      <w:pPr>
+        <w:spacing w:line="336" w:lineRule="auto" w:after="180"/>
+      </w:pPr>
+      <w:r>
+        <w:rPr>
+          <w:b w:val="0"/>
+        </w:rPr>
+        <w:t xml:space="preserve">Review Predefining an analysis plan (ai-7/21). Goal: Explain the </w:t>
+      </w:r>
+      <w:r>
+        <w:rPr>
+          <w:b/>
+        </w:rPr>
+        <w:t>mechanism</w:t>
+      </w:r>
+      <w:r>
+        <w:rPr>
+          <w:b w:val="0"/>
+        </w:rPr>
+        <w:t xml:space="preserve"> and terminology of predefining an analysis plan. Short practice: Apply the recorded exclusion rule.</w:t>
+      </w:r>
+    </w:p>
+    <w:p>
+      <w:pPr>
+        <w:spacing w:line="336" w:lineRule="auto" w:after="180"/>
+      </w:pPr>
+      <w:r>
+        <w:rPr>
+          <w:b w:val="0"/>
+        </w:rPr>
+        <w:t>Can two readable model failures be removed, and how must a necessary later plan change be disclosed?. Return to this week and explain what you changed.</w:t>
       </w:r>
     </w:p>
     <w:p>
@@ -2294,8 +3686,521 @@
       </w:r>
     </w:p>
     <w:p>
-      <w:r>
-        <w:t>Use Download completed work in the hosted lesson to export your answers, reflections, practice feedback and code-run evidence. Open the HTML copy to read or print it. Drafts stay in this browser when storage is available; clear drafts on a shared device.</w:t>
+      <w:pPr>
+        <w:spacing w:line="336" w:lineRule="auto" w:after="180"/>
+      </w:pPr>
+      <w:r>
+        <w:rPr>
+          <w:b w:val="0"/>
+        </w:rPr>
+        <w:t xml:space="preserve">Use Download completed work in the hosted lesson to export your answers, reflections, practice feedback and code-run </w:t>
+      </w:r>
+      <w:r>
+        <w:rPr>
+          <w:b/>
+        </w:rPr>
+        <w:t>evidence</w:t>
+      </w:r>
+      <w:r>
+        <w:rPr>
+          <w:b w:val="0"/>
+        </w:rPr>
+        <w:t>. Open the HTML copy to read or print it.</w:t>
+      </w:r>
+    </w:p>
+    <w:p>
+      <w:pPr>
+        <w:spacing w:line="336" w:lineRule="auto" w:after="180"/>
+      </w:pPr>
+      <w:r>
+        <w:rPr>
+          <w:b w:val="0"/>
+        </w:rPr>
+        <w:t>Drafts stay in this browser when storage is available; clear drafts on a shared device.</w:t>
+      </w:r>
+    </w:p>
+    <w:p>
+      <w:pPr>
+        <w:pStyle w:val="Heading1"/>
+      </w:pPr>
+      <w:r>
+        <w:t>18. Visual concept journey</w:t>
+      </w:r>
+    </w:p>
+    <w:p>
+      <w:r>
+        <w:t>Explain each Robustness across conditions graphic using its labels, deciding evidence and relevant limitation.</w:t>
+      </w:r>
+    </w:p>
+    <w:p>
+      <w:pPr>
+        <w:pStyle w:val="Heading3"/>
+      </w:pPr>
+      <w:r>
+        <w:t>01. Robustness across conditions: the case</w:t>
+      </w:r>
+    </w:p>
+    <w:p>
+      <w:r>
+        <w:drawing>
+          <wp:inline xmlns:a="http://schemas.openxmlformats.org/drawingml/2006/main" xmlns:pic="http://schemas.openxmlformats.org/drawingml/2006/picture">
+            <wp:extent cx="5486400" cy="2834640"/>
+            <wp:docPr id="3" name="Picture 3" descr="Check robustness across conditions. A fixed classifier is tested separately on indoor and shaded outdoor cases. Supplied facts: Indoor 7/8 correct; outdoor 3/8 correct. The rubric and frozen model are unchanged."/>
+            <wp:cNvGraphicFramePr>
+              <a:graphicFrameLocks noChangeAspect="1"/>
+            </wp:cNvGraphicFramePr>
+            <a:graphic>
+              <a:graphicData uri="http://schemas.openxmlformats.org/drawingml/2006/picture">
+                <pic:pic>
+                  <pic:nvPicPr>
+                    <pic:cNvPr id="0" name="academy-story-ai-7-27-01.png"/>
+                    <pic:cNvPicPr/>
+                  </pic:nvPicPr>
+                  <pic:blipFill>
+                    <a:blip r:embed="rId11"/>
+                    <a:stretch>
+                      <a:fillRect/>
+                    </a:stretch>
+                  </pic:blipFill>
+                  <pic:spPr>
+                    <a:xfrm>
+                      <a:off x="0" y="0"/>
+                      <a:ext cx="5486400" cy="2834640"/>
+                    </a:xfrm>
+                    <a:prstGeom prst="rect"/>
+                  </pic:spPr>
+                </pic:pic>
+              </a:graphicData>
+            </a:graphic>
+          </wp:inline>
+        </w:drawing>
+      </w:r>
+    </w:p>
+    <w:p>
+      <w:pPr>
+        <w:spacing w:line="336" w:lineRule="auto" w:after="180"/>
+      </w:pPr>
+      <w:r>
+        <w:rPr>
+          <w:b w:val="0"/>
+        </w:rPr>
+        <w:t>Check robustness across conditions. A fixed classifier is tested separately on indoor and shaded outdoor cases. Supplied facts: Indoor 7/8 correct; outdoor 3/8 correct. The rubric and frozen model are unchanged.</w:t>
+      </w:r>
+    </w:p>
+    <w:p>
+      <w:pPr>
+        <w:spacing w:line="336" w:lineRule="auto" w:after="180"/>
+        <w:shd w:fill="F5F1FB"/>
+      </w:pPr>
+      <w:r>
+        <w:rPr>
+          <w:b w:val="0"/>
+        </w:rPr>
+        <w:t>Point to the given fact that matters most. Explain why it matters.</w:t>
+      </w:r>
+    </w:p>
+    <w:p>
+      <w:pPr>
+        <w:pStyle w:val="Heading3"/>
+      </w:pPr>
+      <w:r>
+        <w:t>02. Follow the deciding steps</w:t>
+      </w:r>
+    </w:p>
+    <w:p>
+      <w:r>
+        <w:drawing>
+          <wp:inline xmlns:a="http://schemas.openxmlformats.org/drawingml/2006/main" xmlns:pic="http://schemas.openxmlformats.org/drawingml/2006/picture">
+            <wp:extent cx="5486400" cy="3337560"/>
+            <wp:docPr id="4" name="Picture 4" descr="Name both slices: Each condition has eight labelled cases. → Compute rates: Indoor is 87.5%; outdoor is 37.5%. → Bound robustness: The large observed gap motivates investigation rather than claiming condition independence."/>
+            <wp:cNvGraphicFramePr>
+              <a:graphicFrameLocks noChangeAspect="1"/>
+            </wp:cNvGraphicFramePr>
+            <a:graphic>
+              <a:graphicData uri="http://schemas.openxmlformats.org/drawingml/2006/picture">
+                <pic:pic>
+                  <pic:nvPicPr>
+                    <pic:cNvPr id="0" name="academy-story-ai-7-27-02.png"/>
+                    <pic:cNvPicPr/>
+                  </pic:nvPicPr>
+                  <pic:blipFill>
+                    <a:blip r:embed="rId12"/>
+                    <a:stretch>
+                      <a:fillRect/>
+                    </a:stretch>
+                  </pic:blipFill>
+                  <pic:spPr>
+                    <a:xfrm>
+                      <a:off x="0" y="0"/>
+                      <a:ext cx="5486400" cy="3337560"/>
+                    </a:xfrm>
+                    <a:prstGeom prst="rect"/>
+                  </pic:spPr>
+                </pic:pic>
+              </a:graphicData>
+            </a:graphic>
+          </wp:inline>
+        </w:drawing>
+      </w:r>
+    </w:p>
+    <w:p>
+      <w:pPr>
+        <w:spacing w:line="336" w:lineRule="auto" w:after="180"/>
+      </w:pPr>
+      <w:r>
+        <w:rPr>
+          <w:b w:val="0"/>
+        </w:rPr>
+        <w:t>Name both slices: Each condition has eight labelled cases. → Compute rates: Indoor is 87.5%; outdoor is 37.5%. → Bound robustness: The large observed gap motivates investigation rather than claiming condition independence.</w:t>
+      </w:r>
+    </w:p>
+    <w:p>
+      <w:pPr>
+        <w:spacing w:line="336" w:lineRule="auto" w:after="180"/>
+        <w:shd w:fill="F5F1FB"/>
+      </w:pPr>
+      <w:r>
+        <w:rPr>
+          <w:b w:val="0"/>
+        </w:rPr>
+        <w:t xml:space="preserve">Point to each numbered stage and explain which recorded </w:t>
+      </w:r>
+      <w:r>
+        <w:rPr>
+          <w:b/>
+        </w:rPr>
+        <w:t>input</w:t>
+      </w:r>
+      <w:r>
+        <w:rPr>
+          <w:b w:val="0"/>
+        </w:rPr>
+        <w:t xml:space="preserve"> it uses.</w:t>
+      </w:r>
+    </w:p>
+    <w:p>
+      <w:pPr>
+        <w:pStyle w:val="Heading3"/>
+      </w:pPr>
+      <w:r>
+        <w:t>03. Fixed model across conditions</w:t>
+      </w:r>
+    </w:p>
+    <w:p>
+      <w:r>
+        <w:drawing>
+          <wp:inline xmlns:a="http://schemas.openxmlformats.org/drawingml/2006/main" xmlns:pic="http://schemas.openxmlformats.org/drawingml/2006/picture">
+            <wp:extent cx="5486400" cy="2834640"/>
+            <wp:docPr id="5" name="Picture 5" descr="Fixed model across conditions. Units: correct cases out of 8 per condition. Indoor: 7. Shaded outdoor: 3."/>
+            <wp:cNvGraphicFramePr>
+              <a:graphicFrameLocks noChangeAspect="1"/>
+            </wp:cNvGraphicFramePr>
+            <a:graphic>
+              <a:graphicData uri="http://schemas.openxmlformats.org/drawingml/2006/picture">
+                <pic:pic>
+                  <pic:nvPicPr>
+                    <pic:cNvPr id="0" name="academy-story-ai-7-27-03.png"/>
+                    <pic:cNvPicPr/>
+                  </pic:nvPicPr>
+                  <pic:blipFill>
+                    <a:blip r:embed="rId13"/>
+                    <a:stretch>
+                      <a:fillRect/>
+                    </a:stretch>
+                  </pic:blipFill>
+                  <pic:spPr>
+                    <a:xfrm>
+                      <a:off x="0" y="0"/>
+                      <a:ext cx="5486400" cy="2834640"/>
+                    </a:xfrm>
+                    <a:prstGeom prst="rect"/>
+                  </pic:spPr>
+                </pic:pic>
+              </a:graphicData>
+            </a:graphic>
+          </wp:inline>
+        </w:drawing>
+      </w:r>
+    </w:p>
+    <w:p>
+      <w:pPr>
+        <w:spacing w:line="336" w:lineRule="auto" w:after="180"/>
+      </w:pPr>
+      <w:r>
+        <w:rPr>
+          <w:b w:val="0"/>
+        </w:rPr>
+        <w:t>Fixed model across conditions. Units: correct cases out of 8 per condition. Indoor: 7. Shaded outdoor: 3.</w:t>
+      </w:r>
+    </w:p>
+    <w:p>
+      <w:pPr>
+        <w:spacing w:line="336" w:lineRule="auto" w:after="180"/>
+        <w:shd w:fill="F5F1FB"/>
+      </w:pPr>
+      <w:r>
+        <w:rPr>
+          <w:b w:val="0"/>
+        </w:rPr>
+        <w:t>Read the labels and values. Explain the relationship the model shows.</w:t>
+      </w:r>
+    </w:p>
+    <w:p>
+      <w:pPr>
+        <w:pStyle w:val="Heading3"/>
+      </w:pPr>
+      <w:r>
+        <w:t>04. Change one thing. Trace what follows.</w:t>
+      </w:r>
+    </w:p>
+    <w:p>
+      <w:r>
+        <w:drawing>
+          <wp:inline xmlns:a="http://schemas.openxmlformats.org/drawingml/2006/main" xmlns:pic="http://schemas.openxmlformats.org/drawingml/2006/picture">
+            <wp:extent cx="5486400" cy="3041904"/>
+            <wp:docPr id="6" name="Picture 6" descr="Original case: The large observed gap motivates investigation rather than claiming condition independence. Changed condition: Report only the combined 10/16=62.5%. Expected result: The arithmetic is correct, but the condition gap becomes hidden. Reason: Combining records discards the slice distinction relevant to the deployment goal."/>
+            <wp:cNvGraphicFramePr>
+              <a:graphicFrameLocks noChangeAspect="1"/>
+            </wp:cNvGraphicFramePr>
+            <a:graphic>
+              <a:graphicData uri="http://schemas.openxmlformats.org/drawingml/2006/picture">
+                <pic:pic>
+                  <pic:nvPicPr>
+                    <pic:cNvPr id="0" name="academy-story-ai-7-27-04.png"/>
+                    <pic:cNvPicPr/>
+                  </pic:nvPicPr>
+                  <pic:blipFill>
+                    <a:blip r:embed="rId14"/>
+                    <a:stretch>
+                      <a:fillRect/>
+                    </a:stretch>
+                  </pic:blipFill>
+                  <pic:spPr>
+                    <a:xfrm>
+                      <a:off x="0" y="0"/>
+                      <a:ext cx="5486400" cy="3041904"/>
+                    </a:xfrm>
+                    <a:prstGeom prst="rect"/>
+                  </pic:spPr>
+                </pic:pic>
+              </a:graphicData>
+            </a:graphic>
+          </wp:inline>
+        </w:drawing>
+      </w:r>
+    </w:p>
+    <w:p>
+      <w:pPr>
+        <w:spacing w:line="336" w:lineRule="auto" w:after="180"/>
+      </w:pPr>
+      <w:r>
+        <w:rPr>
+          <w:b w:val="0"/>
+        </w:rPr>
+        <w:t>Original case: The large observed gap motivates investigation rather than claiming condition independence. Changed condition: Report only the combined 10/16=62.5%.</w:t>
+      </w:r>
+    </w:p>
+    <w:p>
+      <w:pPr>
+        <w:spacing w:line="336" w:lineRule="auto" w:after="180"/>
+      </w:pPr>
+      <w:r>
+        <w:rPr>
+          <w:b w:val="0"/>
+        </w:rPr>
+        <w:t>Expected result: The arithmetic is correct, but the condition gap becomes hidden. Reason: Combining records discards the slice distinction relevant to the deployment goal.</w:t>
+      </w:r>
+    </w:p>
+    <w:p>
+      <w:pPr>
+        <w:spacing w:line="336" w:lineRule="auto" w:after="180"/>
+        <w:shd w:fill="F5F1FB"/>
+      </w:pPr>
+      <w:r>
+        <w:rPr>
+          <w:b w:val="0"/>
+        </w:rPr>
+        <w:t>Predict before checking the worked changed-case result. Name what changed and what the supplied facts allow you to conclude.</w:t>
+      </w:r>
+    </w:p>
+    <w:p>
+      <w:pPr>
+        <w:pStyle w:val="Heading3"/>
+      </w:pPr>
+      <w:r>
+        <w:t>05. Connect the explanation to its limit</w:t>
+      </w:r>
+    </w:p>
+    <w:p>
+      <w:r>
+        <w:drawing>
+          <wp:inline xmlns:a="http://schemas.openxmlformats.org/drawingml/2006/main" xmlns:pic="http://schemas.openxmlformats.org/drawingml/2006/picture">
+            <wp:extent cx="5486400" cy="2834640"/>
+            <wp:docPr id="7" name="Picture 7" descr="Robustness asks whether behaviour survives relevant changes in conditions. A total score can hide a weak slice; keep the scenario and denominator visible. Limit: Eight cases per slice do not establish stable population rates or the reason for the difference."/>
+            <wp:cNvGraphicFramePr>
+              <a:graphicFrameLocks noChangeAspect="1"/>
+            </wp:cNvGraphicFramePr>
+            <a:graphic>
+              <a:graphicData uri="http://schemas.openxmlformats.org/drawingml/2006/picture">
+                <pic:pic>
+                  <pic:nvPicPr>
+                    <pic:cNvPr id="0" name="academy-story-ai-7-27-05.png"/>
+                    <pic:cNvPicPr/>
+                  </pic:nvPicPr>
+                  <pic:blipFill>
+                    <a:blip r:embed="rId15"/>
+                    <a:stretch>
+                      <a:fillRect/>
+                    </a:stretch>
+                  </pic:blipFill>
+                  <pic:spPr>
+                    <a:xfrm>
+                      <a:off x="0" y="0"/>
+                      <a:ext cx="5486400" cy="2834640"/>
+                    </a:xfrm>
+                    <a:prstGeom prst="rect"/>
+                  </pic:spPr>
+                </pic:pic>
+              </a:graphicData>
+            </a:graphic>
+          </wp:inline>
+        </w:drawing>
+      </w:r>
+    </w:p>
+    <w:p>
+      <w:pPr>
+        <w:spacing w:line="336" w:lineRule="auto" w:after="180"/>
+      </w:pPr>
+      <w:r>
+        <w:rPr>
+          <w:b w:val="0"/>
+        </w:rPr>
+        <w:t>Robustness asks whether behaviour survives relevant changes in conditions. A total score can hide a weak slice; keep the scenario and denominator visible.</w:t>
+      </w:r>
+    </w:p>
+    <w:p>
+      <w:pPr>
+        <w:spacing w:line="336" w:lineRule="auto" w:after="180"/>
+      </w:pPr>
+      <w:r>
+        <w:rPr>
+          <w:b w:val="0"/>
+        </w:rPr>
+        <w:t>Limit: Eight cases per slice do not establish stable population rates or the reason for the difference.</w:t>
+      </w:r>
+    </w:p>
+    <w:p>
+      <w:pPr>
+        <w:spacing w:line="336" w:lineRule="auto" w:after="180"/>
+        <w:shd w:fill="F5F1FB"/>
+      </w:pPr>
+      <w:r>
+        <w:rPr>
+          <w:b w:val="0"/>
+        </w:rPr>
+        <w:t>Explain the case, then point to a limit on the claim.</w:t>
+      </w:r>
+    </w:p>
+    <w:p>
+      <w:pPr>
+        <w:pStyle w:val="Heading3"/>
+      </w:pPr>
+      <w:r>
+        <w:t>06. Make the idea visible in your project</w:t>
+      </w:r>
+    </w:p>
+    <w:p>
+      <w:r>
+        <w:drawing>
+          <wp:inline xmlns:a="http://schemas.openxmlformats.org/drawingml/2006/main" xmlns:pic="http://schemas.openxmlformats.org/drawingml/2006/picture">
+            <wp:extent cx="5486400" cy="3681984"/>
+            <wp:docPr id="8" name="Picture 8" descr="For the Reproducible AI Research Study, retain an annotated worked trace and the changed-case reasoning. Connect the claim to its records, units and assumptions so another investigator can challenge or reproduce it. Draw your input, deciding step, result and limit. Supported question: Calculate indoor, outdoor and combined rates. Which relevant weakness disappears from view when only the combined rate is reported?"/>
+            <wp:cNvGraphicFramePr>
+              <a:graphicFrameLocks noChangeAspect="1"/>
+            </wp:cNvGraphicFramePr>
+            <a:graphic>
+              <a:graphicData uri="http://schemas.openxmlformats.org/drawingml/2006/picture">
+                <pic:pic>
+                  <pic:nvPicPr>
+                    <pic:cNvPr id="0" name="academy-story-ai-7-27-06.png"/>
+                    <pic:cNvPicPr/>
+                  </pic:nvPicPr>
+                  <pic:blipFill>
+                    <a:blip r:embed="rId16"/>
+                    <a:stretch>
+                      <a:fillRect/>
+                    </a:stretch>
+                  </pic:blipFill>
+                  <pic:spPr>
+                    <a:xfrm>
+                      <a:off x="0" y="0"/>
+                      <a:ext cx="5486400" cy="3681984"/>
+                    </a:xfrm>
+                    <a:prstGeom prst="rect"/>
+                  </pic:spPr>
+                </pic:pic>
+              </a:graphicData>
+            </a:graphic>
+          </wp:inline>
+        </w:drawing>
+      </w:r>
+    </w:p>
+    <w:p>
+      <w:pPr>
+        <w:spacing w:line="336" w:lineRule="auto" w:after="180"/>
+      </w:pPr>
+      <w:r>
+        <w:rPr>
+          <w:b w:val="0"/>
+        </w:rPr>
+        <w:t>For the Reproducible AI Research Study, retain an annotated worked trace and the changed-case reasoning. Connect the claim to its records, units and assumptions so another investigator can challenge or reproduce it.</w:t>
+      </w:r>
+    </w:p>
+    <w:p>
+      <w:pPr>
+        <w:spacing w:line="336" w:lineRule="auto" w:after="180"/>
+      </w:pPr>
+      <w:r>
+        <w:rPr>
+          <w:b w:val="0"/>
+        </w:rPr>
+        <w:t xml:space="preserve">Draw your </w:t>
+      </w:r>
+      <w:r>
+        <w:rPr>
+          <w:b/>
+        </w:rPr>
+        <w:t>input</w:t>
+      </w:r>
+      <w:r>
+        <w:rPr>
+          <w:b w:val="0"/>
+        </w:rPr>
+        <w:t>, deciding step, result and limit. Supported question: Calculate indoor, outdoor and combined rates. Which relevant weakness disappears from view when only the combined rate is reported?</w:t>
+      </w:r>
+    </w:p>
+    <w:p>
+      <w:pPr>
+        <w:spacing w:line="336" w:lineRule="auto" w:after="180"/>
+        <w:shd w:fill="F5F1FB"/>
+      </w:pPr>
+      <w:r>
+        <w:rPr>
+          <w:b w:val="0"/>
+        </w:rPr>
+        <w:t xml:space="preserve">Draw your project trace and justify the deciding step using </w:t>
+      </w:r>
+      <w:r>
+        <w:rPr>
+          <w:b/>
+        </w:rPr>
+        <w:t>evidence</w:t>
+      </w:r>
+      <w:r>
+        <w:rPr>
+          <w:b w:val="0"/>
+        </w:rPr>
+        <w:t>.</w:t>
       </w:r>
     </w:p>
     <w:sectPr>

--- a/downloads/student/ai-7-week-27.docx
+++ b/downloads/student/ai-7-week-27.docx
@@ -507,7 +507,7 @@
           </w:tcPr>
           <w:p>
             <w:r>
-              <w:t>90% versus50%; gap40 percentage points. Freshness condition is associated with lower quality here; inspect mechanisms before general causal claims.</w:t>
+              <w:t>90% versus50%; gap40 percentage points. The outdated-source condition is associated with lower quality here; inspect mechanisms before general causal claims.</w:t>
             </w:r>
           </w:p>
         </w:tc>
@@ -904,7 +904,7 @@
         <w:rPr>
           <w:b w:val="0"/>
         </w:rPr>
-        <w:t xml:space="preserve">90% versus50%; gap40 percentage points. Freshness condition is associated with lower quality here; inspect </w:t>
+        <w:t xml:space="preserve">90% versus50%; gap40 percentage points. The outdated-source condition is associated with lower quality here; inspect </w:t>
       </w:r>
       <w:r>
         <w:rPr>
@@ -2642,7 +2642,7 @@
           </w:tcPr>
           <w:p>
             <w:r>
-              <w:t>90% versus50%; gap40 percentage points. Freshness condition is associated with lower quality here; inspect mechanisms before general causal claims.</w:t>
+              <w:t>90% versus50%; gap40 percentage points. The outdated-source condition is associated with lower quality here; inspect mechanisms before general causal claims.</w:t>
             </w:r>
           </w:p>
         </w:tc>

--- a/downloads/student/ai-7-week-27.docx
+++ b/downloads/student/ai-7-week-27.docx
@@ -25,12 +25,17 @@
         <w:pStyle w:val="Heading1"/>
       </w:pPr>
       <w:r>
-        <w:t>Before you start</w:t>
-      </w:r>
-    </w:p>
-    <w:p>
-      <w:r>
-        <w:t>Recall Inspecting failures and anomalies. Explain why a recorded result needs its input conditions and evidence source before it can support a claim.</w:t>
+        <w:t>Keep condition-specific results visible when checking robustness</w:t>
+      </w:r>
+    </w:p>
+    <w:p>
+      <w:r>
+        <w:t>Compare frozen procedures across declared conditions without replacing slices with one pooled score.</w:t>
+      </w:r>
+    </w:p>
+    <w:p>
+      <w:r>
+        <w:t>Question and contract → complete main ledger → separate picture → boundary probes → investigation → independent attempt.</w:t>
       </w:r>
     </w:p>
     <w:p>
@@ -38,20 +43,20 @@
         <w:pStyle w:val="Heading1"/>
       </w:pPr>
       <w:r>
-        <w:t>01. Your mission</w:t>
-      </w:r>
-    </w:p>
-    <w:p>
-      <w:r>
-        <w:t>Start with the target: Explain the mechanism and terminology of robustness across conditions. Try the recall before opening notes.</w:t>
-      </w:r>
-    </w:p>
-    <w:p>
-      <w:pPr>
-        <w:pStyle w:val="Heading3"/>
-      </w:pPr>
-      <w:r>
-        <w:t>Your learning target</w:t>
+        <w:t>01. Keep condition-specific results visible when checking robustness</w:t>
+      </w:r>
+    </w:p>
+    <w:p>
+      <w:r>
+        <w:t>Compare frozen procedures across declared conditions without replacing slices with one pooled score.</w:t>
+      </w:r>
+    </w:p>
+    <w:p>
+      <w:pPr>
+        <w:pStyle w:val="Heading2"/>
+      </w:pPr>
+      <w:r>
+        <w:t>Learning goals</w:t>
       </w:r>
     </w:p>
     <w:p>
@@ -101,10 +106,10 @@
     </w:p>
     <w:p>
       <w:pPr>
-        <w:pStyle w:val="Heading3"/>
-      </w:pPr>
-      <w:r>
-        <w:t>Remember before reading</w:t>
+        <w:pStyle w:val="Heading2"/>
+      </w:pPr>
+      <w:r>
+        <w:t>Retrieve before reading</w:t>
       </w:r>
     </w:p>
     <w:p>
@@ -176,6 +181,88 @@
     </w:p>
     <w:p>
       <w:pPr>
+        <w:pStyle w:val="Heading2"/>
+      </w:pPr>
+      <w:r>
+        <w:t>Starting explanation</w:t>
+      </w:r>
+    </w:p>
+    <w:p>
+      <w:pPr>
+        <w:pStyle w:val="ListBullet"/>
+      </w:pPr>
+      <w:r>
+        <w:t>Recall Inspecting failures and anomalies. Explain why a recorded result needs its input conditions and evidence source before it can support a claim.</w:t>
+      </w:r>
+    </w:p>
+    <w:p>
+      <w:pPr>
+        <w:pStyle w:val="Heading3"/>
+      </w:pPr>
+      <w:r>
+        <w:t>My starting explanation</w:t>
+      </w:r>
+    </w:p>
+    <w:p>
+      <w:r>
+        <w:t>________________________________________________________________</w:t>
+      </w:r>
+    </w:p>
+    <w:p>
+      <w:r>
+        <w:t>________________________________________________________________</w:t>
+      </w:r>
+    </w:p>
+    <w:p>
+      <w:r>
+        <w:t>________________________________________________________________</w:t>
+      </w:r>
+    </w:p>
+    <w:p>
+      <w:pPr>
+        <w:pStyle w:val="Heading2"/>
+      </w:pPr>
+      <w:r>
+        <w:t>End goal</w:t>
+      </w:r>
+    </w:p>
+    <w:p>
+      <w:pPr>
+        <w:spacing w:line="336" w:lineRule="auto" w:after="180"/>
+      </w:pPr>
+      <w:r>
+        <w:rPr>
+          <w:b w:val="0"/>
+        </w:rPr>
+        <w:t>Explain robustness across conditions using the records and boundaries of this fictional investigation.</w:t>
+      </w:r>
+    </w:p>
+    <w:p>
+      <w:pPr>
+        <w:pStyle w:val="Heading2"/>
+      </w:pPr>
+      <w:r>
+        <w:t>Earlier wording, alternatives and picture transcripts · reference / check after trying</w:t>
+      </w:r>
+    </w:p>
+    <w:p>
+      <w:pPr>
+        <w:pStyle w:val="Heading3"/>
+      </w:pPr>
+      <w:r>
+        <w:t>Your learning target</w:t>
+      </w:r>
+    </w:p>
+    <w:p>
+      <w:pPr>
+        <w:pStyle w:val="Heading3"/>
+      </w:pPr>
+      <w:r>
+        <w:t>Remember before reading</w:t>
+      </w:r>
+    </w:p>
+    <w:p>
+      <w:pPr>
         <w:spacing w:line="336" w:lineRule="auto" w:after="180"/>
       </w:pPr>
       <w:r>
@@ -240,13 +327,615 @@
     </w:p>
     <w:p>
       <w:pPr>
+        <w:pStyle w:val="Heading3"/>
+      </w:pPr>
+      <w:r>
+        <w:t>This week’s end goal</w:t>
+      </w:r>
+    </w:p>
+    <w:p>
+      <w:pPr>
+        <w:pStyle w:val="Heading1"/>
+      </w:pPr>
+      <w:r>
+        <w:t>02. Understand the question and evidence contract</w:t>
+      </w:r>
+    </w:p>
+    <w:p>
+      <w:r>
+        <w:t>Compare frozen procedures across declared conditions without replacing slices with one pooled score.</w:t>
+      </w:r>
+    </w:p>
+    <w:p>
+      <w:pPr>
+        <w:pStyle w:val="Heading2"/>
+      </w:pPr>
+      <w:r>
+        <w:t>Start with the research problem</w:t>
+      </w:r>
+    </w:p>
+    <w:p>
+      <w:pPr>
         <w:spacing w:line="336" w:lineRule="auto" w:after="180"/>
       </w:pPr>
       <w:r>
         <w:rPr>
           <w:b w:val="0"/>
         </w:rPr>
-        <w:t xml:space="preserve">Recall Inspecting failures and anomalies. Explain why a recorded result needs its </w:t>
+        <w:t>A method can do well in one setting and poorly in another. Robustness checks ask how the frozen procedure behaves across relevant declared conditions, using aligned scoring, eligibility and baselines. Report each slice and its denominator before any overall total. A difference identifies a pattern to investigate, not its cause.</w:t>
+      </w:r>
+    </w:p>
+    <w:p>
+      <w:pPr>
+        <w:spacing w:line="336" w:lineRule="auto" w:after="180"/>
+      </w:pPr>
+      <w:r>
+        <w:rPr>
+          <w:b w:val="0"/>
+        </w:rPr>
+        <w:t>A pooled score can conceal a weak condition, especially when the mix of cases differs from the intended use.</w:t>
+      </w:r>
+    </w:p>
+    <w:p>
+      <w:pPr>
+        <w:pStyle w:val="Heading2"/>
+      </w:pPr>
+      <w:r>
+        <w:t>Original concept explanation</w:t>
+      </w:r>
+    </w:p>
+    <w:p>
+      <w:pPr>
+        <w:spacing w:line="336" w:lineRule="auto" w:after="180"/>
+      </w:pPr>
+      <w:r>
+        <w:rPr>
+          <w:b/>
+        </w:rPr>
+        <w:t>Robustness check</w:t>
+      </w:r>
+      <w:r>
+        <w:rPr>
+          <w:b w:val="0"/>
+        </w:rPr>
+        <w:t>s examine a frozen procedure under declared varied conditions. Performance differences do not by themselves identify cause.</w:t>
+      </w:r>
+    </w:p>
+    <w:p>
+      <w:pPr>
+        <w:pStyle w:val="Heading2"/>
+      </w:pPr>
+      <w:r>
+        <w:t>Complete case inputs, rules and limits</w:t>
+      </w:r>
+    </w:p>
+    <w:tbl>
+      <w:tblPr>
+        <w:tblStyle w:val="LightShading-Accent1"/>
+        <w:tblW w:type="auto" w:w="0"/>
+        <w:tblLook w:firstColumn="1" w:firstRow="1" w:lastColumn="0" w:lastRow="0" w:noHBand="0" w:noVBand="1" w:val="04A0"/>
+      </w:tblPr>
+      <w:tblGrid>
+        <w:gridCol w:w="5112"/>
+        <w:gridCol w:w="5112"/>
+      </w:tblGrid>
+      <w:tr>
+        <w:trPr>
+          <w:tblHeader/>
+        </w:trPr>
+        <w:tc>
+          <w:tcPr>
+            <w:tcW w:type="dxa" w:w="5112"/>
+          </w:tcPr>
+          <w:p>
+            <w:r>
+              <w:t>Robustness item</w:t>
+            </w:r>
+          </w:p>
+        </w:tc>
+        <w:tc>
+          <w:tcPr>
+            <w:tcW w:type="dxa" w:w="5112"/>
+          </w:tcPr>
+          <w:p>
+            <w:r>
+              <w:t>Complete supplied exercise contract</w:t>
+            </w:r>
+          </w:p>
+        </w:tc>
+      </w:tr>
+      <w:tr>
+        <w:tc>
+          <w:tcPr>
+            <w:tcW w:type="dxa" w:w="5112"/>
+          </w:tcPr>
+          <w:p>
+            <w:r>
+              <w:t>Main condition counts</w:t>
+            </w:r>
+          </w:p>
+        </w:tc>
+        <w:tc>
+          <w:tcPr>
+            <w:tcW w:type="dxa" w:w="5112"/>
+          </w:tcPr>
+          <w:p>
+            <w:r>
+              <w:t>Current sources: 9/10 pass; outdated sources: 5/10</w:t>
+            </w:r>
+          </w:p>
+        </w:tc>
+      </w:tr>
+      <w:tr>
+        <w:tc>
+          <w:tcPr>
+            <w:tcW w:type="dxa" w:w="5112"/>
+          </w:tcPr>
+          <w:p>
+            <w:r>
+              <w:t>Main interpretation</w:t>
+            </w:r>
+          </w:p>
+        </w:tc>
+        <w:tc>
+          <w:tcPr>
+            <w:tcW w:type="dxa" w:w="5112"/>
+          </w:tcPr>
+          <w:p>
+            <w:r>
+              <w:t>Condition-associated descriptive difference; no causal mechanism identified</w:t>
+            </w:r>
+          </w:p>
+        </w:tc>
+      </w:tr>
+      <w:tr>
+        <w:tc>
+          <w:tcPr>
+            <w:tcW w:type="dxa" w:w="5112"/>
+          </w:tcPr>
+          <w:p>
+            <w:r>
+              <w:t>Separate picture</w:t>
+            </w:r>
+          </w:p>
+        </w:tc>
+        <w:tc>
+          <w:tcPr>
+            <w:tcW w:type="dxa" w:w="5112"/>
+          </w:tcPr>
+          <w:p>
+            <w:r>
+              <w:t>Frozen classifier and rubric unchanged; indoor 7/8 correct, outdoor 3/8</w:t>
+            </w:r>
+          </w:p>
+        </w:tc>
+      </w:tr>
+      <w:tr>
+        <w:tc>
+          <w:tcPr>
+            <w:tcW w:type="dxa" w:w="5112"/>
+          </w:tcPr>
+          <w:p>
+            <w:r>
+              <w:t>Picture pooled count</w:t>
+            </w:r>
+          </w:p>
+        </w:tc>
+        <w:tc>
+          <w:tcPr>
+            <w:tcW w:type="dxa" w:w="5112"/>
+          </w:tcPr>
+          <w:p>
+            <w:r>
+              <w:t>Ten correct among sixteen cases</w:t>
+            </w:r>
+          </w:p>
+        </w:tc>
+      </w:tr>
+      <w:tr>
+        <w:tc>
+          <w:tcPr>
+            <w:tcW w:type="dxa" w:w="5112"/>
+          </w:tcPr>
+          <w:p>
+            <w:r>
+              <w:t>Needed for a controlled follow-up</w:t>
+            </w:r>
+          </w:p>
+        </w:tc>
+        <w:tc>
+          <w:tcPr>
+            <w:tcW w:type="dxa" w:w="5112"/>
+          </w:tcPr>
+          <w:p>
+            <w:r>
+              <w:t>Aligned baseline, scoring and eligibility; recorded case/condition changes</w:t>
+            </w:r>
+          </w:p>
+        </w:tc>
+      </w:tr>
+      <w:tr>
+        <w:tc>
+          <w:tcPr>
+            <w:tcW w:type="dxa" w:w="5112"/>
+          </w:tcPr>
+          <w:p>
+            <w:r>
+              <w:t>Not supplied</w:t>
+            </w:r>
+          </w:p>
+        </w:tc>
+        <w:tc>
+          <w:tcPr>
+            <w:tcW w:type="dxa" w:w="5112"/>
+          </w:tcPr>
+          <w:p>
+            <w:r>
+              <w:t>Per-case outputs, matched-case transition identities, stable population rates or significance</w:t>
+            </w:r>
+          </w:p>
+        </w:tc>
+      </w:tr>
+      <w:tr>
+        <w:tc>
+          <w:tcPr>
+            <w:tcW w:type="dxa" w:w="5112"/>
+          </w:tcPr>
+          <w:p>
+            <w:r>
+              <w:t>Scope</w:t>
+            </w:r>
+          </w:p>
+        </w:tc>
+        <w:tc>
+          <w:tcPr>
+            <w:tcW w:type="dxa" w:w="5112"/>
+          </w:tcPr>
+          <w:p>
+            <w:r>
+              <w:t>Fictional supplied summaries; no new model run or data collection</w:t>
+            </w:r>
+          </w:p>
+        </w:tc>
+      </w:tr>
+    </w:tbl>
+    <w:p>
+      <w:pPr>
+        <w:pStyle w:val="Heading2"/>
+      </w:pPr>
+      <w:r>
+        <w:t>Name given and missing evidence</w:t>
+      </w:r>
+    </w:p>
+    <w:p>
+      <w:pPr>
+        <w:pStyle w:val="Heading3"/>
+      </w:pPr>
+      <w:r>
+        <w:t>List the given facts and one fact that is not supplied.</w:t>
+      </w:r>
+    </w:p>
+    <w:p>
+      <w:r>
+        <w:t>________________________________________________________________</w:t>
+      </w:r>
+    </w:p>
+    <w:p>
+      <w:r>
+        <w:t>________________________________________________________________</w:t>
+      </w:r>
+    </w:p>
+    <w:p>
+      <w:r>
+        <w:t>________________________________________________________________</w:t>
+      </w:r>
+    </w:p>
+    <w:p>
+      <w:pPr>
+        <w:pStyle w:val="Heading2"/>
+      </w:pPr>
+      <w:r>
+        <w:t>Earlier wording, alternatives and picture transcripts · reference / check after trying</w:t>
+      </w:r>
+    </w:p>
+    <w:p>
+      <w:pPr>
+        <w:spacing w:line="336" w:lineRule="auto" w:after="180"/>
+      </w:pPr>
+      <w:r>
+        <w:rPr>
+          <w:b w:val="0"/>
+        </w:rPr>
+        <w:t>Begin by writing the question the procedure is intended to answer. Identify the information already supplied, the information it will produce and the information still missing.</w:t>
+      </w:r>
+    </w:p>
+    <w:p>
+      <w:pPr>
+        <w:spacing w:line="336" w:lineRule="auto" w:after="180"/>
+      </w:pPr>
+      <w:r>
+        <w:rPr>
+          <w:b w:val="0"/>
+        </w:rPr>
+        <w:t>These are constructed classroom examples; they do not require live accounts, private records or an external service. Do not treat a plausible explanation as a measured outcome.</w:t>
+      </w:r>
+    </w:p>
+    <w:p>
+      <w:pPr>
+        <w:pStyle w:val="Heading1"/>
+      </w:pPr>
+      <w:r>
+        <w:t>03. Trace the complete main case before interpreting it</w:t>
+      </w:r>
+    </w:p>
+    <w:p>
+      <w:r>
+        <w:t>Follow each evidence-to-conclusion step and retain unknown quantities.</w:t>
+      </w:r>
+    </w:p>
+    <w:p>
+      <w:pPr>
+        <w:pStyle w:val="Heading2"/>
+      </w:pPr>
+      <w:r>
+        <w:t>Original declared procedure</w:t>
+      </w:r>
+    </w:p>
+    <w:p>
+      <w:pPr>
+        <w:spacing w:line="336" w:lineRule="auto" w:after="180"/>
+      </w:pPr>
+      <w:r>
+        <w:rPr>
+          <w:b w:val="0"/>
+        </w:rPr>
+        <w:t xml:space="preserve">Keep baseline, metric and eligibility aligned across conditions. Report condition counts and failures separately; new conditions may extend </w:t>
+      </w:r>
+      <w:r>
+        <w:rPr>
+          <w:b/>
+        </w:rPr>
+        <w:t>evidence</w:t>
+      </w:r>
+      <w:r>
+        <w:rPr>
+          <w:b w:val="0"/>
+        </w:rPr>
+        <w:t xml:space="preserve"> but cannot guarantee all conditions.</w:t>
+      </w:r>
+    </w:p>
+    <w:p>
+      <w:pPr>
+        <w:pStyle w:val="Heading2"/>
+      </w:pPr>
+      <w:r>
+        <w:t>Complete main-case evidence ledger</w:t>
+      </w:r>
+    </w:p>
+    <w:tbl>
+      <w:tblPr>
+        <w:tblStyle w:val="LightShading-Accent1"/>
+        <w:tblW w:type="auto" w:w="0"/>
+        <w:tblLook w:firstColumn="1" w:firstRow="1" w:lastColumn="0" w:lastRow="0" w:noHBand="0" w:noVBand="1" w:val="04A0"/>
+      </w:tblPr>
+      <w:tblGrid>
+        <w:gridCol w:w="3408"/>
+        <w:gridCol w:w="3408"/>
+        <w:gridCol w:w="3408"/>
+      </w:tblGrid>
+      <w:tr>
+        <w:trPr>
+          <w:tblHeader/>
+        </w:trPr>
+        <w:tc>
+          <w:tcPr>
+            <w:tcW w:type="dxa" w:w="3408"/>
+          </w:tcPr>
+          <w:p>
+            <w:r>
+              <w:t>Main quantity</w:t>
+            </w:r>
+          </w:p>
+        </w:tc>
+        <w:tc>
+          <w:tcPr>
+            <w:tcW w:type="dxa" w:w="3408"/>
+          </w:tcPr>
+          <w:p>
+            <w:r>
+              <w:t>Current sources</w:t>
+            </w:r>
+          </w:p>
+        </w:tc>
+        <w:tc>
+          <w:tcPr>
+            <w:tcW w:type="dxa" w:w="3408"/>
+          </w:tcPr>
+          <w:p>
+            <w:r>
+              <w:t>Outdated sources</w:t>
+            </w:r>
+          </w:p>
+        </w:tc>
+      </w:tr>
+      <w:tr>
+        <w:tc>
+          <w:tcPr>
+            <w:tcW w:type="dxa" w:w="3408"/>
+          </w:tcPr>
+          <w:p>
+            <w:r>
+              <w:t>Passes / evaluated</w:t>
+            </w:r>
+          </w:p>
+        </w:tc>
+        <w:tc>
+          <w:tcPr>
+            <w:tcW w:type="dxa" w:w="3408"/>
+          </w:tcPr>
+          <w:p>
+            <w:r>
+              <w:t>9/10</w:t>
+            </w:r>
+          </w:p>
+        </w:tc>
+        <w:tc>
+          <w:tcPr>
+            <w:tcW w:type="dxa" w:w="3408"/>
+          </w:tcPr>
+          <w:p>
+            <w:r>
+              <w:t>5/10</w:t>
+            </w:r>
+          </w:p>
+        </w:tc>
+      </w:tr>
+      <w:tr>
+        <w:tc>
+          <w:tcPr>
+            <w:tcW w:type="dxa" w:w="3408"/>
+          </w:tcPr>
+          <w:p>
+            <w:r>
+              <w:t>Observed rate</w:t>
+            </w:r>
+          </w:p>
+        </w:tc>
+        <w:tc>
+          <w:tcPr>
+            <w:tcW w:type="dxa" w:w="3408"/>
+          </w:tcPr>
+          <w:p>
+            <w:r>
+              <w:t>90%</w:t>
+            </w:r>
+          </w:p>
+        </w:tc>
+        <w:tc>
+          <w:tcPr>
+            <w:tcW w:type="dxa" w:w="3408"/>
+          </w:tcPr>
+          <w:p>
+            <w:r>
+              <w:t>50%</w:t>
+            </w:r>
+          </w:p>
+        </w:tc>
+      </w:tr>
+      <w:tr>
+        <w:tc>
+          <w:tcPr>
+            <w:tcW w:type="dxa" w:w="3408"/>
+          </w:tcPr>
+          <w:p>
+            <w:r>
+              <w:t>Current minus outdated</w:t>
+            </w:r>
+          </w:p>
+        </w:tc>
+        <w:tc>
+          <w:tcPr>
+            <w:tcW w:type="dxa" w:w="3408"/>
+          </w:tcPr>
+          <w:p>
+            <w:r>
+              <w:t>40 percentage points</w:t>
+            </w:r>
+          </w:p>
+        </w:tc>
+        <w:tc>
+          <w:tcPr>
+            <w:tcW w:type="dxa" w:w="3408"/>
+          </w:tcPr>
+          <w:p>
+            <w:r>
+              <w:t>Lower quality associated with this condition here</w:t>
+            </w:r>
+          </w:p>
+        </w:tc>
+      </w:tr>
+      <w:tr>
+        <w:tc>
+          <w:tcPr>
+            <w:tcW w:type="dxa" w:w="3408"/>
+          </w:tcPr>
+          <w:p>
+            <w:r>
+              <w:t>Mechanism</w:t>
+            </w:r>
+          </w:p>
+        </w:tc>
+        <w:tc>
+          <w:tcPr>
+            <w:tcW w:type="dxa" w:w="3408"/>
+          </w:tcPr>
+          <w:p>
+            <w:r>
+              <w:t>Not identified</w:t>
+            </w:r>
+          </w:p>
+        </w:tc>
+        <w:tc>
+          <w:tcPr>
+            <w:tcW w:type="dxa" w:w="3408"/>
+          </w:tcPr>
+          <w:p>
+            <w:r>
+              <w:t>Inspect source validity and procedure traces</w:t>
+            </w:r>
+          </w:p>
+        </w:tc>
+      </w:tr>
+      <w:tr>
+        <w:tc>
+          <w:tcPr>
+            <w:tcW w:type="dxa" w:w="3408"/>
+          </w:tcPr>
+          <w:p>
+            <w:r>
+              <w:t>Generalization</w:t>
+            </w:r>
+          </w:p>
+        </w:tc>
+        <w:tc>
+          <w:tcPr>
+            <w:tcW w:type="dxa" w:w="3408"/>
+          </w:tcPr>
+          <w:p>
+            <w:r>
+              <w:t>Only supplied cases</w:t>
+            </w:r>
+          </w:p>
+        </w:tc>
+        <w:tc>
+          <w:tcPr>
+            <w:tcW w:type="dxa" w:w="3408"/>
+          </w:tcPr>
+          <w:p>
+            <w:r>
+              <w:t>No universal causal or robustness conclusion</w:t>
+            </w:r>
+          </w:p>
+        </w:tc>
+      </w:tr>
+    </w:tbl>
+    <w:p>
+      <w:pPr>
+        <w:pStyle w:val="Heading2"/>
+      </w:pPr>
+      <w:r>
+        <w:t>State the scope and explain the visual</w:t>
+      </w:r>
+    </w:p>
+    <w:p>
+      <w:pPr>
+        <w:spacing w:line="336" w:lineRule="auto" w:after="180"/>
+      </w:pPr>
+      <w:r>
+        <w:rPr>
+          <w:b w:val="0"/>
+        </w:rPr>
+        <w:t xml:space="preserve">Before applying the procedure, write its units, denominator or decision boundary where relevant. A partner should be able to repeat each step using the same </w:t>
       </w:r>
       <w:r>
         <w:rPr>
@@ -258,50 +947,30 @@
         <w:rPr>
           <w:b w:val="0"/>
         </w:rPr>
-        <w:t xml:space="preserve"> conditions and </w:t>
+        <w:t>s.</w:t>
+      </w:r>
+    </w:p>
+    <w:p>
+      <w:pPr>
+        <w:spacing w:line="336" w:lineRule="auto" w:after="180"/>
+      </w:pPr>
+      <w:r>
+        <w:rPr>
+          <w:b w:val="0"/>
+        </w:rPr>
+        <w:t xml:space="preserve">If a required </w:t>
       </w:r>
       <w:r>
         <w:rPr>
           <w:b/>
         </w:rPr>
-        <w:t>evidence</w:t>
+        <w:t>input</w:t>
       </w:r>
       <w:r>
         <w:rPr>
           <w:b w:val="0"/>
         </w:rPr>
-        <w:t xml:space="preserve"> source before it can support a claim.</w:t>
-      </w:r>
-    </w:p>
-    <w:p>
-      <w:pPr>
-        <w:pStyle w:val="Heading3"/>
-      </w:pPr>
-      <w:r>
-        <w:t>My starting explanation</w:t>
-      </w:r>
-    </w:p>
-    <w:p>
-      <w:r>
-        <w:t>________________________________________________________________</w:t>
-      </w:r>
-    </w:p>
-    <w:p>
-      <w:r>
-        <w:t>________________________________________________________________</w:t>
-      </w:r>
-    </w:p>
-    <w:p>
-      <w:r>
-        <w:t>________________________________________________________________</w:t>
-      </w:r>
-    </w:p>
-    <w:p>
-      <w:pPr>
-        <w:pStyle w:val="Heading3"/>
-      </w:pPr>
-      <w:r>
-        <w:t>This week’s end goal</w:t>
+        <w:t xml:space="preserve"> is absent or violates the stated contract, record that condition explicitly instead of quietly replacing it with a convenient value.</w:t>
       </w:r>
     </w:p>
     <w:p>
@@ -312,118 +981,27 @@
         <w:rPr>
           <w:b w:val="0"/>
         </w:rPr>
-        <w:t>Explain robustness across conditions using the records and boundaries of this fictional investigation.</w:t>
-      </w:r>
-    </w:p>
-    <w:p>
-      <w:pPr>
-        <w:pStyle w:val="Heading1"/>
-      </w:pPr>
-      <w:r>
-        <w:t>02. Notice the evidence</w:t>
-      </w:r>
-    </w:p>
-    <w:p>
-      <w:r>
-        <w:t>Investigate the supplied Robustness across conditions case. Separate observations, given facts and assumptions before choosing an explanation.</w:t>
-      </w:r>
-    </w:p>
-    <w:p>
-      <w:pPr>
-        <w:spacing w:line="336" w:lineRule="auto" w:after="180"/>
-      </w:pPr>
+        <w:t xml:space="preserve">Point to the </w:t>
+      </w:r>
       <w:r>
         <w:rPr>
           <w:b/>
         </w:rPr>
-        <w:t>Robustness check</w:t>
+        <w:t>input</w:t>
       </w:r>
       <w:r>
         <w:rPr>
           <w:b w:val="0"/>
         </w:rPr>
-        <w:t>s examine a frozen procedure under declared varied conditions. Performance differences do not by themselves identify cause.</w:t>
-      </w:r>
-    </w:p>
-    <w:p>
-      <w:pPr>
-        <w:spacing w:line="336" w:lineRule="auto" w:after="180"/>
-      </w:pPr>
-      <w:r>
-        <w:rPr>
-          <w:b w:val="0"/>
-        </w:rPr>
-        <w:t>Begin by writing the question the procedure is intended to answer. Identify the information already supplied, the information it will produce and the information still missing.</w:t>
-      </w:r>
-    </w:p>
-    <w:p>
-      <w:pPr>
-        <w:spacing w:line="336" w:lineRule="auto" w:after="180"/>
-      </w:pPr>
-      <w:r>
-        <w:rPr>
-          <w:b w:val="0"/>
-        </w:rPr>
-        <w:t>These are constructed classroom examples; they do not require live accounts, private records or an external service. Do not treat a plausible explanation as a measured outcome.</w:t>
-      </w:r>
-    </w:p>
-    <w:p>
-      <w:pPr>
-        <w:pStyle w:val="Heading3"/>
-      </w:pPr>
-      <w:r>
-        <w:t>List the given facts and one fact that is not supplied.</w:t>
-      </w:r>
-    </w:p>
-    <w:p>
-      <w:r>
-        <w:t>________________________________________________________________</w:t>
-      </w:r>
-    </w:p>
-    <w:p>
-      <w:r>
-        <w:t>________________________________________________________________</w:t>
-      </w:r>
-    </w:p>
-    <w:p>
-      <w:r>
-        <w:t>________________________________________________________________</w:t>
-      </w:r>
-    </w:p>
-    <w:p>
-      <w:pPr>
-        <w:pStyle w:val="Heading1"/>
-      </w:pPr>
-      <w:r>
-        <w:t>03. See how it works</w:t>
-      </w:r>
-    </w:p>
-    <w:p>
-      <w:r>
-        <w:t>Follow the mechanism for Robustness across conditions. Connect each labelled input, deciding step and result.</w:t>
-      </w:r>
-    </w:p>
-    <w:p>
-      <w:pPr>
-        <w:spacing w:line="336" w:lineRule="auto" w:after="180"/>
-      </w:pPr>
-      <w:r>
-        <w:rPr>
-          <w:b w:val="0"/>
-        </w:rPr>
-        <w:t xml:space="preserve">Keep baseline, metric and eligibility aligned across conditions. Report condition counts and failures separately; new conditions may extend </w:t>
-      </w:r>
-      <w:r>
-        <w:rPr>
-          <w:b/>
-        </w:rPr>
-        <w:t>evidence</w:t>
-      </w:r>
-      <w:r>
-        <w:rPr>
-          <w:b w:val="0"/>
-        </w:rPr>
-        <w:t xml:space="preserve"> but cannot guarantee all conditions.</w:t>
+        <w:t>, the deciding step and the result in this week’s visual. Explain the same step in ordinary words. A picture helps when you can say what each part represents.</w:t>
+      </w:r>
+    </w:p>
+    <w:p>
+      <w:pPr>
+        <w:pStyle w:val="Heading2"/>
+      </w:pPr>
+      <w:r>
+        <w:t>Earlier wording, alternatives and picture transcripts · reference / check after trying</w:t>
       </w:r>
     </w:p>
     <w:p>
@@ -487,7 +1065,7 @@
           </w:tcPr>
           <w:p>
             <w:r>
-              <w:t>Method passes9/10 on current sources and5/10 on outdated sources.</w:t>
+              <w:t>Method passes 9/10 on current sources and 5/10 on outdated sources.</w:t>
             </w:r>
           </w:p>
         </w:tc>
@@ -507,7 +1085,7 @@
           </w:tcPr>
           <w:p>
             <w:r>
-              <w:t>90% versus50%; gap40 percentage points. The outdated-source condition is associated with lower quality here; inspect mechanisms before general causal claims.</w:t>
+              <w:t>90% versus 50%; gap 40 percentage points. The outdated-source condition is associated with lower quality here; inspect mechanisms before general causal claims.</w:t>
             </w:r>
           </w:p>
         </w:tc>
@@ -520,13 +1098,226 @@
     </w:p>
     <w:p>
       <w:pPr>
+        <w:pStyle w:val="Heading3"/>
+      </w:pPr>
+      <w:r>
+        <w:t>Connect the picture and the explanation</w:t>
+      </w:r>
+    </w:p>
+    <w:p>
+      <w:pPr>
+        <w:pStyle w:val="Heading1"/>
+      </w:pPr>
+      <w:r>
+        <w:t>04. Predict the changed case before reading the explanation</w:t>
+      </w:r>
+    </w:p>
+    <w:p>
+      <w:r>
+        <w:t>Keep the rule and evidence boundary visible.</w:t>
+      </w:r>
+    </w:p>
+    <w:p>
+      <w:pPr>
+        <w:pStyle w:val="Heading2"/>
+      </w:pPr>
+      <w:r>
+        <w:t>Main task and response</w:t>
+      </w:r>
+    </w:p>
+    <w:p>
+      <w:pPr>
+        <w:pStyle w:val="ListBullet"/>
+      </w:pPr>
+      <w:r>
+        <w:t>Method passes 9/10 on current sources and 5/10 on outdated sources. Show the intermediate steps and give the conclusion with its scope.</w:t>
+      </w:r>
+    </w:p>
+    <w:p>
+      <w:pPr>
+        <w:pStyle w:val="Heading3"/>
+      </w:pPr>
+      <w:r>
+        <w:t>Keep the procedure fixed. Explain what changed in the inputs and result.</w:t>
+      </w:r>
+    </w:p>
+    <w:p>
+      <w:r>
+        <w:t>________________________________________________________________</w:t>
+      </w:r>
+    </w:p>
+    <w:p>
+      <w:r>
+        <w:t>________________________________________________________________</w:t>
+      </w:r>
+    </w:p>
+    <w:p>
+      <w:r>
+        <w:t>________________________________________________________________</w:t>
+      </w:r>
+    </w:p>
+    <w:p>
+      <w:r>
+        <w:t>________________________________________________________________</w:t>
+      </w:r>
+    </w:p>
+    <w:p>
+      <w:r>
+        <w:t>________________________________________________________________</w:t>
+      </w:r>
+    </w:p>
+    <w:p>
+      <w:pPr>
+        <w:pStyle w:val="Heading2"/>
+      </w:pPr>
+      <w:r>
+        <w:t>Predict the pictured change</w:t>
+      </w:r>
+    </w:p>
+    <w:p>
+      <w:pPr>
+        <w:pStyle w:val="ListBullet"/>
+      </w:pPr>
+      <w:r>
+        <w:t>Change: Report only the combined 10/16=62.5%.</w:t>
+      </w:r>
+    </w:p>
+    <w:p>
+      <w:pPr>
+        <w:pStyle w:val="Heading2"/>
+      </w:pPr>
+      <w:r>
+        <w:t>Check after predicting · reference / check after trying</w:t>
+      </w:r>
+    </w:p>
+    <w:p>
+      <w:pPr>
         <w:spacing w:line="336" w:lineRule="auto" w:after="180"/>
       </w:pPr>
+      <w:r>
+        <w:rPr>
+          <w:b/>
+        </w:rPr>
+        <w:t>Prediction</w:t>
+      </w:r>
       <w:r>
         <w:rPr>
           <w:b w:val="0"/>
         </w:rPr>
-        <w:t xml:space="preserve">Before applying the procedure, write its units, denominator or decision boundary where relevant. A partner should be able to repeat each step using the same </w:t>
+        <w:t>: The arithmetic is correct, but the condition gap becomes hidden.</w:t>
+      </w:r>
+    </w:p>
+    <w:p>
+      <w:pPr>
+        <w:spacing w:line="336" w:lineRule="auto" w:after="180"/>
+      </w:pPr>
+      <w:r>
+        <w:rPr>
+          <w:b w:val="0"/>
+        </w:rPr>
+        <w:t>Reason: Combining records discards the slice distinction relevant to the deployment goal.</w:t>
+      </w:r>
+    </w:p>
+    <w:p>
+      <w:pPr>
+        <w:pStyle w:val="Heading2"/>
+      </w:pPr>
+      <w:r>
+        <w:t>Earlier wording, alternatives and picture transcripts · reference / check after trying</w:t>
+      </w:r>
+    </w:p>
+    <w:p>
+      <w:pPr>
+        <w:pStyle w:val="Heading3"/>
+      </w:pPr>
+      <w:r>
+        <w:t>Compare a familiar case with a changed case</w:t>
+      </w:r>
+    </w:p>
+    <w:p>
+      <w:pPr>
+        <w:pStyle w:val="Heading3"/>
+      </w:pPr>
+      <w:r>
+        <w:t>Change one thing in the pictured case</w:t>
+      </w:r>
+    </w:p>
+    <w:p>
+      <w:pPr>
+        <w:pStyle w:val="Heading1"/>
+      </w:pPr>
+      <w:r>
+        <w:t>06. Connect the main result with the separate pictured case</w:t>
+      </w:r>
+    </w:p>
+    <w:p>
+      <w:r>
+        <w:t>Keep the two scenarios and their supplied evidence distinct.</w:t>
+      </w:r>
+    </w:p>
+    <w:p>
+      <w:pPr>
+        <w:pStyle w:val="Heading2"/>
+      </w:pPr>
+      <w:r>
+        <w:t>Main case and original checked reasoning</w:t>
+      </w:r>
+    </w:p>
+    <w:p>
+      <w:pPr>
+        <w:spacing w:line="336" w:lineRule="auto" w:after="180"/>
+      </w:pPr>
+      <w:r>
+        <w:rPr>
+          <w:b w:val="0"/>
+        </w:rPr>
+        <w:t>Method passes 9/10 on current sources and 5/10 on outdated sources.</w:t>
+      </w:r>
+    </w:p>
+    <w:p>
+      <w:pPr>
+        <w:spacing w:line="336" w:lineRule="auto" w:after="180"/>
+      </w:pPr>
+      <w:r>
+        <w:rPr>
+          <w:b w:val="0"/>
+        </w:rPr>
+        <w:t xml:space="preserve">90% versus 50%; gap 40 percentage points. The outdated-source condition is associated with lower quality here; inspect </w:t>
+      </w:r>
+      <w:r>
+        <w:rPr>
+          <w:b/>
+        </w:rPr>
+        <w:t>mechanism</w:t>
+      </w:r>
+      <w:r>
+        <w:rPr>
+          <w:b w:val="0"/>
+        </w:rPr>
+        <w:t>s before general causal claims.</w:t>
+      </w:r>
+    </w:p>
+    <w:p>
+      <w:pPr>
+        <w:spacing w:line="336" w:lineRule="auto" w:after="180"/>
+      </w:pPr>
+      <w:r>
+        <w:rPr>
+          <w:b w:val="0"/>
+        </w:rPr>
+        <w:t xml:space="preserve">Compare the intermediate </w:t>
+      </w:r>
+      <w:r>
+        <w:rPr>
+          <w:b/>
+        </w:rPr>
+        <w:t>evidence</w:t>
+      </w:r>
+      <w:r>
+        <w:rPr>
+          <w:b w:val="0"/>
+        </w:rPr>
+        <w:t xml:space="preserve"> with the final statement. Explain why each number or decision follows from the stated </w:t>
       </w:r>
       <w:r>
         <w:rPr>
@@ -549,7 +1340,7 @@
         <w:rPr>
           <w:b w:val="0"/>
         </w:rPr>
-        <w:t xml:space="preserve">If a required </w:t>
+        <w:t xml:space="preserve">The conclusion belongs to this scenario and procedure; changing the </w:t>
       </w:r>
       <w:r>
         <w:rPr>
@@ -561,457 +1352,15 @@
         <w:rPr>
           <w:b w:val="0"/>
         </w:rPr>
-        <w:t xml:space="preserve"> is absent or violates the stated contract, record that condition explicitly instead of quietly replacing it with a convenient value.</w:t>
-      </w:r>
-    </w:p>
-    <w:p>
-      <w:pPr>
-        <w:pStyle w:val="Heading3"/>
-      </w:pPr>
-      <w:r>
-        <w:t>Connect the picture and the explanation</w:t>
-      </w:r>
-    </w:p>
-    <w:p>
-      <w:pPr>
-        <w:spacing w:line="336" w:lineRule="auto" w:after="180"/>
-      </w:pPr>
-      <w:r>
-        <w:rPr>
-          <w:b w:val="0"/>
-        </w:rPr>
-        <w:t xml:space="preserve">Point to the </w:t>
-      </w:r>
-      <w:r>
-        <w:rPr>
-          <w:b/>
-        </w:rPr>
-        <w:t>input</w:t>
-      </w:r>
-      <w:r>
-        <w:rPr>
-          <w:b w:val="0"/>
-        </w:rPr>
-        <w:t>, the deciding step and the result in this week’s visual. Explain the same step in ordinary words. A picture helps when you can say what each part represents.</w:t>
-      </w:r>
-    </w:p>
-    <w:p>
-      <w:pPr>
-        <w:pStyle w:val="Heading1"/>
-      </w:pPr>
-      <w:r>
-        <w:t>04. Compare the cases</w:t>
-      </w:r>
-    </w:p>
-    <w:p>
-      <w:r>
-        <w:t>Compare the supplied cases for Robustness across conditions. Identify the detail that changes the conclusion.</w:t>
-      </w:r>
-    </w:p>
-    <w:p>
-      <w:pPr>
-        <w:pStyle w:val="Heading3"/>
-      </w:pPr>
-      <w:r>
-        <w:t>Compare a familiar case with a changed case</w:t>
-      </w:r>
-    </w:p>
-    <w:p>
-      <w:pPr>
-        <w:spacing w:line="336" w:lineRule="auto" w:after="180"/>
-      </w:pPr>
-      <w:r>
-        <w:rPr>
-          <w:b w:val="0"/>
-        </w:rPr>
-        <w:t>Method passes9/10 on current sources and5/10 on outdated sources. Show the intermediate steps and give the conclusion with its scope.</w:t>
-      </w:r>
-    </w:p>
-    <w:p>
-      <w:pPr>
-        <w:pStyle w:val="Heading3"/>
-      </w:pPr>
-      <w:r>
-        <w:t>Keep the procedure fixed. Explain what changed in the inputs and result.</w:t>
-      </w:r>
-    </w:p>
-    <w:p>
-      <w:r>
-        <w:t>________________________________________________________________</w:t>
-      </w:r>
-    </w:p>
-    <w:p>
-      <w:r>
-        <w:t>________________________________________________________________</w:t>
-      </w:r>
-    </w:p>
-    <w:p>
-      <w:r>
-        <w:t>________________________________________________________________</w:t>
-      </w:r>
-    </w:p>
-    <w:p>
-      <w:r>
-        <w:t>________________________________________________________________</w:t>
-      </w:r>
-    </w:p>
-    <w:p>
-      <w:r>
-        <w:t>________________________________________________________________</w:t>
-      </w:r>
-    </w:p>
-    <w:p>
-      <w:pPr>
-        <w:pStyle w:val="Heading3"/>
-      </w:pPr>
-      <w:r>
-        <w:t>Change one thing in the pictured case</w:t>
-      </w:r>
-    </w:p>
-    <w:p>
-      <w:pPr>
-        <w:pStyle w:val="Heading3"/>
-      </w:pPr>
-      <w:r>
-        <w:t>Change one thing</w:t>
-      </w:r>
-    </w:p>
-    <w:p>
-      <w:pPr>
-        <w:spacing w:line="336" w:lineRule="auto" w:after="180"/>
-        <w:shd w:fill="F5F1FB"/>
-      </w:pPr>
-      <w:r>
-        <w:rPr>
-          <w:b w:val="0"/>
-        </w:rPr>
-        <w:t>Change: Report only the combined 10/16=62.5%.</w:t>
-      </w:r>
-    </w:p>
-    <w:p>
-      <w:pPr>
-        <w:pStyle w:val="Heading3"/>
-      </w:pPr>
-      <w:r>
-        <w:t>Predicted result</w:t>
-      </w:r>
-    </w:p>
-    <w:p>
-      <w:pPr>
-        <w:spacing w:line="336" w:lineRule="auto" w:after="180"/>
-        <w:shd w:fill="F1F6FC"/>
-      </w:pPr>
-      <w:r>
-        <w:rPr>
-          <w:b/>
-        </w:rPr>
-        <w:t>Prediction</w:t>
-      </w:r>
-      <w:r>
-        <w:rPr>
-          <w:b w:val="0"/>
-        </w:rPr>
-        <w:t>: The arithmetic is correct, but the condition gap becomes hidden.</w:t>
-      </w:r>
-    </w:p>
-    <w:p>
-      <w:pPr>
-        <w:pStyle w:val="Heading3"/>
-      </w:pPr>
-      <w:r>
-        <w:t>Why the result follows</w:t>
-      </w:r>
-    </w:p>
-    <w:p>
-      <w:pPr>
-        <w:spacing w:line="336" w:lineRule="auto" w:after="180"/>
-        <w:shd w:fill="F1F6FC"/>
-      </w:pPr>
-      <w:r>
-        <w:rPr>
-          <w:b w:val="0"/>
-        </w:rPr>
-        <w:t>Reason: Combining records discards the slice distinction relevant to the deployment goal.</w:t>
-      </w:r>
-    </w:p>
-    <w:p>
-      <w:pPr>
-        <w:pStyle w:val="Heading1"/>
-      </w:pPr>
-      <w:r>
-        <w:t>05. Words that unlock the idea</w:t>
-      </w:r>
-    </w:p>
-    <w:p>
-      <w:r>
-        <w:t>Use the vocabulary of Robustness across conditions to explain a concrete decision, rather than only memorising definitions.</w:t>
-      </w:r>
-    </w:p>
-    <w:tbl>
-      <w:tblPr>
-        <w:tblStyle w:val="LightShading-Accent1"/>
-        <w:tblW w:type="auto" w:w="0"/>
-        <w:tblLook w:firstColumn="1" w:firstRow="1" w:lastColumn="0" w:lastRow="0" w:noHBand="0" w:noVBand="1" w:val="04A0"/>
-      </w:tblPr>
-      <w:tblGrid>
-        <w:gridCol w:w="5112"/>
-        <w:gridCol w:w="5112"/>
-      </w:tblGrid>
-      <w:tr>
-        <w:trPr>
-          <w:tblHeader/>
-        </w:trPr>
-        <w:tc>
-          <w:tcPr>
-            <w:tcW w:type="dxa" w:w="5112"/>
-          </w:tcPr>
-          <w:p>
-            <w:r>
-              <w:t>Word</w:t>
-            </w:r>
-          </w:p>
-        </w:tc>
-        <w:tc>
-          <w:tcPr>
-            <w:tcW w:type="dxa" w:w="5112"/>
-          </w:tcPr>
-          <w:p>
-            <w:r>
-              <w:t>Meaning</w:t>
-            </w:r>
-          </w:p>
-        </w:tc>
-      </w:tr>
-      <w:tr>
-        <w:tc>
-          <w:tcPr>
-            <w:tcW w:type="dxa" w:w="5112"/>
-          </w:tcPr>
-          <w:p>
-            <w:r>
-              <w:t>Robustness check</w:t>
-            </w:r>
-          </w:p>
-        </w:tc>
-        <w:tc>
-          <w:tcPr>
-            <w:tcW w:type="dxa" w:w="5112"/>
-          </w:tcPr>
-          <w:p>
-            <w:r>
-              <w:t>Evaluation under declared varied conditions</w:t>
-            </w:r>
-          </w:p>
-        </w:tc>
-      </w:tr>
-      <w:tr>
-        <w:tc>
-          <w:tcPr>
-            <w:tcW w:type="dxa" w:w="5112"/>
-          </w:tcPr>
-          <w:p>
-            <w:r>
-              <w:t>Condition-specific result</w:t>
-            </w:r>
-          </w:p>
-        </w:tc>
-        <w:tc>
-          <w:tcPr>
-            <w:tcW w:type="dxa" w:w="5112"/>
-          </w:tcPr>
-          <w:p>
-            <w:r>
-              <w:t>A score within one stated setting</w:t>
-            </w:r>
-          </w:p>
-        </w:tc>
-      </w:tr>
-      <w:tr>
-        <w:tc>
-          <w:tcPr>
-            <w:tcW w:type="dxa" w:w="5112"/>
-          </w:tcPr>
-          <w:p>
-            <w:r>
-              <w:t>Aggregate masking</w:t>
-            </w:r>
-          </w:p>
-        </w:tc>
-        <w:tc>
-          <w:tcPr>
-            <w:tcW w:type="dxa" w:w="5112"/>
-          </w:tcPr>
-          <w:p>
-            <w:r>
-              <w:t>A summary hiding differing condition outcomes</w:t>
-            </w:r>
-          </w:p>
-        </w:tc>
-      </w:tr>
-    </w:tbl>
-    <w:p>
-      <w:pPr>
-        <w:pStyle w:val="Heading3"/>
-      </w:pPr>
-      <w:r>
-        <w:t>Use two terms to explain a step in this week’s example.</w:t>
-      </w:r>
-    </w:p>
-    <w:p>
-      <w:r>
-        <w:t>________________________________________________________________</w:t>
-      </w:r>
-    </w:p>
-    <w:p>
-      <w:r>
-        <w:t>________________________________________________________________</w:t>
-      </w:r>
-    </w:p>
-    <w:p>
-      <w:r>
-        <w:t>________________________________________________________________</w:t>
-      </w:r>
-    </w:p>
-    <w:p>
-      <w:pPr>
-        <w:pStyle w:val="Heading1"/>
-      </w:pPr>
-      <w:r>
-        <w:t>06. Follow a worked example</w:t>
-      </w:r>
-    </w:p>
-    <w:p>
-      <w:r>
-        <w:t>Follow the worked trace for Robustness across conditions, predict a step, then compare with its explanation.</w:t>
-      </w:r>
-    </w:p>
-    <w:p>
-      <w:pPr>
-        <w:spacing w:line="336" w:lineRule="auto" w:after="180"/>
-      </w:pPr>
-      <w:r>
-        <w:rPr>
-          <w:b w:val="0"/>
-        </w:rPr>
-        <w:t>Method passes9/10 on current sources and5/10 on outdated sources.</w:t>
-      </w:r>
-    </w:p>
-    <w:p>
-      <w:pPr>
-        <w:spacing w:line="336" w:lineRule="auto" w:after="180"/>
-      </w:pPr>
-      <w:r>
-        <w:rPr>
-          <w:b w:val="0"/>
-        </w:rPr>
-        <w:t xml:space="preserve">90% versus50%; gap40 percentage points. The outdated-source condition is associated with lower quality here; inspect </w:t>
-      </w:r>
-      <w:r>
-        <w:rPr>
-          <w:b/>
-        </w:rPr>
-        <w:t>mechanism</w:t>
-      </w:r>
-      <w:r>
-        <w:rPr>
-          <w:b w:val="0"/>
-        </w:rPr>
-        <w:t>s before general causal claims.</w:t>
-      </w:r>
-    </w:p>
-    <w:p>
-      <w:pPr>
-        <w:pStyle w:val="Heading3"/>
-      </w:pPr>
-      <w:r>
-        <w:t>Worked explanation · Robustness across conditions</w:t>
-      </w:r>
-    </w:p>
-    <w:p>
-      <w:pPr>
-        <w:spacing w:line="336" w:lineRule="auto" w:after="180"/>
-        <w:shd w:fill="F1F6FC"/>
-      </w:pPr>
-      <w:r>
-        <w:rPr>
-          <w:b w:val="0"/>
-        </w:rPr>
-        <w:t xml:space="preserve">Compare the intermediate </w:t>
-      </w:r>
-      <w:r>
-        <w:rPr>
-          <w:b/>
-        </w:rPr>
-        <w:t>evidence</w:t>
-      </w:r>
-      <w:r>
-        <w:rPr>
-          <w:b w:val="0"/>
-        </w:rPr>
-        <w:t xml:space="preserve"> with the final statement. Explain why each number or decision follows from the stated </w:t>
-      </w:r>
-      <w:r>
-        <w:rPr>
-          <w:b/>
-        </w:rPr>
-        <w:t>input</w:t>
-      </w:r>
-      <w:r>
-        <w:rPr>
-          <w:b w:val="0"/>
-        </w:rPr>
-        <w:t>s.</w:t>
-      </w:r>
-    </w:p>
-    <w:p>
-      <w:pPr>
-        <w:spacing w:line="336" w:lineRule="auto" w:after="180"/>
-        <w:shd w:fill="F1F6FC"/>
-      </w:pPr>
-      <w:r>
-        <w:rPr>
-          <w:b w:val="0"/>
-        </w:rPr>
-        <w:t xml:space="preserve">The conclusion belongs to this scenario and procedure; changing the </w:t>
-      </w:r>
-      <w:r>
-        <w:rPr>
-          <w:b/>
-        </w:rPr>
-        <w:t>input</w:t>
-      </w:r>
-      <w:r>
-        <w:rPr>
-          <w:b w:val="0"/>
-        </w:rPr>
         <w:t>s, evaluation population or authority can change what it establishes. Retain the raw record so a later revision can be compared honestly.</w:t>
       </w:r>
     </w:p>
     <w:p>
       <w:pPr>
-        <w:pStyle w:val="Heading3"/>
-      </w:pPr>
-      <w:r>
-        <w:t>Learn from the worked case</w:t>
-      </w:r>
-    </w:p>
-    <w:p>
-      <w:pPr>
-        <w:spacing w:line="336" w:lineRule="auto" w:after="180"/>
-      </w:pPr>
-      <w:r>
-        <w:rPr>
-          <w:b w:val="0"/>
-        </w:rPr>
-        <w:t>Cover the result before checking it. Say what is given, choose the procedure, and follow one step at a time. Then uncover the result and explain your first mismatch. Ask why a step is allowed, not only what number it produces.</w:t>
-      </w:r>
-    </w:p>
-    <w:p>
-      <w:pPr>
-        <w:pStyle w:val="Heading3"/>
-      </w:pPr>
-      <w:r>
-        <w:t>A pictorial worked case: Robustness across conditions</w:t>
+        <w:pStyle w:val="Heading2"/>
+      </w:pPr>
+      <w:r>
+        <w:t>Separate pictured inputs and complete explanation</w:t>
       </w:r>
     </w:p>
     <w:p>
@@ -1027,24 +1376,7 @@
     </w:p>
     <w:p>
       <w:pPr>
-        <w:pStyle w:val="Heading3"/>
-      </w:pPr>
-      <w:r>
-        <w:t>The facts we will use</w:t>
-      </w:r>
-    </w:p>
-    <w:p>
-      <w:pPr>
-        <w:pStyle w:val="Heading3"/>
-      </w:pPr>
-      <w:r>
-        <w:t>Supplied facts</w:t>
-      </w:r>
-    </w:p>
-    <w:p>
-      <w:pPr>
         <w:spacing w:line="336" w:lineRule="auto" w:after="180"/>
-        <w:shd w:fill="F1F6FC"/>
       </w:pPr>
       <w:r>
         <w:rPr>
@@ -1054,11 +1386,41 @@
       </w:r>
     </w:p>
     <w:p>
+      <w:pPr>
+        <w:spacing w:line="336" w:lineRule="auto" w:after="180"/>
+      </w:pPr>
+      <w:r>
+        <w:rPr>
+          <w:b w:val="0"/>
+        </w:rPr>
+        <w:t>The separate frozen-classifier picture has seven correct of eight indoor cases, or 87.5%, and three correct of eight shaded outdoor cases, or 37.5%. The descriptive slice gap is fifty percentage points. Combined correctness is ten of sixteen, or 62.5%. Reporting only that pooled score hides the weaker outdoor slice and is not a result for either setting alone.</w:t>
+      </w:r>
+    </w:p>
+    <w:p>
+      <w:pPr>
+        <w:spacing w:line="336" w:lineRule="auto" w:after="180"/>
+      </w:pPr>
+      <w:r>
+        <w:rPr>
+          <w:b w:val="0"/>
+        </w:rPr>
+        <w:t>Eight cases per slice do not establish stable population rates or the reason for the difference. Keep the model and rubric frozen in the stated comparison, but do not mistake that exercise assumption for code-verified controls or full sampling evidence.</w:t>
+      </w:r>
+    </w:p>
+    <w:p>
+      <w:pPr>
+        <w:pStyle w:val="Heading2"/>
+      </w:pPr>
+      <w:r>
+        <w:t>Read the labelled representation</w:t>
+      </w:r>
+    </w:p>
+    <w:p>
       <w:r>
         <w:drawing>
           <wp:inline xmlns:a="http://schemas.openxmlformats.org/drawingml/2006/main" xmlns:pic="http://schemas.openxmlformats.org/drawingml/2006/picture">
-            <wp:extent cx="5486400" cy="2641600"/>
-            <wp:docPr id="1" name="Picture 1" descr="Fixed model across conditions"/>
+            <wp:extent cx="5334000" cy="3200400"/>
+            <wp:docPr id="1" name="Picture 1" descr="Frozen classifier is correct on seven of eight indoor cases, eighty-seven point five percent, and three of eight outdoor cases, thirty-seven point five percent. Pooled ten of sixteen is sixty-two point five percent and hides a fifty-percentage-point slice gap."/>
             <wp:cNvGraphicFramePr>
               <a:graphicFrameLocks noChangeAspect="1"/>
             </wp:cNvGraphicFramePr>
@@ -1066,7 +1428,7 @@
               <a:graphicData uri="http://schemas.openxmlformats.org/drawingml/2006/picture">
                 <pic:pic>
                   <pic:nvPicPr>
-                    <pic:cNvPr id="0" name="academy-detail-ai-7-27.png"/>
+                    <pic:cNvPr id="0" name="ai-7-27-slice-rates.png"/>
                     <pic:cNvPicPr/>
                   </pic:nvPicPr>
                   <pic:blipFill>
@@ -1078,7 +1440,7 @@
                   <pic:spPr>
                     <a:xfrm>
                       <a:off x="0" y="0"/>
-                      <a:ext cx="5486400" cy="2641600"/>
+                      <a:ext cx="5334000" cy="3200400"/>
                     </a:xfrm>
                     <a:prstGeom prst="rect"/>
                   </pic:spPr>
@@ -1093,8 +1455,8 @@
       <w:r>
         <w:drawing>
           <wp:inline xmlns:a="http://schemas.openxmlformats.org/drawingml/2006/main" xmlns:pic="http://schemas.openxmlformats.org/drawingml/2006/picture">
-            <wp:extent cx="5486400" cy="5185229"/>
-            <wp:docPr id="2" name="Picture 2" descr="Robustness across conditions. Name both slices: Each condition has eight labelled cases.. Compute rates: Indoor is 87.5%; outdoor is 37.5%.. Bound robustness: The large observed gap motivates investigation rather than claiming condition independence."/>
+            <wp:extent cx="5486400" cy="3337560"/>
+            <wp:docPr id="2" name="Picture 2" descr="Name both slices: Each condition has eight labelled cases. → Compute rates: Indoor is 87.5%; outdoor is 37.5%. → Bound robustness: The large observed gap motivates investigation rather than claiming condition independence."/>
             <wp:cNvGraphicFramePr>
               <a:graphicFrameLocks noChangeAspect="1"/>
             </wp:cNvGraphicFramePr>
@@ -1102,7 +1464,7 @@
               <a:graphicData uri="http://schemas.openxmlformats.org/drawingml/2006/picture">
                 <pic:pic>
                   <pic:nvPicPr>
-                    <pic:cNvPr id="0" name="academy-visual-ai-7-27.png"/>
+                    <pic:cNvPr id="0" name="academy-story-ai-7-27-02.png"/>
                     <pic:cNvPicPr/>
                   </pic:nvPicPr>
                   <pic:blipFill>
@@ -1114,7 +1476,7 @@
                   <pic:spPr>
                     <a:xfrm>
                       <a:off x="0" y="0"/>
-                      <a:ext cx="5486400" cy="5185229"/>
+                      <a:ext cx="5486400" cy="3337560"/>
                     </a:xfrm>
                     <a:prstGeom prst="rect"/>
                   </pic:spPr>
@@ -1242,24 +1604,7 @@
     </w:p>
     <w:p>
       <w:pPr>
-        <w:pStyle w:val="Heading3"/>
-      </w:pPr>
-      <w:r>
-        <w:t>Why this result follows</w:t>
-      </w:r>
-    </w:p>
-    <w:p>
-      <w:pPr>
-        <w:pStyle w:val="Heading3"/>
-      </w:pPr>
-      <w:r>
-        <w:t>Why the result follows</w:t>
-      </w:r>
-    </w:p>
-    <w:p>
-      <w:pPr>
         <w:spacing w:line="336" w:lineRule="auto" w:after="180"/>
-        <w:shd w:fill="F1F6FC"/>
       </w:pPr>
       <w:r>
         <w:rPr>
@@ -1270,30 +1615,360 @@
     </w:p>
     <w:p>
       <w:pPr>
+        <w:pStyle w:val="Heading2"/>
+      </w:pPr>
+      <w:r>
+        <w:t>Complete picture evidence and limits</w:t>
+      </w:r>
+    </w:p>
+    <w:tbl>
+      <w:tblPr>
+        <w:tblStyle w:val="LightShading-Accent1"/>
+        <w:tblW w:type="auto" w:w="0"/>
+        <w:tblLook w:firstColumn="1" w:firstRow="1" w:lastColumn="0" w:lastRow="0" w:noHBand="0" w:noVBand="1" w:val="04A0"/>
+      </w:tblPr>
+      <w:tblGrid>
+        <w:gridCol w:w="3408"/>
+        <w:gridCol w:w="3408"/>
+        <w:gridCol w:w="3408"/>
+      </w:tblGrid>
+      <w:tr>
+        <w:trPr>
+          <w:tblHeader/>
+        </w:trPr>
+        <w:tc>
+          <w:tcPr>
+            <w:tcW w:type="dxa" w:w="3408"/>
+          </w:tcPr>
+          <w:p>
+            <w:r>
+              <w:t>Separate picture slice</w:t>
+            </w:r>
+          </w:p>
+        </w:tc>
+        <w:tc>
+          <w:tcPr>
+            <w:tcW w:type="dxa" w:w="3408"/>
+          </w:tcPr>
+          <w:p>
+            <w:r>
+              <w:t>Correct / total</w:t>
+            </w:r>
+          </w:p>
+        </w:tc>
+        <w:tc>
+          <w:tcPr>
+            <w:tcW w:type="dxa" w:w="3408"/>
+          </w:tcPr>
+          <w:p>
+            <w:r>
+              <w:t>Observed rate</w:t>
+            </w:r>
+          </w:p>
+        </w:tc>
+      </w:tr>
+      <w:tr>
+        <w:tc>
+          <w:tcPr>
+            <w:tcW w:type="dxa" w:w="3408"/>
+          </w:tcPr>
+          <w:p>
+            <w:r>
+              <w:t>Indoor</w:t>
+            </w:r>
+          </w:p>
+        </w:tc>
+        <w:tc>
+          <w:tcPr>
+            <w:tcW w:type="dxa" w:w="3408"/>
+          </w:tcPr>
+          <w:p>
+            <w:r>
+              <w:t>7/8</w:t>
+            </w:r>
+          </w:p>
+        </w:tc>
+        <w:tc>
+          <w:tcPr>
+            <w:tcW w:type="dxa" w:w="3408"/>
+          </w:tcPr>
+          <w:p>
+            <w:r>
+              <w:t>87.5%</w:t>
+            </w:r>
+          </w:p>
+        </w:tc>
+      </w:tr>
+      <w:tr>
+        <w:tc>
+          <w:tcPr>
+            <w:tcW w:type="dxa" w:w="3408"/>
+          </w:tcPr>
+          <w:p>
+            <w:r>
+              <w:t>Outdoor shade</w:t>
+            </w:r>
+          </w:p>
+        </w:tc>
+        <w:tc>
+          <w:tcPr>
+            <w:tcW w:type="dxa" w:w="3408"/>
+          </w:tcPr>
+          <w:p>
+            <w:r>
+              <w:t>3/8</w:t>
+            </w:r>
+          </w:p>
+        </w:tc>
+        <w:tc>
+          <w:tcPr>
+            <w:tcW w:type="dxa" w:w="3408"/>
+          </w:tcPr>
+          <w:p>
+            <w:r>
+              <w:t>37.5%</w:t>
+            </w:r>
+          </w:p>
+        </w:tc>
+      </w:tr>
+      <w:tr>
+        <w:tc>
+          <w:tcPr>
+            <w:tcW w:type="dxa" w:w="3408"/>
+          </w:tcPr>
+          <w:p>
+            <w:r>
+              <w:t>Pooled</w:t>
+            </w:r>
+          </w:p>
+        </w:tc>
+        <w:tc>
+          <w:tcPr>
+            <w:tcW w:type="dxa" w:w="3408"/>
+          </w:tcPr>
+          <w:p>
+            <w:r>
+              <w:t>10/16</w:t>
+            </w:r>
+          </w:p>
+        </w:tc>
+        <w:tc>
+          <w:tcPr>
+            <w:tcW w:type="dxa" w:w="3408"/>
+          </w:tcPr>
+          <w:p>
+            <w:r>
+              <w:t>62.5%</w:t>
+            </w:r>
+          </w:p>
+        </w:tc>
+      </w:tr>
+      <w:tr>
+        <w:tc>
+          <w:tcPr>
+            <w:tcW w:type="dxa" w:w="3408"/>
+          </w:tcPr>
+          <w:p>
+            <w:r>
+              <w:t>Indoor minus outdoor</w:t>
+            </w:r>
+          </w:p>
+        </w:tc>
+        <w:tc>
+          <w:tcPr>
+            <w:tcW w:type="dxa" w:w="3408"/>
+          </w:tcPr>
+          <w:p>
+            <w:r>
+              <w:t>Different supplied slices</w:t>
+            </w:r>
+          </w:p>
+        </w:tc>
+        <w:tc>
+          <w:tcPr>
+            <w:tcW w:type="dxa" w:w="3408"/>
+          </w:tcPr>
+          <w:p>
+            <w:r>
+              <w:t>50 percentage points</w:t>
+            </w:r>
+          </w:p>
+        </w:tc>
+      </w:tr>
+      <w:tr>
+        <w:tc>
+          <w:tcPr>
+            <w:tcW w:type="dxa" w:w="3408"/>
+          </w:tcPr>
+          <w:p>
+            <w:r>
+              <w:t>Hidden by pooled-only report</w:t>
+            </w:r>
+          </w:p>
+        </w:tc>
+        <w:tc>
+          <w:tcPr>
+            <w:tcW w:type="dxa" w:w="3408"/>
+          </w:tcPr>
+          <w:p>
+            <w:r>
+              <w:t>Outdoor weakness</w:t>
+            </w:r>
+          </w:p>
+        </w:tc>
+        <w:tc>
+          <w:tcPr>
+            <w:tcW w:type="dxa" w:w="3408"/>
+          </w:tcPr>
+          <w:p>
+            <w:r>
+              <w:t>No separate outdoor rate visible</w:t>
+            </w:r>
+          </w:p>
+        </w:tc>
+      </w:tr>
+      <w:tr>
+        <w:tc>
+          <w:tcPr>
+            <w:tcW w:type="dxa" w:w="3408"/>
+          </w:tcPr>
+          <w:p>
+            <w:r>
+              <w:t>Why rates differ</w:t>
+            </w:r>
+          </w:p>
+        </w:tc>
+        <w:tc>
+          <w:tcPr>
+            <w:tcW w:type="dxa" w:w="3408"/>
+          </w:tcPr>
+          <w:p>
+            <w:r>
+              <w:t>Not supplied</w:t>
+            </w:r>
+          </w:p>
+        </w:tc>
+        <w:tc>
+          <w:tcPr>
+            <w:tcW w:type="dxa" w:w="3408"/>
+          </w:tcPr>
+          <w:p>
+            <w:r>
+              <w:t>No causal or significance claim</w:t>
+            </w:r>
+          </w:p>
+        </w:tc>
+      </w:tr>
+    </w:tbl>
+    <w:p>
+      <w:pPr>
+        <w:pStyle w:val="Heading2"/>
+      </w:pPr>
+      <w:r>
+        <w:t>Predict the changed condition</w:t>
+      </w:r>
+    </w:p>
+    <w:p>
+      <w:pPr>
+        <w:pStyle w:val="ListBullet"/>
+      </w:pPr>
+      <w:r>
+        <w:t>Change one thing: Report only the combined 10/16=62.5%. Predict the result before checking the explanation. What remains the same?</w:t>
+      </w:r>
+    </w:p>
+    <w:p>
+      <w:pPr>
+        <w:pStyle w:val="Heading2"/>
+      </w:pPr>
+      <w:r>
+        <w:t>Check after predicting · reference / check after trying</w:t>
+      </w:r>
+    </w:p>
+    <w:p>
+      <w:r>
+        <w:drawing>
+          <wp:inline xmlns:a="http://schemas.openxmlformats.org/drawingml/2006/main" xmlns:pic="http://schemas.openxmlformats.org/drawingml/2006/picture">
+            <wp:extent cx="5486400" cy="3041904"/>
+            <wp:docPr id="3" name="Picture 3" descr="Original case: The large observed gap motivates investigation rather than claiming condition independence. Changed condition: Report only the combined 10/16=62.5%. Expected result: The arithmetic is correct, but the condition gap becomes hidden. Reason: Combining records discards the slice distinction relevant to the deployment goal."/>
+            <wp:cNvGraphicFramePr>
+              <a:graphicFrameLocks noChangeAspect="1"/>
+            </wp:cNvGraphicFramePr>
+            <a:graphic>
+              <a:graphicData uri="http://schemas.openxmlformats.org/drawingml/2006/picture">
+                <pic:pic>
+                  <pic:nvPicPr>
+                    <pic:cNvPr id="0" name="academy-story-ai-7-27-04.png"/>
+                    <pic:cNvPicPr/>
+                  </pic:nvPicPr>
+                  <pic:blipFill>
+                    <a:blip r:embed="rId11"/>
+                    <a:stretch>
+                      <a:fillRect/>
+                    </a:stretch>
+                  </pic:blipFill>
+                  <pic:spPr>
+                    <a:xfrm>
+                      <a:off x="0" y="0"/>
+                      <a:ext cx="5486400" cy="3041904"/>
+                    </a:xfrm>
+                    <a:prstGeom prst="rect"/>
+                  </pic:spPr>
+                </pic:pic>
+              </a:graphicData>
+            </a:graphic>
+          </wp:inline>
+        </w:drawing>
+      </w:r>
+    </w:p>
+    <w:p>
+      <w:pPr>
+        <w:pStyle w:val="Heading2"/>
+      </w:pPr>
+      <w:r>
+        <w:t>Explain what remains unknown</w:t>
+      </w:r>
+    </w:p>
+    <w:p>
+      <w:pPr>
+        <w:pStyle w:val="ListBullet"/>
+      </w:pPr>
+      <w:r>
+        <w:t>Eight cases per slice do not establish stable population rates or the reason for the difference.</w:t>
+      </w:r>
+    </w:p>
+    <w:p>
+      <w:pPr>
+        <w:pStyle w:val="ListBullet"/>
+      </w:pPr>
+      <w:r>
+        <w:t>Read the labelled picture: Calculate indoor, outdoor and combined rates. Which relevant weakness disappears from view when only the combined rate is reported?</w:t>
+      </w:r>
+    </w:p>
+    <w:p>
+      <w:pPr>
+        <w:pStyle w:val="Heading2"/>
+      </w:pPr>
+      <w:r>
+        <w:t>Earlier wording, alternatives and picture transcripts · reference / check after trying</w:t>
+      </w:r>
+    </w:p>
+    <w:p>
+      <w:pPr>
         <w:pStyle w:val="Heading3"/>
       </w:pPr>
       <w:r>
-        <w:t>What this example does not establish</w:t>
-      </w:r>
-    </w:p>
-    <w:p>
-      <w:pPr>
-        <w:pStyle w:val="Heading3"/>
-      </w:pPr>
-      <w:r>
-        <w:t>Keep the stated limit</w:t>
+        <w:t>Learn from the worked case</w:t>
       </w:r>
     </w:p>
     <w:p>
       <w:pPr>
         <w:spacing w:line="336" w:lineRule="auto" w:after="180"/>
-        <w:shd w:fill="FFF5E6"/>
       </w:pPr>
       <w:r>
         <w:rPr>
           <w:b w:val="0"/>
         </w:rPr>
-        <w:t>Eight cases per slice do not establish stable population rates or the reason for the difference.</w:t>
+        <w:t>Cover the result before checking it. Say what is given, choose the procedure, and follow one step at a time. Then uncover the result and explain your first mismatch. Ask why a step is allowed, not only what number it produces.</w:t>
       </w:r>
     </w:p>
     <w:p>
@@ -1301,19 +1976,7 @@
         <w:pStyle w:val="Heading3"/>
       </w:pPr>
       <w:r>
-        <w:t>Keep the stated limit</w:t>
-      </w:r>
-    </w:p>
-    <w:p>
-      <w:pPr>
-        <w:spacing w:line="336" w:lineRule="auto" w:after="180"/>
-        <w:shd w:fill="FFF5E6"/>
-      </w:pPr>
-      <w:r>
-        <w:rPr>
-          <w:b w:val="0"/>
-        </w:rPr>
-        <w:t>Read the labelled picture: Calculate indoor, outdoor and combined rates. Which relevant weakness disappears from view when only the combined rate is reported?</w:t>
+        <w:t>A pictorial worked case: Robustness across conditions</w:t>
       </w:r>
     </w:p>
     <w:p>
@@ -1321,19 +1984,95 @@
         <w:pStyle w:val="Heading3"/>
       </w:pPr>
       <w:r>
-        <w:t>Keep the stated limit</w:t>
-      </w:r>
-    </w:p>
-    <w:p>
-      <w:pPr>
-        <w:spacing w:line="336" w:lineRule="auto" w:after="180"/>
-        <w:shd w:fill="FFF5E6"/>
-      </w:pPr>
-      <w:r>
-        <w:rPr>
-          <w:b w:val="0"/>
-        </w:rPr>
-        <w:t>Change one thing: Report only the combined 10/16=62.5%. Predict the result before checking the explanation. What remains the same?</w:t>
+        <w:t>The facts we will use</w:t>
+      </w:r>
+    </w:p>
+    <w:p>
+      <w:r>
+        <w:drawing>
+          <wp:inline xmlns:a="http://schemas.openxmlformats.org/drawingml/2006/main" xmlns:pic="http://schemas.openxmlformats.org/drawingml/2006/picture">
+            <wp:extent cx="5486400" cy="2641600"/>
+            <wp:docPr id="4" name="Picture 4" descr="Fixed model across conditions"/>
+            <wp:cNvGraphicFramePr>
+              <a:graphicFrameLocks noChangeAspect="1"/>
+            </wp:cNvGraphicFramePr>
+            <a:graphic>
+              <a:graphicData uri="http://schemas.openxmlformats.org/drawingml/2006/picture">
+                <pic:pic>
+                  <pic:nvPicPr>
+                    <pic:cNvPr id="0" name="academy-detail-ai-7-27.png"/>
+                    <pic:cNvPicPr/>
+                  </pic:nvPicPr>
+                  <pic:blipFill>
+                    <a:blip r:embed="rId12"/>
+                    <a:stretch>
+                      <a:fillRect/>
+                    </a:stretch>
+                  </pic:blipFill>
+                  <pic:spPr>
+                    <a:xfrm>
+                      <a:off x="0" y="0"/>
+                      <a:ext cx="5486400" cy="2641600"/>
+                    </a:xfrm>
+                    <a:prstGeom prst="rect"/>
+                  </pic:spPr>
+                </pic:pic>
+              </a:graphicData>
+            </a:graphic>
+          </wp:inline>
+        </w:drawing>
+      </w:r>
+    </w:p>
+    <w:p>
+      <w:r>
+        <w:drawing>
+          <wp:inline xmlns:a="http://schemas.openxmlformats.org/drawingml/2006/main" xmlns:pic="http://schemas.openxmlformats.org/drawingml/2006/picture">
+            <wp:extent cx="5486400" cy="5185229"/>
+            <wp:docPr id="5" name="Picture 5" descr="Robustness across conditions. Name both slices: Each condition has eight labelled cases.. Compute rates: Indoor is 87.5%; outdoor is 37.5%.. Bound robustness: The large observed gap motivates investigation rather than claiming condition independence."/>
+            <wp:cNvGraphicFramePr>
+              <a:graphicFrameLocks noChangeAspect="1"/>
+            </wp:cNvGraphicFramePr>
+            <a:graphic>
+              <a:graphicData uri="http://schemas.openxmlformats.org/drawingml/2006/picture">
+                <pic:pic>
+                  <pic:nvPicPr>
+                    <pic:cNvPr id="0" name="academy-visual-ai-7-27.png"/>
+                    <pic:cNvPicPr/>
+                  </pic:nvPicPr>
+                  <pic:blipFill>
+                    <a:blip r:embed="rId13"/>
+                    <a:stretch>
+                      <a:fillRect/>
+                    </a:stretch>
+                  </pic:blipFill>
+                  <pic:spPr>
+                    <a:xfrm>
+                      <a:off x="0" y="0"/>
+                      <a:ext cx="5486400" cy="5185229"/>
+                    </a:xfrm>
+                    <a:prstGeom prst="rect"/>
+                  </pic:spPr>
+                </pic:pic>
+              </a:graphicData>
+            </a:graphic>
+          </wp:inline>
+        </w:drawing>
+      </w:r>
+    </w:p>
+    <w:p>
+      <w:pPr>
+        <w:pStyle w:val="Heading3"/>
+      </w:pPr>
+      <w:r>
+        <w:t>Why this result follows</w:t>
+      </w:r>
+    </w:p>
+    <w:p>
+      <w:pPr>
+        <w:pStyle w:val="Heading3"/>
+      </w:pPr>
+      <w:r>
+        <w:t>What this example does not establish</w:t>
       </w:r>
     </w:p>
     <w:p>
@@ -1341,12 +2080,20 @@
         <w:pStyle w:val="Heading1"/>
       </w:pPr>
       <w:r>
-        <w:t>07. Find and repair a mistake</w:t>
-      </w:r>
-    </w:p>
-    <w:p>
-      <w:r>
-        <w:t>Find the unsupported step in the Robustness across conditions claim and explain a repair using the supplied evidence.</w:t>
+        <w:t>07. Find the first unsupported inference and repair it</w:t>
+      </w:r>
+    </w:p>
+    <w:p>
+      <w:r>
+        <w:t>Use the supplied conditions rather than inventing missing evidence.</w:t>
+      </w:r>
+    </w:p>
+    <w:p>
+      <w:pPr>
+        <w:pStyle w:val="Heading2"/>
+      </w:pPr>
+      <w:r>
+        <w:t>Original qualification and repair setup</w:t>
       </w:r>
     </w:p>
     <w:p>
@@ -1374,16 +2121,7 @@
     </w:p>
     <w:p>
       <w:pPr>
-        <w:pStyle w:val="Heading3"/>
-      </w:pPr>
-      <w:r>
-        <w:t>Check the claim against the facts</w:t>
-      </w:r>
-    </w:p>
-    <w:p>
-      <w:pPr>
         <w:spacing w:line="336" w:lineRule="auto" w:after="180"/>
-        <w:shd w:fill="FFF5E6"/>
       </w:pPr>
       <w:r>
         <w:rPr>
@@ -1395,7 +2133,6 @@
     <w:p>
       <w:pPr>
         <w:spacing w:line="336" w:lineRule="auto" w:after="180"/>
-        <w:shd w:fill="FFF5E6"/>
       </w:pPr>
       <w:r>
         <w:rPr>
@@ -1418,6 +2155,234 @@
     </w:p>
     <w:p>
       <w:pPr>
+        <w:pStyle w:val="Heading2"/>
+      </w:pPr>
+      <w:r>
+        <w:t>Complete boundary and misconception probes</w:t>
+      </w:r>
+    </w:p>
+    <w:tbl>
+      <w:tblPr>
+        <w:tblStyle w:val="LightShading-Accent1"/>
+        <w:tblW w:type="auto" w:w="0"/>
+        <w:tblLook w:firstColumn="1" w:firstRow="1" w:lastColumn="0" w:lastRow="0" w:noHBand="0" w:noVBand="1" w:val="04A0"/>
+      </w:tblPr>
+      <w:tblGrid>
+        <w:gridCol w:w="5112"/>
+        <w:gridCol w:w="5112"/>
+      </w:tblGrid>
+      <w:tr>
+        <w:trPr>
+          <w:tblHeader/>
+        </w:trPr>
+        <w:tc>
+          <w:tcPr>
+            <w:tcW w:type="dxa" w:w="5112"/>
+          </w:tcPr>
+          <w:p>
+            <w:r>
+              <w:t>Robustness audit</w:t>
+            </w:r>
+          </w:p>
+        </w:tc>
+        <w:tc>
+          <w:tcPr>
+            <w:tcW w:type="dxa" w:w="5112"/>
+          </w:tcPr>
+          <w:p>
+            <w:r>
+              <w:t>Checked interpretation</w:t>
+            </w:r>
+          </w:p>
+        </w:tc>
+      </w:tr>
+      <w:tr>
+        <w:tc>
+          <w:tcPr>
+            <w:tcW w:type="dxa" w:w="5112"/>
+          </w:tcPr>
+          <w:p>
+            <w:r>
+              <w:t>Overall score looks acceptable</w:t>
+            </w:r>
+          </w:p>
+        </w:tc>
+        <w:tc>
+          <w:tcPr>
+            <w:tcW w:type="dxa" w:w="5112"/>
+          </w:tcPr>
+          <w:p>
+            <w:r>
+              <w:t>A weak relevant condition can still be hidden</w:t>
+            </w:r>
+          </w:p>
+        </w:tc>
+      </w:tr>
+      <w:tr>
+        <w:tc>
+          <w:tcPr>
+            <w:tcW w:type="dxa" w:w="5112"/>
+          </w:tcPr>
+          <w:p>
+            <w:r>
+              <w:t>Same frozen model and rubric</w:t>
+            </w:r>
+          </w:p>
+        </w:tc>
+        <w:tc>
+          <w:tcPr>
+            <w:tcW w:type="dxa" w:w="5112"/>
+          </w:tcPr>
+          <w:p>
+            <w:r>
+              <w:t>Useful declared controls, not proof all case properties align</w:t>
+            </w:r>
+          </w:p>
+        </w:tc>
+      </w:tr>
+      <w:tr>
+        <w:tc>
+          <w:tcPr>
+            <w:tcW w:type="dxa" w:w="5112"/>
+          </w:tcPr>
+          <w:p>
+            <w:r>
+              <w:t>Outdoor score lower</w:t>
+            </w:r>
+          </w:p>
+        </w:tc>
+        <w:tc>
+          <w:tcPr>
+            <w:tcW w:type="dxa" w:w="5112"/>
+          </w:tcPr>
+          <w:p>
+            <w:r>
+              <w:t>Descriptive pattern, not a root-cause diagnosis</w:t>
+            </w:r>
+          </w:p>
+        </w:tc>
+      </w:tr>
+      <w:tr>
+        <w:tc>
+          <w:tcPr>
+            <w:tcW w:type="dxa" w:w="5112"/>
+          </w:tcPr>
+          <w:p>
+            <w:r>
+              <w:t>New condition tested</w:t>
+            </w:r>
+          </w:p>
+        </w:tc>
+        <w:tc>
+          <w:tcPr>
+            <w:tcW w:type="dxa" w:w="5112"/>
+          </w:tcPr>
+          <w:p>
+            <w:r>
+              <w:t>Extends evidence to that condition only</w:t>
+            </w:r>
+          </w:p>
+        </w:tc>
+      </w:tr>
+      <w:tr>
+        <w:tc>
+          <w:tcPr>
+            <w:tcW w:type="dxa" w:w="5112"/>
+          </w:tcPr>
+          <w:p>
+            <w:r>
+              <w:t>One candidate improves one slice</w:t>
+            </w:r>
+          </w:p>
+        </w:tc>
+        <w:tc>
+          <w:tcPr>
+            <w:tcW w:type="dxa" w:w="5112"/>
+          </w:tcPr>
+          <w:p>
+            <w:r>
+              <w:t>Check whether another slice worsens</w:t>
+            </w:r>
+          </w:p>
+        </w:tc>
+      </w:tr>
+      <w:tr>
+        <w:tc>
+          <w:tcPr>
+            <w:tcW w:type="dxa" w:w="5112"/>
+          </w:tcPr>
+          <w:p>
+            <w:r>
+              <w:t>Two conditions pooled</w:t>
+            </w:r>
+          </w:p>
+        </w:tc>
+        <w:tc>
+          <w:tcPr>
+            <w:tcW w:type="dxa" w:w="5112"/>
+          </w:tcPr>
+          <w:p>
+            <w:r>
+              <w:t>Their observed weights may differ from intended use</w:t>
+            </w:r>
+          </w:p>
+        </w:tc>
+      </w:tr>
+      <w:tr>
+        <w:tc>
+          <w:tcPr>
+            <w:tcW w:type="dxa" w:w="5112"/>
+          </w:tcPr>
+          <w:p>
+            <w:r>
+              <w:t>Only aggregate counts supplied</w:t>
+            </w:r>
+          </w:p>
+        </w:tc>
+        <w:tc>
+          <w:tcPr>
+            <w:tcW w:type="dxa" w:w="5112"/>
+          </w:tcPr>
+          <w:p>
+            <w:r>
+              <w:t>Cannot reconstruct individual paired flips</w:t>
+            </w:r>
+          </w:p>
+        </w:tc>
+      </w:tr>
+      <w:tr>
+        <w:tc>
+          <w:tcPr>
+            <w:tcW w:type="dxa" w:w="5112"/>
+          </w:tcPr>
+          <w:p>
+            <w:r>
+              <w:t>No statistical analysis supplied</w:t>
+            </w:r>
+          </w:p>
+        </w:tc>
+        <w:tc>
+          <w:tcPr>
+            <w:tcW w:type="dxa" w:w="5112"/>
+          </w:tcPr>
+          <w:p>
+            <w:r>
+              <w:t>Do not label slice gaps statistically established</w:t>
+            </w:r>
+          </w:p>
+        </w:tc>
+      </w:tr>
+    </w:tbl>
+    <w:p>
+      <w:pPr>
+        <w:pStyle w:val="Heading2"/>
+      </w:pPr>
+      <w:r>
+        <w:t>Write and justify the repair</w:t>
+      </w:r>
+    </w:p>
+    <w:p>
+      <w:pPr>
         <w:pStyle w:val="Heading3"/>
       </w:pPr>
       <w:r>
@@ -1451,33 +2416,93 @@
     </w:p>
     <w:p>
       <w:pPr>
+        <w:pStyle w:val="ListBullet"/>
+      </w:pPr>
+      <w:r>
+        <w:t>A report omits this qualification: Robustness is bounded by the tested variations and independent evidence policy. Explain how omitting it could change a reader's interpretation, and write an accurate replacement.</w:t>
+      </w:r>
+    </w:p>
+    <w:p>
+      <w:pPr>
         <w:pStyle w:val="Heading3"/>
       </w:pPr>
       <w:r>
+        <w:t>State one repair and the checks you would rerun.</w:t>
+      </w:r>
+    </w:p>
+    <w:p>
+      <w:r>
+        <w:t>________________________________________________________________</w:t>
+      </w:r>
+    </w:p>
+    <w:p>
+      <w:r>
+        <w:t>________________________________________________________________</w:t>
+      </w:r>
+    </w:p>
+    <w:p>
+      <w:r>
+        <w:t>________________________________________________________________</w:t>
+      </w:r>
+    </w:p>
+    <w:p>
+      <w:r>
+        <w:t>________________________________________________________________</w:t>
+      </w:r>
+    </w:p>
+    <w:p>
+      <w:r>
+        <w:t>________________________________________________________________</w:t>
+      </w:r>
+    </w:p>
+    <w:p>
+      <w:r>
+        <w:t>________________________________________________________________</w:t>
+      </w:r>
+    </w:p>
+    <w:p>
+      <w:pPr>
+        <w:pStyle w:val="Heading2"/>
+      </w:pPr>
+      <w:r>
+        <w:t>Earlier wording, alternatives and picture transcripts · reference / check after trying</w:t>
+      </w:r>
+    </w:p>
+    <w:p>
+      <w:pPr>
+        <w:pStyle w:val="Heading3"/>
+      </w:pPr>
+      <w:r>
         <w:t>Locate the earliest unsupported step</w:t>
       </w:r>
     </w:p>
     <w:p>
       <w:pPr>
-        <w:spacing w:line="336" w:lineRule="auto" w:after="180"/>
-      </w:pPr>
-      <w:r>
-        <w:rPr>
-          <w:b w:val="0"/>
-        </w:rPr>
-        <w:t xml:space="preserve">A report omits this qualification: Robustness is bounded by the tested variations and independent </w:t>
-      </w:r>
-      <w:r>
-        <w:rPr>
-          <w:b/>
-        </w:rPr>
-        <w:t>evidence</w:t>
-      </w:r>
-      <w:r>
-        <w:rPr>
-          <w:b w:val="0"/>
-        </w:rPr>
-        <w:t xml:space="preserve"> policy. Explain how omitting it could change a reader's interpretation, and write an accurate replacement.</w:t>
+        <w:pStyle w:val="Heading1"/>
+      </w:pPr>
+      <w:r>
+        <w:t>08. Practise the mechanism with progressively less help</w:t>
+      </w:r>
+    </w:p>
+    <w:p>
+      <w:r>
+        <w:t>Keep the selected independent case for a first attempt.</w:t>
+      </w:r>
+    </w:p>
+    <w:p>
+      <w:pPr>
+        <w:pStyle w:val="Heading2"/>
+      </w:pPr>
+      <w:r>
+        <w:t>Shared explanation</w:t>
+      </w:r>
+    </w:p>
+    <w:p>
+      <w:pPr>
+        <w:pStyle w:val="ListBullet"/>
+      </w:pPr>
+      <w:r>
+        <w:t>Explain the weekly mechanism in your own words. Use the worked scenario to name its input, decision rule and output.</w:t>
       </w:r>
     </w:p>
     <w:p>
@@ -1485,7 +2510,7 @@
         <w:pStyle w:val="Heading3"/>
       </w:pPr>
       <w:r>
-        <w:t>State one repair and the checks you would rerun.</w:t>
+        <w:t>Guided: restate the worked result, then name the assumption or limitation that prevents a broader conclusion.</w:t>
       </w:r>
     </w:p>
     <w:p>
@@ -1514,79 +2539,19 @@
       </w:r>
     </w:p>
     <w:p>
+      <w:pPr>
+        <w:pStyle w:val="Heading3"/>
+      </w:pPr>
+      <w:r>
+        <w:t>Explain your prediction to a partner before comparing results.</w:t>
+      </w:r>
+    </w:p>
+    <w:p>
       <w:r>
         <w:t>________________________________________________________________</w:t>
       </w:r>
     </w:p>
     <w:p>
-      <w:pPr>
-        <w:pStyle w:val="Heading1"/>
-      </w:pPr>
-      <w:r>
-        <w:t>08. Practise together</w:t>
-      </w:r>
-    </w:p>
-    <w:p>
-      <w:r>
-        <w:t>Practise Robustness across conditions with support, then explain the deciding step in your own words.</w:t>
-      </w:r>
-    </w:p>
-    <w:p>
-      <w:pPr>
-        <w:spacing w:line="336" w:lineRule="auto" w:after="180"/>
-      </w:pPr>
-      <w:r>
-        <w:rPr>
-          <w:b w:val="0"/>
-        </w:rPr>
-        <w:t xml:space="preserve">Explain the weekly </w:t>
-      </w:r>
-      <w:r>
-        <w:rPr>
-          <w:b/>
-        </w:rPr>
-        <w:t>mechanism</w:t>
-      </w:r>
-      <w:r>
-        <w:rPr>
-          <w:b w:val="0"/>
-        </w:rPr>
-        <w:t xml:space="preserve"> in your own words. Use the worked scenario to name its </w:t>
-      </w:r>
-      <w:r>
-        <w:rPr>
-          <w:b/>
-        </w:rPr>
-        <w:t>input</w:t>
-      </w:r>
-      <w:r>
-        <w:rPr>
-          <w:b w:val="0"/>
-        </w:rPr>
-        <w:t xml:space="preserve">, decision rule and </w:t>
-      </w:r>
-      <w:r>
-        <w:rPr>
-          <w:b/>
-        </w:rPr>
-        <w:t>output</w:t>
-      </w:r>
-      <w:r>
-        <w:rPr>
-          <w:b w:val="0"/>
-        </w:rPr>
-        <w:t>.</w:t>
-      </w:r>
-    </w:p>
-    <w:p>
-      <w:pPr>
-        <w:pStyle w:val="Heading3"/>
-      </w:pPr>
-      <w:r>
-        <w:t>Guided: restate the worked result, then name the assumption or limitation that prevents a broader conclusion.</w:t>
-      </w:r>
-    </w:p>
-    <w:p>
       <w:r>
         <w:t>________________________________________________________________</w:t>
       </w:r>
@@ -1602,49 +2567,11 @@
       </w:r>
     </w:p>
     <w:p>
-      <w:r>
-        <w:t>________________________________________________________________</w:t>
-      </w:r>
-    </w:p>
-    <w:p>
-      <w:r>
-        <w:t>________________________________________________________________</w:t>
-      </w:r>
-    </w:p>
-    <w:p>
-      <w:pPr>
-        <w:pStyle w:val="Heading3"/>
-      </w:pPr>
-      <w:r>
-        <w:t>Explain your prediction to a partner before comparing results.</w:t>
-      </w:r>
-    </w:p>
-    <w:p>
-      <w:r>
-        <w:t>________________________________________________________________</w:t>
-      </w:r>
-    </w:p>
-    <w:p>
-      <w:r>
-        <w:t>________________________________________________________________</w:t>
-      </w:r>
-    </w:p>
-    <w:p>
-      <w:r>
-        <w:t>________________________________________________________________</w:t>
-      </w:r>
-    </w:p>
-    <w:p>
-      <w:r>
-        <w:t>________________________________________________________________</w:t>
-      </w:r>
-    </w:p>
-    <w:p>
-      <w:pPr>
-        <w:pStyle w:val="Heading3"/>
-      </w:pPr>
-      <w:r>
-        <w:t>Practise with less help: Trace the worked case</w:t>
+      <w:pPr>
+        <w:pStyle w:val="Heading2"/>
+      </w:pPr>
+      <w:r>
+        <w:t>Supported workbook trace</w:t>
       </w:r>
     </w:p>
     <w:p>
@@ -1762,70 +2689,49 @@
     </w:p>
     <w:p>
       <w:pPr>
+        <w:pStyle w:val="Heading2"/>
+      </w:pPr>
+      <w:r>
+        <w:t>Individual scope check</w:t>
+      </w:r>
+    </w:p>
+    <w:p>
+      <w:pPr>
+        <w:pStyle w:val="ListBullet"/>
+      </w:pPr>
+      <w:r>
+        <w:t>Use the worked case for Robustness across conditions. Proposed explanation: “The worked result establishes every future case”. Decide whether this explanation is supported. Point to the step or supplied fact that decides; explain your repair if needed.</w:t>
+      </w:r>
+    </w:p>
+    <w:p>
+      <w:pPr>
+        <w:pStyle w:val="ListBullet"/>
+      </w:pPr>
+      <w:r>
+        <w:t>Answer on your own before discussion. If you are unsure, say which step you need help with.</w:t>
+      </w:r>
+    </w:p>
+    <w:p>
+      <w:pPr>
+        <w:pStyle w:val="Heading2"/>
+      </w:pPr>
+      <w:r>
+        <w:t>Picture response</w:t>
+      </w:r>
+    </w:p>
+    <w:p>
+      <w:pPr>
+        <w:pStyle w:val="ListBullet"/>
+      </w:pPr>
+      <w:r>
+        <w:t>Calculate indoor, outdoor and combined rates. Which relevant weakness disappears from view when only the combined rate is reported?</w:t>
+      </w:r>
+    </w:p>
+    <w:p>
+      <w:pPr>
         <w:pStyle w:val="Heading3"/>
       </w:pPr>
       <w:r>
-        <w:t>Check your reasoning</w:t>
-      </w:r>
-    </w:p>
-    <w:p>
-      <w:pPr>
-        <w:spacing w:line="336" w:lineRule="auto" w:after="180"/>
-      </w:pPr>
-      <w:r>
-        <w:rPr>
-          <w:b w:val="0"/>
-        </w:rPr>
-        <w:t>Use the worked case for Robustness across conditions. Proposed explanation: “The worked result establishes every future case”. Decide whether this explanation is supported.</w:t>
-      </w:r>
-    </w:p>
-    <w:p>
-      <w:pPr>
-        <w:spacing w:line="336" w:lineRule="auto" w:after="180"/>
-      </w:pPr>
-      <w:r>
-        <w:rPr>
-          <w:b w:val="0"/>
-        </w:rPr>
-        <w:t>Point to the step or supplied fact that decides; explain your repair if needed.</w:t>
-      </w:r>
-    </w:p>
-    <w:p>
-      <w:pPr>
-        <w:spacing w:line="336" w:lineRule="auto" w:after="180"/>
-      </w:pPr>
-      <w:r>
-        <w:rPr>
-          <w:b w:val="0"/>
-        </w:rPr>
-        <w:t>Answer on your own before discussion. If you are unsure, say which step you need help with.</w:t>
-      </w:r>
-    </w:p>
-    <w:p>
-      <w:pPr>
-        <w:pStyle w:val="Heading3"/>
-      </w:pPr>
-      <w:r>
-        <w:t>Explain the picture</w:t>
-      </w:r>
-    </w:p>
-    <w:p>
-      <w:pPr>
-        <w:spacing w:line="336" w:lineRule="auto" w:after="180"/>
-        <w:shd w:fill="F5F1FB"/>
-      </w:pPr>
-      <w:r>
-        <w:rPr>
-          <w:b w:val="0"/>
-        </w:rPr>
-        <w:t>Calculate indoor, outdoor and combined rates. Which relevant weakness disappears from view when only the combined rate is reported?</w:t>
-      </w:r>
-    </w:p>
-    <w:p>
-      <w:pPr>
-        <w:pStyle w:val="Heading3"/>
-      </w:pPr>
-      <w:r>
         <w:t>My explanation using a pictured step and the given facts</w:t>
       </w:r>
     </w:p>
@@ -1847,6 +2753,14 @@
     <w:p>
       <w:r>
         <w:t>________________________________________________________________</w:t>
+      </w:r>
+    </w:p>
+    <w:p>
+      <w:pPr>
+        <w:pStyle w:val="Heading2"/>
+      </w:pPr>
+      <w:r>
+        <w:t>Reserve the independent task</w:t>
       </w:r>
     </w:p>
     <w:p>
@@ -1862,23 +2776,55 @@
     </w:p>
     <w:p>
       <w:pPr>
+        <w:pStyle w:val="Heading2"/>
+      </w:pPr>
+      <w:r>
+        <w:t>Earlier wording, alternatives and picture transcripts · reference / check after trying</w:t>
+      </w:r>
+    </w:p>
+    <w:p>
+      <w:pPr>
+        <w:pStyle w:val="Heading3"/>
+      </w:pPr>
+      <w:r>
+        <w:t>Practise with less help: Trace the worked case</w:t>
+      </w:r>
+    </w:p>
+    <w:p>
+      <w:pPr>
+        <w:pStyle w:val="Heading3"/>
+      </w:pPr>
+      <w:r>
+        <w:t>Check your reasoning</w:t>
+      </w:r>
+    </w:p>
+    <w:p>
+      <w:pPr>
+        <w:pStyle w:val="Heading3"/>
+      </w:pPr>
+      <w:r>
+        <w:t>Explain the picture</w:t>
+      </w:r>
+    </w:p>
+    <w:p>
+      <w:pPr>
         <w:pStyle w:val="Heading1"/>
       </w:pPr>
       <w:r>
-        <w:t>09. Run the investigation</w:t>
-      </w:r>
-    </w:p>
-    <w:p>
-      <w:r>
-        <w:t>Investigate Robustness across conditions. Record the prediction, actual observation or labelled paper trace, explanation and next test separately.</w:t>
-      </w:r>
-    </w:p>
-    <w:p>
-      <w:pPr>
-        <w:pStyle w:val="Heading3"/>
-      </w:pPr>
-      <w:r>
-        <w:t>Predict, investigate and preserve the evidence</w:t>
+        <w:t>09. Investigate, record the evidence and check the limits</w:t>
+      </w:r>
+    </w:p>
+    <w:p>
+      <w:r>
+        <w:t>Distinguish a prediction, a paper trace and an actual local execution.</w:t>
+      </w:r>
+    </w:p>
+    <w:p>
+      <w:pPr>
+        <w:pStyle w:val="Heading2"/>
+      </w:pPr>
+      <w:r>
+        <w:t>Current investigation</w:t>
       </w:r>
     </w:p>
     <w:p>
@@ -1889,7 +2835,70 @@
         <w:rPr>
           <w:b w:val="0"/>
         </w:rPr>
-        <w:t>Method passes9/10 on current sources and5/10 on outdated sources. Show the intermediate steps and give the conclusion with its scope.</w:t>
+        <w:t>Method passes 9/10 on current sources and 5/10 on outdated sources. Show the intermediate steps and give the conclusion with its scope.</w:t>
+      </w:r>
+    </w:p>
+    <w:p>
+      <w:pPr>
+        <w:pStyle w:val="Heading2"/>
+      </w:pPr>
+      <w:r>
+        <w:t>Complete investigation instructions</w:t>
+      </w:r>
+    </w:p>
+    <w:p>
+      <w:r>
+        <w:rPr>
+          <w:rFonts w:ascii="Courier New" w:hAnsi="Courier New"/>
+          <w:sz w:val="18"/>
+        </w:rPr>
+        <w:t>"""Condition-specific descriptive rates from stipulated summaries."""</w:t>
+        <w:br/>
+        <w:t>from fractions import Fraction</w:t>
+        <w:br/>
+        <w:br/>
+        <w:t>def rate(correct,total):</w:t>
+        <w:br/>
+        <w:t xml:space="preserve"> if type(correct) is not int or type(total) is not int or total&lt;1 or not 0&lt;=correct&lt;=total:raise ValueError('valid count and positive denominator required')</w:t>
+        <w:br/>
+        <w:t xml:space="preserve"> return Fraction(correct,total)</w:t>
+        <w:br/>
+        <w:t>main_current=rate(9,10);main_outdated=rate(5,10)</w:t>
+        <w:br/>
+        <w:t>indoor=rate(7,8);outdoor=rate(3,8);pooled=rate(10,16)</w:t>
+        <w:br/>
+        <w:t>assert 100*(main_current-main_outdated)==40</w:t>
+        <w:br/>
+        <w:t>assert 100*(indoor-outdoor)==50 and pooled==Fraction(5,8)</w:t>
+        <w:br/>
+        <w:t># Reserved independent case is deliberately not solved by this practice program.</w:t>
+        <w:br/>
+        <w:t>print('Main current/outdated rates:',main_current,main_outdated,'gap in percentage points:',100*(main_current-main_outdated))</w:t>
+        <w:br/>
+        <w:t>print('Separate indoor/outdoor rates:',indoor,outdoor,'pooled:',pooled)</w:t>
+        <w:br/>
+        <w:t>print('Pooled 62.5% hides indoor 87.5% versus outdoor 37.5%; it is not the rate for either slice.')</w:t>
+        <w:br/>
+        <w:t>print('No individual case outcomes, cause, significance, stable population rate or universal robustness is supplied. Frozen-model/rubric claims are exercise assumptions, not code-verified controls.')</w:t>
+        <w:br/>
+        <w:t>print('No model is run and no new condition is collected. Keep baseline, metric, eligibility and conditions aligned in any proposed follow-up.')</w:t>
+        <w:br/>
+      </w:r>
+    </w:p>
+    <w:p>
+      <w:pPr>
+        <w:pStyle w:val="ListNumber"/>
+      </w:pPr>
+      <w:r>
+        <w:t>Predict the main 90% and 50% rates and forty-point gap. The complete code separately computes the picture’s 87.5%, 37.5% and pooled 62.5%, making the different denominators visible. It summarizes supplied counts only; it does not run a classifier or verify the declared controls. Save the slice results alongside the pooled value and propose a follow-up that holds the baseline, metric and eligibility aligned. Leave causal explanations and population rates unresolved. Keep the independent baseline/candidate comparison for the first individual attempt.</w:t>
+      </w:r>
+    </w:p>
+    <w:p>
+      <w:pPr>
+        <w:pStyle w:val="Heading2"/>
+      </w:pPr>
+      <w:r>
+        <w:t>Evidence record and reflection</w:t>
       </w:r>
     </w:p>
     <w:tbl>
@@ -2041,14 +3050,6 @@
     </w:p>
     <w:p>
       <w:pPr>
-        <w:pStyle w:val="Heading3"/>
-      </w:pPr>
-      <w:r>
-        <w:t>Plan → try → check</w:t>
-      </w:r>
-    </w:p>
-    <w:p>
-      <w:pPr>
         <w:spacing w:line="336" w:lineRule="auto" w:after="180"/>
       </w:pPr>
       <w:r>
@@ -2060,23 +3061,47 @@
     </w:p>
     <w:p>
       <w:pPr>
+        <w:pStyle w:val="Heading2"/>
+      </w:pPr>
+      <w:r>
+        <w:t>Earlier wording, alternatives and picture transcripts · reference / check after trying</w:t>
+      </w:r>
+    </w:p>
+    <w:p>
+      <w:pPr>
+        <w:pStyle w:val="Heading3"/>
+      </w:pPr>
+      <w:r>
+        <w:t>Predict, investigate and preserve the evidence</w:t>
+      </w:r>
+    </w:p>
+    <w:p>
+      <w:pPr>
+        <w:pStyle w:val="Heading3"/>
+      </w:pPr>
+      <w:r>
+        <w:t>Plan → try → check</w:t>
+      </w:r>
+    </w:p>
+    <w:p>
+      <w:pPr>
         <w:pStyle w:val="Heading1"/>
       </w:pPr>
       <w:r>
-        <w:t>10. Build your understanding</w:t>
-      </w:r>
-    </w:p>
-    <w:p>
-      <w:r>
-        <w:t>Move from recall to tracing, diagnosis and transfer in Robustness across conditions. Explain why each step is justified.</w:t>
-      </w:r>
-    </w:p>
-    <w:p>
-      <w:pPr>
-        <w:pStyle w:val="Heading3"/>
-      </w:pPr>
-      <w:r>
-        <w:t>Explain → apply → challenge</w:t>
+        <w:t>14. Try the selected new case independently</w:t>
+      </w:r>
+    </w:p>
+    <w:p>
+      <w:r>
+        <w:t>Compare baseline and candidate within each condition, preserving opposite changes and the limits of aggregate counts.</w:t>
+      </w:r>
+    </w:p>
+    <w:p>
+      <w:pPr>
+        <w:pStyle w:val="Heading2"/>
+      </w:pPr>
+      <w:r>
+        <w:t>Complete independent task</w:t>
       </w:r>
     </w:p>
     <w:p>
@@ -2087,43 +3112,123 @@
         <w:rPr>
           <w:b w:val="0"/>
         </w:rPr>
-        <w:t xml:space="preserve">Explain the weekly </w:t>
-      </w:r>
-      <w:r>
-        <w:rPr>
-          <w:b/>
-        </w:rPr>
-        <w:t>mechanism</w:t>
-      </w:r>
+        <w:t>Baseline/candidate on condition A:6/8, 7/8; condition B:5/8, 4/8. Compare paired rates.</w:t>
+      </w:r>
+    </w:p>
+    <w:p>
+      <w:pPr>
+        <w:pStyle w:val="Heading2"/>
+      </w:pPr>
+      <w:r>
+        <w:t>First attempt and support record</w:t>
+      </w:r>
+    </w:p>
+    <w:p>
+      <w:pPr>
+        <w:pStyle w:val="Heading3"/>
+      </w:pPr>
+      <w:r>
+        <w:t>My independent explanation, trace and limits</w:t>
+      </w:r>
+    </w:p>
+    <w:p>
+      <w:r>
+        <w:t>________________________________________________________________</w:t>
+      </w:r>
+    </w:p>
+    <w:p>
+      <w:r>
+        <w:t>________________________________________________________________</w:t>
+      </w:r>
+    </w:p>
+    <w:p>
+      <w:r>
+        <w:t>________________________________________________________________</w:t>
+      </w:r>
+    </w:p>
+    <w:p>
+      <w:r>
+        <w:t>________________________________________________________________</w:t>
+      </w:r>
+    </w:p>
+    <w:p>
+      <w:r>
+        <w:t>________________________________________________________________</w:t>
+      </w:r>
+    </w:p>
+    <w:p>
+      <w:r>
+        <w:t>________________________________________________________________</w:t>
+      </w:r>
+    </w:p>
+    <w:p>
+      <w:r>
+        <w:t>________________________________________________________________</w:t>
+      </w:r>
+    </w:p>
+    <w:p>
+      <w:pPr>
+        <w:spacing w:line="336" w:lineRule="auto" w:after="180"/>
+      </w:pPr>
       <w:r>
         <w:rPr>
           <w:b w:val="0"/>
         </w:rPr>
-        <w:t xml:space="preserve"> in your own words. Use the worked scenario to name its </w:t>
-      </w:r>
-      <w:r>
-        <w:rPr>
-          <w:b/>
-        </w:rPr>
-        <w:t>input</w:t>
-      </w:r>
+        <w:t>Attempt this case before feedback. Record any help. Earlier examples below are further practice; a case already practised with feedback cannot establish fresh transfer.</w:t>
+      </w:r>
+    </w:p>
+    <w:p>
+      <w:pPr>
+        <w:pStyle w:val="Heading2"/>
+      </w:pPr>
+      <w:r>
+        <w:t>Feedback after trying</w:t>
+      </w:r>
+    </w:p>
+    <w:p>
+      <w:pPr>
+        <w:spacing w:line="336" w:lineRule="auto" w:after="180"/>
+      </w:pPr>
       <w:r>
         <w:rPr>
           <w:b w:val="0"/>
         </w:rPr>
-        <w:t xml:space="preserve">, decision rule and </w:t>
-      </w:r>
-      <w:r>
-        <w:rPr>
-          <w:b/>
-        </w:rPr>
-        <w:t>output</w:t>
-      </w:r>
+        <w:t>Attempt the independent case before hints. Record whether you worked alone, used a hint or followed a model. After feedback, fix the first unsupported step and explain why it changed.</w:t>
+      </w:r>
+    </w:p>
+    <w:p>
+      <w:pPr>
+        <w:spacing w:line="336" w:lineRule="auto" w:after="180"/>
+      </w:pPr>
       <w:r>
         <w:rPr>
           <w:b w:val="0"/>
         </w:rPr>
-        <w:t>.</w:t>
+        <w:t>A later check uses a changed case, not a copied answer.</w:t>
+      </w:r>
+    </w:p>
+    <w:p>
+      <w:pPr>
+        <w:pStyle w:val="Heading2"/>
+      </w:pPr>
+      <w:r>
+        <w:t>Earlier wording, alternatives and picture transcripts · reference / check after trying</w:t>
+      </w:r>
+    </w:p>
+    <w:p>
+      <w:pPr>
+        <w:pStyle w:val="Heading3"/>
+      </w:pPr>
+      <w:r>
+        <w:t>Independent case: Apply a new case independently</w:t>
+      </w:r>
+    </w:p>
+    <w:p>
+      <w:pPr>
+        <w:pStyle w:val="Heading3"/>
+      </w:pPr>
+      <w:r>
+        <w:t>Attempt this without hints</w:t>
       </w:r>
     </w:p>
     <w:p>
@@ -2134,41 +3239,66 @@
         <w:rPr>
           <w:b w:val="0"/>
         </w:rPr>
-        <w:t xml:space="preserve">A report omits this qualification: Robustness is bounded by the tested variations and independent </w:t>
-      </w:r>
-      <w:r>
-        <w:rPr>
-          <w:b/>
-        </w:rPr>
-        <w:t>evidence</w:t>
-      </w:r>
+        <w:t>Baseline/candidate on condition A:6/8, 7/8; condition B:5/8, 4/8. Compare paired rates.</w:t>
+      </w:r>
+    </w:p>
+    <w:p>
+      <w:pPr>
+        <w:pStyle w:val="Heading3"/>
+      </w:pPr>
+      <w:r>
+        <w:t>My independent procedure, result and limitation</w:t>
+      </w:r>
+    </w:p>
+    <w:p>
+      <w:r>
+        <w:t>________________________________________________________________</w:t>
+      </w:r>
+    </w:p>
+    <w:p>
+      <w:r>
+        <w:t>________________________________________________________________</w:t>
+      </w:r>
+    </w:p>
+    <w:p>
+      <w:r>
+        <w:t>________________________________________________________________</w:t>
+      </w:r>
+    </w:p>
+    <w:p>
+      <w:r>
+        <w:t>________________________________________________________________</w:t>
+      </w:r>
+    </w:p>
+    <w:p>
+      <w:r>
+        <w:t>________________________________________________________________</w:t>
+      </w:r>
+    </w:p>
+    <w:p>
+      <w:r>
+        <w:t>________________________________________________________________</w:t>
+      </w:r>
+    </w:p>
+    <w:p>
+      <w:r>
+        <w:t>________________________________________________________________</w:t>
+      </w:r>
+    </w:p>
+    <w:p>
+      <w:r>
+        <w:t>________________________________________________________________</w:t>
+      </w:r>
+    </w:p>
+    <w:p>
+      <w:pPr>
+        <w:spacing w:line="336" w:lineRule="auto" w:after="180"/>
+      </w:pPr>
       <w:r>
         <w:rPr>
           <w:b w:val="0"/>
         </w:rPr>
-        <w:t xml:space="preserve"> policy. Explain how omitting it could change a reader's interpretation, and write an accurate replacement.</w:t>
-      </w:r>
-    </w:p>
-    <w:p>
-      <w:pPr>
-        <w:spacing w:line="336" w:lineRule="auto" w:after="180"/>
-      </w:pPr>
-      <w:r>
-        <w:rPr>
-          <w:b w:val="0"/>
-        </w:rPr>
-        <w:t>For the worked scenario, propose one additional case that could reveal a failure, describe its expected outcome before running it, and explain what would need to remain fixed for a fair comparison.</w:t>
-      </w:r>
-    </w:p>
-    <w:p>
-      <w:pPr>
-        <w:spacing w:line="336" w:lineRule="auto" w:after="180"/>
-      </w:pPr>
-      <w:r>
-        <w:rPr>
-          <w:b w:val="0"/>
-        </w:rPr>
-        <w:t>Do not reuse W4 as a new final test after receiving feedback.</w:t>
+        <w:t>Record support used: none, hint or teacher explanation. After feedback, a different case is needed to demonstrate independence.</w:t>
       </w:r>
     </w:p>
     <w:p>
@@ -2176,32 +3306,7 @@
         <w:pStyle w:val="Heading3"/>
       </w:pPr>
       <w:r>
-        <w:t>Explain which evidence supports your conclusion and which claim remains unproved.</w:t>
-      </w:r>
-    </w:p>
-    <w:p>
-      <w:r>
-        <w:t>________________________________________________________________</w:t>
-      </w:r>
-    </w:p>
-    <w:p>
-      <w:r>
-        <w:t>________________________________________________________________</w:t>
-      </w:r>
-    </w:p>
-    <w:p>
-      <w:r>
-        <w:t>________________________________________________________________</w:t>
-      </w:r>
-    </w:p>
-    <w:p>
-      <w:r>
-        <w:t>________________________________________________________________</w:t>
-      </w:r>
-    </w:p>
-    <w:p>
-      <w:r>
-        <w:t>________________________________________________________________</w:t>
+        <w:t>Use feedback to improve</w:t>
       </w:r>
     </w:p>
     <w:p>
@@ -2209,12 +3314,20 @@
         <w:pStyle w:val="Heading1"/>
       </w:pPr>
       <w:r>
-        <w:t>11. Connect your project</w:t>
-      </w:r>
-    </w:p>
-    <w:p>
-      <w:r>
-        <w:t>Apply this week’s idea to Reproducible AI Research Study. Keep an annotated decision and the evidence supporting it.</w:t>
+        <w:t>11. Save the research artifact and unresolved conditions</w:t>
+      </w:r>
+    </w:p>
+    <w:p>
+      <w:r>
+        <w:t>Keep supplied evidence, proposed revisions and actual work distinct.</w:t>
+      </w:r>
+    </w:p>
+    <w:p>
+      <w:pPr>
+        <w:pStyle w:val="Heading2"/>
+      </w:pPr>
+      <w:r>
+        <w:t>Project task and artifact</w:t>
       </w:r>
     </w:p>
     <w:p>
@@ -2405,10 +3518,10 @@
     </w:tbl>
     <w:p>
       <w:pPr>
-        <w:pStyle w:val="Heading3"/>
-      </w:pPr>
-      <w:r>
-        <w:t>Evidence for your project</w:t>
+        <w:pStyle w:val="Heading2"/>
+      </w:pPr>
+      <w:r>
+        <w:t>Evidence and limitations</w:t>
       </w:r>
     </w:p>
     <w:p>
@@ -2424,15 +3537,88 @@
     </w:p>
     <w:p>
       <w:pPr>
+        <w:pStyle w:val="Heading2"/>
+      </w:pPr>
+      <w:r>
+        <w:t>Earlier wording, alternatives and picture transcripts · reference / check after trying</w:t>
+      </w:r>
+    </w:p>
+    <w:p>
+      <w:pPr>
+        <w:pStyle w:val="Heading3"/>
+      </w:pPr>
+      <w:r>
+        <w:t>Evidence for your project</w:t>
+      </w:r>
+    </w:p>
+    <w:p>
+      <w:pPr>
         <w:pStyle w:val="Heading1"/>
       </w:pPr>
       <w:r>
-        <w:t>12. Show what you know</w:t>
-      </w:r>
-    </w:p>
-    <w:p>
-      <w:r>
-        <w:t>Use a genuinely new case for independent evidence. Previously discussed examples remain practice; use the separately named independent case before feedback.</w:t>
+        <w:t>16. Retrieve the mechanism and state the evidence boundary</w:t>
+      </w:r>
+    </w:p>
+    <w:p>
+      <w:r>
+        <w:t>Explain what follows and what would require new evidence.</w:t>
+      </w:r>
+    </w:p>
+    <w:p>
+      <w:pPr>
+        <w:pStyle w:val="Heading2"/>
+      </w:pPr>
+      <w:r>
+        <w:t>Retrieve and explain</w:t>
+      </w:r>
+    </w:p>
+    <w:p>
+      <w:pPr>
+        <w:pStyle w:val="ListBullet"/>
+      </w:pPr>
+      <w:r>
+        <w:t>Close your notes. Explain this goal in your own words: Explain the mechanism and terminology of robustness across conditions</w:t>
+      </w:r>
+    </w:p>
+    <w:p>
+      <w:pPr>
+        <w:pStyle w:val="Heading3"/>
+      </w:pPr>
+      <w:r>
+        <w:t>My deciding step, evidence and one remaining question</w:t>
+      </w:r>
+    </w:p>
+    <w:p>
+      <w:r>
+        <w:t>________________________________________________________________</w:t>
+      </w:r>
+    </w:p>
+    <w:p>
+      <w:r>
+        <w:t>________________________________________________________________</w:t>
+      </w:r>
+    </w:p>
+    <w:p>
+      <w:r>
+        <w:t>________________________________________________________________</w:t>
+      </w:r>
+    </w:p>
+    <w:p>
+      <w:r>
+        <w:t>________________________________________________________________</w:t>
+      </w:r>
+    </w:p>
+    <w:p>
+      <w:r>
+        <w:t>________________________________________________________________</w:t>
+      </w:r>
+    </w:p>
+    <w:p>
+      <w:pPr>
+        <w:pStyle w:val="Heading2"/>
+      </w:pPr>
+      <w:r>
+        <w:t>Plan a changed-case return</w:t>
       </w:r>
     </w:p>
     <w:p>
@@ -2443,62 +3629,31 @@
         <w:rPr>
           <w:b w:val="0"/>
         </w:rPr>
-        <w:t>Complete the supported workbook tasks before attempting W4 independently. Record any hints or help used. After feedback, use the teacher's fresh retry rather than copying the earlier answer.</w:t>
-      </w:r>
-    </w:p>
-    <w:p>
-      <w:pPr>
-        <w:spacing w:line="336" w:lineRule="auto" w:after="180"/>
-      </w:pPr>
+        <w:t xml:space="preserve">If you are unsure, return to the worked picture and explain one arrow. If you are ready, change an </w:t>
+      </w:r>
+      <w:r>
+        <w:rPr>
+          <w:b/>
+        </w:rPr>
+        <w:t>input</w:t>
+      </w:r>
       <w:r>
         <w:rPr>
           <w:b w:val="0"/>
         </w:rPr>
-        <w:t>For a project, select a relevant new case, predict the outcome from the declared rule and preserve the result alongside any revision.</w:t>
-      </w:r>
-    </w:p>
-    <w:p>
-      <w:pPr>
-        <w:pStyle w:val="Heading3"/>
-      </w:pPr>
-      <w:r>
-        <w:t>Exit: propose one revealing change to the worked scenario. State the expected outcome and the evidence that would make you revise your explanation.</w:t>
-      </w:r>
-    </w:p>
-    <w:p>
-      <w:r>
-        <w:t>________________________________________________________________</w:t>
-      </w:r>
-    </w:p>
-    <w:p>
-      <w:r>
-        <w:t>________________________________________________________________</w:t>
-      </w:r>
-    </w:p>
-    <w:p>
-      <w:r>
-        <w:t>________________________________________________________________</w:t>
-      </w:r>
-    </w:p>
-    <w:p>
-      <w:r>
-        <w:t>________________________________________________________________</w:t>
-      </w:r>
-    </w:p>
-    <w:p>
-      <w:r>
-        <w:t>________________________________________________________________</w:t>
-      </w:r>
-    </w:p>
-    <w:p>
-      <w:pPr>
-        <w:spacing w:line="336" w:lineRule="auto" w:after="180"/>
-      </w:pPr>
+        <w:t xml:space="preserve"> or assumption and justify your </w:t>
+      </w:r>
+      <w:r>
+        <w:rPr>
+          <w:b/>
+        </w:rPr>
+        <w:t>prediction</w:t>
+      </w:r>
       <w:r>
         <w:rPr>
           <w:b w:val="0"/>
         </w:rPr>
-        <w:t>For the worked scenario, propose one additional case that could reveal a failure, describe its expected outcome before running it, and explain what would need to remain fixed for a fair comparison.</w:t>
+        <w:t>.</w:t>
       </w:r>
     </w:p>
     <w:p>
@@ -2509,14 +3664,336 @@
         <w:rPr>
           <w:b w:val="0"/>
         </w:rPr>
-        <w:t>Do not reuse W4 as a new final test after receiving feedback.</w:t>
-      </w:r>
-    </w:p>
+        <w:t xml:space="preserve">Save your workbook </w:t>
+      </w:r>
+      <w:r>
+        <w:rPr>
+          <w:b/>
+        </w:rPr>
+        <w:t>evidence</w:t>
+      </w:r>
+      <w:r>
+        <w:rPr>
+          <w:b w:val="0"/>
+        </w:rPr>
+        <w:t>. At the next review, try a different case before opening your old answer.</w:t>
+      </w:r>
+    </w:p>
+    <w:p>
+      <w:pPr>
+        <w:pStyle w:val="Heading1"/>
+      </w:pPr>
+      <w:r>
+        <w:t>Reference bank and extra practice</w:t>
+      </w:r>
+    </w:p>
+    <w:p>
+      <w:pPr>
+        <w:pStyle w:val="Heading1"/>
+      </w:pPr>
+      <w:r>
+        <w:t>05. Reference · Use research vocabulary precisely</w:t>
+      </w:r>
+    </w:p>
+    <w:p>
+      <w:r>
+        <w:t>Connect each term to the question, comparison, measurement or evidence.</w:t>
+      </w:r>
+    </w:p>
+    <w:p>
+      <w:pPr>
+        <w:pStyle w:val="Heading2"/>
+      </w:pPr>
+      <w:r>
+        <w:t>Vocabulary and your explanation</w:t>
+      </w:r>
+    </w:p>
+    <w:tbl>
+      <w:tblPr>
+        <w:tblStyle w:val="LightShading-Accent1"/>
+        <w:tblW w:type="auto" w:w="0"/>
+        <w:tblLook w:firstColumn="1" w:firstRow="1" w:lastColumn="0" w:lastRow="0" w:noHBand="0" w:noVBand="1" w:val="04A0"/>
+      </w:tblPr>
+      <w:tblGrid>
+        <w:gridCol w:w="5112"/>
+        <w:gridCol w:w="5112"/>
+      </w:tblGrid>
+      <w:tr>
+        <w:trPr>
+          <w:tblHeader/>
+        </w:trPr>
+        <w:tc>
+          <w:tcPr>
+            <w:tcW w:type="dxa" w:w="5112"/>
+          </w:tcPr>
+          <w:p>
+            <w:r>
+              <w:t>Word</w:t>
+            </w:r>
+          </w:p>
+        </w:tc>
+        <w:tc>
+          <w:tcPr>
+            <w:tcW w:type="dxa" w:w="5112"/>
+          </w:tcPr>
+          <w:p>
+            <w:r>
+              <w:t>Meaning</w:t>
+            </w:r>
+          </w:p>
+        </w:tc>
+      </w:tr>
+      <w:tr>
+        <w:tc>
+          <w:tcPr>
+            <w:tcW w:type="dxa" w:w="5112"/>
+          </w:tcPr>
+          <w:p>
+            <w:r>
+              <w:t>Robustness check</w:t>
+            </w:r>
+          </w:p>
+        </w:tc>
+        <w:tc>
+          <w:tcPr>
+            <w:tcW w:type="dxa" w:w="5112"/>
+          </w:tcPr>
+          <w:p>
+            <w:r>
+              <w:t>Evaluation under declared varied conditions</w:t>
+            </w:r>
+          </w:p>
+        </w:tc>
+      </w:tr>
+      <w:tr>
+        <w:tc>
+          <w:tcPr>
+            <w:tcW w:type="dxa" w:w="5112"/>
+          </w:tcPr>
+          <w:p>
+            <w:r>
+              <w:t>Condition-specific result</w:t>
+            </w:r>
+          </w:p>
+        </w:tc>
+        <w:tc>
+          <w:tcPr>
+            <w:tcW w:type="dxa" w:w="5112"/>
+          </w:tcPr>
+          <w:p>
+            <w:r>
+              <w:t>A score within one stated setting</w:t>
+            </w:r>
+          </w:p>
+        </w:tc>
+      </w:tr>
+      <w:tr>
+        <w:tc>
+          <w:tcPr>
+            <w:tcW w:type="dxa" w:w="5112"/>
+          </w:tcPr>
+          <w:p>
+            <w:r>
+              <w:t>Aggregate masking</w:t>
+            </w:r>
+          </w:p>
+        </w:tc>
+        <w:tc>
+          <w:tcPr>
+            <w:tcW w:type="dxa" w:w="5112"/>
+          </w:tcPr>
+          <w:p>
+            <w:r>
+              <w:t>A summary hiding differing condition outcomes</w:t>
+            </w:r>
+          </w:p>
+        </w:tc>
+      </w:tr>
+    </w:tbl>
     <w:p>
       <w:pPr>
         <w:pStyle w:val="Heading3"/>
       </w:pPr>
       <w:r>
+        <w:t>Use two terms to explain a step in this week’s example.</w:t>
+      </w:r>
+    </w:p>
+    <w:p>
+      <w:r>
+        <w:t>________________________________________________________________</w:t>
+      </w:r>
+    </w:p>
+    <w:p>
+      <w:r>
+        <w:t>________________________________________________________________</w:t>
+      </w:r>
+    </w:p>
+    <w:p>
+      <w:r>
+        <w:t>________________________________________________________________</w:t>
+      </w:r>
+    </w:p>
+    <w:p>
+      <w:pPr>
+        <w:pStyle w:val="Heading1"/>
+      </w:pPr>
+      <w:r>
+        <w:t>10. Extra challenge · Explain a stronger case</w:t>
+      </w:r>
+    </w:p>
+    <w:p>
+      <w:r>
+        <w:t>Choose the next challenge after the main route.</w:t>
+      </w:r>
+    </w:p>
+    <w:p>
+      <w:pPr>
+        <w:pStyle w:val="Heading2"/>
+      </w:pPr>
+      <w:r>
+        <w:t>Explain,repair and extend</w:t>
+      </w:r>
+    </w:p>
+    <w:p>
+      <w:pPr>
+        <w:pStyle w:val="Heading3"/>
+      </w:pPr>
+      <w:r>
+        <w:t>Explain → apply → challenge</w:t>
+      </w:r>
+    </w:p>
+    <w:p>
+      <w:pPr>
+        <w:pStyle w:val="ListBullet"/>
+      </w:pPr>
+      <w:r>
+        <w:t>Explain the weekly mechanism in your own words. Use the worked scenario to name its input, decision rule and output.</w:t>
+      </w:r>
+    </w:p>
+    <w:p>
+      <w:pPr>
+        <w:pStyle w:val="ListBullet"/>
+      </w:pPr>
+      <w:r>
+        <w:t>A report omits this qualification: Robustness is bounded by the tested variations and independent evidence policy. Explain how omitting it could change a reader's interpretation, and write an accurate replacement.</w:t>
+      </w:r>
+    </w:p>
+    <w:p>
+      <w:pPr>
+        <w:pStyle w:val="ListBullet"/>
+      </w:pPr>
+      <w:r>
+        <w:t>For the worked scenario, propose one additional case that could reveal a failure, describe its expected outcome before running it, and explain what would need to remain fixed for a fair comparison. Do not reuse W4 as a new final test after receiving feedback.</w:t>
+      </w:r>
+    </w:p>
+    <w:p>
+      <w:pPr>
+        <w:pStyle w:val="Heading3"/>
+      </w:pPr>
+      <w:r>
+        <w:t>Explain which evidence supports your conclusion and which claim remains unproved.</w:t>
+      </w:r>
+    </w:p>
+    <w:p>
+      <w:r>
+        <w:t>________________________________________________________________</w:t>
+      </w:r>
+    </w:p>
+    <w:p>
+      <w:r>
+        <w:t>________________________________________________________________</w:t>
+      </w:r>
+    </w:p>
+    <w:p>
+      <w:r>
+        <w:t>________________________________________________________________</w:t>
+      </w:r>
+    </w:p>
+    <w:p>
+      <w:r>
+        <w:t>________________________________________________________________</w:t>
+      </w:r>
+    </w:p>
+    <w:p>
+      <w:r>
+        <w:t>________________________________________________________________</w:t>
+      </w:r>
+    </w:p>
+    <w:p>
+      <w:pPr>
+        <w:pStyle w:val="Heading1"/>
+      </w:pPr>
+      <w:r>
+        <w:t>12. Reference · Check the research reasoning and its limits</w:t>
+      </w:r>
+    </w:p>
+    <w:p>
+      <w:r>
+        <w:t>Use after practice; reserve the selected independent case for its first attempt.</w:t>
+      </w:r>
+    </w:p>
+    <w:p>
+      <w:pPr>
+        <w:pStyle w:val="Heading2"/>
+      </w:pPr>
+      <w:r>
+        <w:t>Current explanation and response</w:t>
+      </w:r>
+    </w:p>
+    <w:p>
+      <w:pPr>
+        <w:pStyle w:val="ListBullet"/>
+      </w:pPr>
+      <w:r>
+        <w:t>Complete the supported workbook tasks before attempting W4 independently. Record any hints or help used. After feedback, use the teacher's fresh retry rather than copying the earlier answer. For a project, select a relevant new case, predict the outcome from the declared rule and preserve the result alongside any revision.</w:t>
+      </w:r>
+    </w:p>
+    <w:p>
+      <w:pPr>
+        <w:pStyle w:val="Heading3"/>
+      </w:pPr>
+      <w:r>
+        <w:t>Exit: propose one revealing change to the worked scenario. State the expected outcome and the evidence that would make you revise your explanation.</w:t>
+      </w:r>
+    </w:p>
+    <w:p>
+      <w:r>
+        <w:t>________________________________________________________________</w:t>
+      </w:r>
+    </w:p>
+    <w:p>
+      <w:r>
+        <w:t>________________________________________________________________</w:t>
+      </w:r>
+    </w:p>
+    <w:p>
+      <w:r>
+        <w:t>________________________________________________________________</w:t>
+      </w:r>
+    </w:p>
+    <w:p>
+      <w:r>
+        <w:t>________________________________________________________________</w:t>
+      </w:r>
+    </w:p>
+    <w:p>
+      <w:r>
+        <w:t>________________________________________________________________</w:t>
+      </w:r>
+    </w:p>
+    <w:p>
+      <w:pPr>
+        <w:pStyle w:val="ListBullet"/>
+      </w:pPr>
+      <w:r>
+        <w:t>For the worked scenario, propose one additional case that could reveal a failure, describe its expected outcome before running it, and explain what would need to remain fixed for a fair comparison. Do not reuse W4 as a new final test after receiving feedback.</w:t>
+      </w:r>
+    </w:p>
+    <w:p>
+      <w:pPr>
+        <w:pStyle w:val="Heading3"/>
+      </w:pPr>
+      <w:r>
         <w:t>My limited claim and a useful next check</w:t>
       </w:r>
     </w:p>
@@ -2545,12 +4022,20 @@
         <w:pStyle w:val="Heading1"/>
       </w:pPr>
       <w:r>
-        <w:t>13. Study a complete case</w:t>
-      </w:r>
-    </w:p>
-    <w:p>
-      <w:r>
-        <w:t>Revisit the complete Robustness across conditions case for supported practice. Repeated examples do not become fresh assessments.</w:t>
+        <w:t>13. Extra practice · Revisit the complete trace</w:t>
+      </w:r>
+    </w:p>
+    <w:p>
+      <w:r>
+        <w:t>Predict before reading the supplied steps.</w:t>
+      </w:r>
+    </w:p>
+    <w:p>
+      <w:pPr>
+        <w:pStyle w:val="Heading2"/>
+      </w:pPr>
+      <w:r>
+        <w:t>Complete trace and evidence</w:t>
       </w:r>
     </w:p>
     <w:p>
@@ -2622,7 +4107,7 @@
           </w:tcPr>
           <w:p>
             <w:r>
-              <w:t>Method passes9/10 on current sources and5/10 on outdated sources.</w:t>
+              <w:t>Method passes 9/10 on current sources and 5/10 on outdated sources.</w:t>
             </w:r>
           </w:p>
         </w:tc>
@@ -2642,7 +4127,7 @@
           </w:tcPr>
           <w:p>
             <w:r>
-              <w:t>90% versus50%; gap40 percentage points. The outdated-source condition is associated with lower quality here; inspect mechanisms before general causal claims.</w:t>
+              <w:t>90% versus 50%; gap 40 percentage points. The outdated-source condition is associated with lower quality here; inspect mechanisms before general causal claims.</w:t>
             </w:r>
           </w:p>
         </w:tc>
@@ -2719,206 +4204,20 @@
         <w:pStyle w:val="Heading1"/>
       </w:pPr>
       <w:r>
-        <w:t>14. Try a new case independently</w:t>
-      </w:r>
-    </w:p>
-    <w:p>
-      <w:r>
-        <w:t>Attempt the reserved new case before feedback. Record support; the earlier examples below remain additional practice.</w:t>
-      </w:r>
-    </w:p>
-    <w:p>
-      <w:pPr>
-        <w:pStyle w:val="Heading3"/>
-      </w:pPr>
-      <w:r>
-        <w:t>Independent case: Apply a new case independently</w:t>
-      </w:r>
-    </w:p>
-    <w:p>
-      <w:pPr>
-        <w:spacing w:line="336" w:lineRule="auto" w:after="180"/>
-      </w:pPr>
-      <w:r>
-        <w:rPr>
-          <w:b w:val="0"/>
-        </w:rPr>
-        <w:t>Baseline/candidate on conditionA:6/8, 7/8; conditionB:5/8, 4/8. Compare paired rates.</w:t>
-      </w:r>
-    </w:p>
-    <w:p>
-      <w:pPr>
-        <w:pStyle w:val="Heading3"/>
-      </w:pPr>
-      <w:r>
-        <w:t>My independent explanation, trace and limits</w:t>
-      </w:r>
-    </w:p>
-    <w:p>
-      <w:r>
-        <w:t>________________________________________________________________</w:t>
-      </w:r>
-    </w:p>
-    <w:p>
-      <w:r>
-        <w:t>________________________________________________________________</w:t>
-      </w:r>
-    </w:p>
-    <w:p>
-      <w:r>
-        <w:t>________________________________________________________________</w:t>
-      </w:r>
-    </w:p>
-    <w:p>
-      <w:r>
-        <w:t>________________________________________________________________</w:t>
-      </w:r>
-    </w:p>
-    <w:p>
-      <w:r>
-        <w:t>________________________________________________________________</w:t>
-      </w:r>
-    </w:p>
-    <w:p>
-      <w:r>
-        <w:t>________________________________________________________________</w:t>
-      </w:r>
-    </w:p>
-    <w:p>
-      <w:r>
-        <w:t>________________________________________________________________</w:t>
-      </w:r>
-    </w:p>
-    <w:p>
-      <w:pPr>
-        <w:spacing w:line="336" w:lineRule="auto" w:after="180"/>
-      </w:pPr>
-      <w:r>
-        <w:rPr>
-          <w:b w:val="0"/>
-        </w:rPr>
-        <w:t>Attempt this case before feedback. Record any help. Earlier examples below are further practice; a case already practised with feedback cannot establish fresh transfer.</w:t>
-      </w:r>
-    </w:p>
-    <w:p>
-      <w:pPr>
-        <w:pStyle w:val="Heading3"/>
-      </w:pPr>
-      <w:r>
-        <w:t>Attempt this without hints</w:t>
-      </w:r>
-    </w:p>
-    <w:p>
-      <w:pPr>
-        <w:spacing w:line="336" w:lineRule="auto" w:after="180"/>
-      </w:pPr>
-      <w:r>
-        <w:rPr>
-          <w:b w:val="0"/>
-        </w:rPr>
-        <w:t>Baseline/candidate on conditionA:6/8, 7/8; conditionB:5/8, 4/8. Compare paired rates.</w:t>
-      </w:r>
-    </w:p>
-    <w:p>
-      <w:pPr>
-        <w:pStyle w:val="Heading3"/>
-      </w:pPr>
-      <w:r>
-        <w:t>My independent procedure, result and limitation</w:t>
-      </w:r>
-    </w:p>
-    <w:p>
-      <w:r>
-        <w:t>________________________________________________________________</w:t>
-      </w:r>
-    </w:p>
-    <w:p>
-      <w:r>
-        <w:t>________________________________________________________________</w:t>
-      </w:r>
-    </w:p>
-    <w:p>
-      <w:r>
-        <w:t>________________________________________________________________</w:t>
-      </w:r>
-    </w:p>
-    <w:p>
-      <w:r>
-        <w:t>________________________________________________________________</w:t>
-      </w:r>
-    </w:p>
-    <w:p>
-      <w:r>
-        <w:t>________________________________________________________________</w:t>
-      </w:r>
-    </w:p>
-    <w:p>
-      <w:r>
-        <w:t>________________________________________________________________</w:t>
-      </w:r>
-    </w:p>
-    <w:p>
-      <w:r>
-        <w:t>________________________________________________________________</w:t>
-      </w:r>
-    </w:p>
-    <w:p>
-      <w:r>
-        <w:t>________________________________________________________________</w:t>
-      </w:r>
-    </w:p>
-    <w:p>
-      <w:pPr>
-        <w:spacing w:line="336" w:lineRule="auto" w:after="180"/>
-      </w:pPr>
-      <w:r>
-        <w:rPr>
-          <w:b w:val="0"/>
-        </w:rPr>
-        <w:t>Record support used: none, hint or teacher explanation. After feedback, a different case is needed to demonstrate independence.</w:t>
-      </w:r>
-    </w:p>
-    <w:p>
-      <w:pPr>
-        <w:pStyle w:val="Heading3"/>
-      </w:pPr>
-      <w:r>
-        <w:t>Use feedback to improve</w:t>
-      </w:r>
-    </w:p>
-    <w:p>
-      <w:pPr>
-        <w:spacing w:line="336" w:lineRule="auto" w:after="180"/>
-      </w:pPr>
-      <w:r>
-        <w:rPr>
-          <w:b w:val="0"/>
-        </w:rPr>
-        <w:t>Attempt the independent case before hints. Record whether you worked alone, used a hint or followed a model. After feedback, fix the first unsupported step and explain why it changed.</w:t>
-      </w:r>
-    </w:p>
-    <w:p>
-      <w:pPr>
-        <w:spacing w:line="336" w:lineRule="auto" w:after="180"/>
-      </w:pPr>
-      <w:r>
-        <w:rPr>
-          <w:b w:val="0"/>
-        </w:rPr>
-        <w:t>A later check uses a changed case, not a copied answer.</w:t>
-      </w:r>
-    </w:p>
-    <w:p>
-      <w:pPr>
-        <w:pStyle w:val="Heading1"/>
-      </w:pPr>
-      <w:r>
-        <w:t>15. Your lesson route</w:t>
-      </w:r>
-    </w:p>
-    <w:p>
-      <w:r>
-        <w:t>Use this map to navigate Robustness across conditions, connect the goals to tasks and keep one evidence record for each attempt.</w:t>
+        <w:t>15. Reference · The earlier route checklist</w:t>
+      </w:r>
+    </w:p>
+    <w:p>
+      <w:r>
+        <w:t>Use one main route rather than repeating the lesson.</w:t>
+      </w:r>
+    </w:p>
+    <w:p>
+      <w:pPr>
+        <w:pStyle w:val="Heading2"/>
+      </w:pPr>
+      <w:r>
+        <w:t>Targets,route and first prediction</w:t>
       </w:r>
     </w:p>
     <w:p>
@@ -3097,12 +4396,117 @@
         <w:pStyle w:val="Heading1"/>
       </w:pPr>
       <w:r>
-        <w:t>16. Finish and return</w:t>
-      </w:r>
-    </w:p>
-    <w:p>
-      <w:r>
-        <w:t>Explain Robustness across conditions without notes, identify a remaining question and plan a later check with a changed case.</w:t>
+        <w:t>17. Extra practice · Predict,check and repair</w:t>
+      </w:r>
+    </w:p>
+    <w:p>
+      <w:r>
+        <w:t>Keep supported feedback separate from the independent case.</w:t>
+      </w:r>
+    </w:p>
+    <w:p>
+      <w:pPr>
+        <w:pStyle w:val="Heading2"/>
+      </w:pPr>
+      <w:r>
+        <w:t>First supported question and optional hint</w:t>
+      </w:r>
+    </w:p>
+    <w:p>
+      <w:pPr>
+        <w:pStyle w:val="ListBullet"/>
+      </w:pPr>
+      <w:r>
+        <w:t>Check robustness across conditions. A fixed classifier is tested separately on indoor and shaded outdoor cases.</w:t>
+      </w:r>
+    </w:p>
+    <w:p>
+      <w:pPr>
+        <w:pStyle w:val="Heading3"/>
+      </w:pPr>
+      <w:r>
+        <w:t>Practice 1: explain the deciding evidence</w:t>
+      </w:r>
+    </w:p>
+    <w:p>
+      <w:pPr>
+        <w:pStyle w:val="ListBullet"/>
+      </w:pPr>
+      <w:r>
+        <w:t>Which labelled step matches this detail? The large observed gap motivates investigation rather than claiming condition independence.</w:t>
+      </w:r>
+    </w:p>
+    <w:p>
+      <w:pPr>
+        <w:pStyle w:val="ListBullet"/>
+      </w:pPr>
+      <w:r>
+        <w:t>1. Name both slices</w:t>
+      </w:r>
+    </w:p>
+    <w:p>
+      <w:pPr>
+        <w:pStyle w:val="ListBullet"/>
+      </w:pPr>
+      <w:r>
+        <w:t>2. Compute rates</w:t>
+      </w:r>
+    </w:p>
+    <w:p>
+      <w:pPr>
+        <w:pStyle w:val="ListBullet"/>
+      </w:pPr>
+      <w:r>
+        <w:t>3. Bound robustness</w:t>
+      </w:r>
+    </w:p>
+    <w:p>
+      <w:pPr>
+        <w:pStyle w:val="Heading3"/>
+      </w:pPr>
+      <w:r>
+        <w:t>My selected conclusion, deciding fact and explanation</w:t>
+      </w:r>
+    </w:p>
+    <w:p>
+      <w:r>
+        <w:t>________________________________________________________________</w:t>
+      </w:r>
+    </w:p>
+    <w:p>
+      <w:r>
+        <w:t>________________________________________________________________</w:t>
+      </w:r>
+    </w:p>
+    <w:p>
+      <w:r>
+        <w:t>________________________________________________________________</w:t>
+      </w:r>
+    </w:p>
+    <w:p>
+      <w:r>
+        <w:t>________________________________________________________________</w:t>
+      </w:r>
+    </w:p>
+    <w:p>
+      <w:r>
+        <w:t>________________________________________________________________</w:t>
+      </w:r>
+    </w:p>
+    <w:p>
+      <w:pPr>
+        <w:pStyle w:val="ListBullet"/>
+      </w:pPr>
+      <w:r>
+        <w:t>Hint if needed: Read the steps in the pictorial case. Match the supplied detail to the stage that performs or records it.</w:t>
+      </w:r>
+    </w:p>
+    <w:p>
+      <w:pPr>
+        <w:pStyle w:val="Heading2"/>
+      </w:pPr>
+      <w:r>
+        <w:t>Check after the first attempt · reference / check after trying</w:t>
       </w:r>
     </w:p>
     <w:p>
@@ -3113,7 +4517,145 @@
         <w:rPr>
           <w:b w:val="0"/>
         </w:rPr>
-        <w:t xml:space="preserve">Close your notes. Explain this goal in your own words: Explain the </w:t>
+        <w:t>After your attempt, compare with the supported explanation: Bound robustness The large observed gap motivates investigation rather than claiming condition independence.</w:t>
+      </w:r>
+    </w:p>
+    <w:p>
+      <w:pPr>
+        <w:spacing w:line="336" w:lineRule="auto" w:after="180"/>
+      </w:pPr>
+      <w:r>
+        <w:rPr>
+          <w:b w:val="0"/>
+        </w:rPr>
+        <w:t>Robustness asks whether behaviour survives relevant changes in conditions. A total score can hide a weak slice; keep the scenario and denominator visible.</w:t>
+      </w:r>
+    </w:p>
+    <w:p>
+      <w:pPr>
+        <w:pStyle w:val="Heading2"/>
+      </w:pPr>
+      <w:r>
+        <w:t>Changed-case question and optional hint</w:t>
+      </w:r>
+    </w:p>
+    <w:p>
+      <w:pPr>
+        <w:pStyle w:val="Heading3"/>
+      </w:pPr>
+      <w:r>
+        <w:t>Practice 2: explain the deciding evidence</w:t>
+      </w:r>
+    </w:p>
+    <w:p>
+      <w:pPr>
+        <w:pStyle w:val="ListBullet"/>
+      </w:pPr>
+      <w:r>
+        <w:t>Changed-case practice: Report only the combined 10/16=62.5%. Which conclusion is supported by the supplied facts?</w:t>
+      </w:r>
+    </w:p>
+    <w:p>
+      <w:pPr>
+        <w:pStyle w:val="ListBullet"/>
+      </w:pPr>
+      <w:r>
+        <w:t>1. The arithmetic is correct, but the condition gap becomes hidden.</w:t>
+      </w:r>
+    </w:p>
+    <w:p>
+      <w:pPr>
+        <w:pStyle w:val="ListBullet"/>
+      </w:pPr>
+      <w:r>
+        <w:t>2. This one example guarantees correct results for every future input.</w:t>
+      </w:r>
+    </w:p>
+    <w:p>
+      <w:pPr>
+        <w:pStyle w:val="ListBullet"/>
+      </w:pPr>
+      <w:r>
+        <w:t>3. We can decide the result without examining the changed input or the procedure.</w:t>
+      </w:r>
+    </w:p>
+    <w:p>
+      <w:pPr>
+        <w:pStyle w:val="Heading3"/>
+      </w:pPr>
+      <w:r>
+        <w:t>My selected conclusion, deciding fact and explanation</w:t>
+      </w:r>
+    </w:p>
+    <w:p>
+      <w:r>
+        <w:t>________________________________________________________________</w:t>
+      </w:r>
+    </w:p>
+    <w:p>
+      <w:r>
+        <w:t>________________________________________________________________</w:t>
+      </w:r>
+    </w:p>
+    <w:p>
+      <w:r>
+        <w:t>________________________________________________________________</w:t>
+      </w:r>
+    </w:p>
+    <w:p>
+      <w:r>
+        <w:t>________________________________________________________________</w:t>
+      </w:r>
+    </w:p>
+    <w:p>
+      <w:r>
+        <w:t>________________________________________________________________</w:t>
+      </w:r>
+    </w:p>
+    <w:p>
+      <w:pPr>
+        <w:pStyle w:val="ListBullet"/>
+      </w:pPr>
+      <w:r>
+        <w:t>Hint if needed: Use the changed condition and the deciding step in the pictorial trace. The answer must say what follows from those facts.</w:t>
+      </w:r>
+    </w:p>
+    <w:p>
+      <w:pPr>
+        <w:pStyle w:val="Heading2"/>
+      </w:pPr>
+      <w:r>
+        <w:t>Check after the changed attempt · reference / check after trying</w:t>
+      </w:r>
+    </w:p>
+    <w:p>
+      <w:pPr>
+        <w:spacing w:line="336" w:lineRule="auto" w:after="180"/>
+      </w:pPr>
+      <w:r>
+        <w:rPr>
+          <w:b w:val="0"/>
+        </w:rPr>
+        <w:t>After your attempt, compare with the supported explanation: The arithmetic is correct, but the condition gap becomes hidden. Combining records discards the slice distinction relevant to the deployment goal.</w:t>
+      </w:r>
+    </w:p>
+    <w:p>
+      <w:pPr>
+        <w:pStyle w:val="Heading2"/>
+      </w:pPr>
+      <w:r>
+        <w:t>Repair and retain the record</w:t>
+      </w:r>
+    </w:p>
+    <w:p>
+      <w:pPr>
+        <w:spacing w:line="336" w:lineRule="auto" w:after="180"/>
+      </w:pPr>
+      <w:r>
+        <w:rPr>
+          <w:b w:val="0"/>
+        </w:rPr>
+        <w:t xml:space="preserve">Review Inspecting failures and anomalies (ai-7/26). Goal: Explain the </w:t>
       </w:r>
       <w:r>
         <w:rPr>
@@ -3125,40 +4667,7 @@
         <w:rPr>
           <w:b w:val="0"/>
         </w:rPr>
-        <w:t xml:space="preserve"> and terminology of robustness across conditions</w:t>
-      </w:r>
-    </w:p>
-    <w:p>
-      <w:pPr>
-        <w:pStyle w:val="Heading3"/>
-      </w:pPr>
-      <w:r>
-        <w:t>My deciding step, evidence and one remaining question</w:t>
-      </w:r>
-    </w:p>
-    <w:p>
-      <w:r>
-        <w:t>________________________________________________________________</w:t>
-      </w:r>
-    </w:p>
-    <w:p>
-      <w:r>
-        <w:t>________________________________________________________________</w:t>
-      </w:r>
-    </w:p>
-    <w:p>
-      <w:r>
-        <w:t>________________________________________________________________</w:t>
-      </w:r>
-    </w:p>
-    <w:p>
-      <w:r>
-        <w:t>________________________________________________________________</w:t>
-      </w:r>
-    </w:p>
-    <w:p>
-      <w:r>
-        <w:t>________________________________________________________________</w:t>
+        <w:t xml:space="preserve"> and terminology of inspecting failures and anomalies. Short practice: Calculate mean and median for 2,2,2,10.</w:t>
       </w:r>
     </w:p>
     <w:p>
@@ -3169,31 +4678,53 @@
         <w:rPr>
           <w:b w:val="0"/>
         </w:rPr>
-        <w:t xml:space="preserve">If you are unsure, return to the worked picture and explain one arrow. If you are ready, change an </w:t>
+        <w:t>What does the timeout log establish, and why is deleting that inconvenient record incompatible with the stated plan?. Return to this week and explain what you changed.</w:t>
+      </w:r>
+    </w:p>
+    <w:p>
+      <w:pPr>
+        <w:spacing w:line="336" w:lineRule="auto" w:after="180"/>
+      </w:pPr>
+      <w:r>
+        <w:rPr>
+          <w:b w:val="0"/>
+        </w:rPr>
+        <w:t xml:space="preserve">Review Reproducible environment and records (ai-7/24). Goal: Explain the </w:t>
       </w:r>
       <w:r>
         <w:rPr>
           <w:b/>
         </w:rPr>
-        <w:t>input</w:t>
+        <w:t>mechanism</w:t>
       </w:r>
       <w:r>
         <w:rPr>
           <w:b w:val="0"/>
         </w:rPr>
-        <w:t xml:space="preserve"> or assumption and justify your </w:t>
+        <w:t xml:space="preserve"> and terminology of reproducible environment and records. Short practice: Trace the recorded mean for 2,4,6 and its changed result for 2,4,9.</w:t>
+      </w:r>
+    </w:p>
+    <w:p>
+      <w:pPr>
+        <w:spacing w:line="336" w:lineRule="auto" w:after="180"/>
+      </w:pPr>
+      <w:r>
+        <w:rPr>
+          <w:b w:val="0"/>
+        </w:rPr>
+        <w:t xml:space="preserve">Which artefacts must accompany the </w:t>
       </w:r>
       <w:r>
         <w:rPr>
           <w:b/>
         </w:rPr>
-        <w:t>prediction</w:t>
+        <w:t>output</w:t>
       </w:r>
       <w:r>
         <w:rPr>
           <w:b w:val="0"/>
         </w:rPr>
-        <w:t>.</w:t>
+        <w:t xml:space="preserve"> so another team can identify the exact run?. Return to this week and explain what you changed.</w:t>
       </w:r>
     </w:p>
     <w:p>
@@ -3204,7 +4735,41 @@
         <w:rPr>
           <w:b w:val="0"/>
         </w:rPr>
-        <w:t xml:space="preserve">Save your workbook </w:t>
+        <w:t xml:space="preserve">Review Predefining an analysis plan (ai-7/21). Goal: Explain the </w:t>
+      </w:r>
+      <w:r>
+        <w:rPr>
+          <w:b/>
+        </w:rPr>
+        <w:t>mechanism</w:t>
+      </w:r>
+      <w:r>
+        <w:rPr>
+          <w:b w:val="0"/>
+        </w:rPr>
+        <w:t xml:space="preserve"> and terminology of predefining an analysis plan. Short practice: Apply the recorded exclusion rule.</w:t>
+      </w:r>
+    </w:p>
+    <w:p>
+      <w:pPr>
+        <w:spacing w:line="336" w:lineRule="auto" w:after="180"/>
+      </w:pPr>
+      <w:r>
+        <w:rPr>
+          <w:b w:val="0"/>
+        </w:rPr>
+        <w:t>Can two readable model failures be removed, and how must a necessary later plan change be disclosed?. Return to this week and explain what you changed.</w:t>
+      </w:r>
+    </w:p>
+    <w:p>
+      <w:pPr>
+        <w:spacing w:line="336" w:lineRule="auto" w:after="180"/>
+      </w:pPr>
+      <w:r>
+        <w:rPr>
+          <w:b w:val="0"/>
+        </w:rPr>
+        <w:t xml:space="preserve">Use Download completed work in the hosted lesson to export your answers, reflections, practice feedback and code-run </w:t>
       </w:r>
       <w:r>
         <w:rPr>
@@ -3216,20 +4781,26 @@
         <w:rPr>
           <w:b w:val="0"/>
         </w:rPr>
-        <w:t>. At the next review, try a different case before opening your old answer.</w:t>
-      </w:r>
-    </w:p>
-    <w:p>
-      <w:pPr>
-        <w:pStyle w:val="Heading1"/>
-      </w:pPr>
-      <w:r>
-        <w:t>17. Supported practice, repair and portfolio</w:t>
-      </w:r>
-    </w:p>
-    <w:p>
-      <w:r>
-        <w:t>Attempt supported questions before using hints or feedback. Review a missing building block, then keep the completed work.</w:t>
+        <w:t>. Open the HTML copy to read or print it.</w:t>
+      </w:r>
+    </w:p>
+    <w:p>
+      <w:pPr>
+        <w:spacing w:line="336" w:lineRule="auto" w:after="180"/>
+      </w:pPr>
+      <w:r>
+        <w:rPr>
+          <w:b w:val="0"/>
+        </w:rPr>
+        <w:t>Drafts stay in this browser when storage is available; clear drafts on a shared device.</w:t>
+      </w:r>
+    </w:p>
+    <w:p>
+      <w:pPr>
+        <w:pStyle w:val="Heading2"/>
+      </w:pPr>
+      <w:r>
+        <w:t>Earlier wording, alternatives and picture transcripts · reference / check after trying</w:t>
       </w:r>
     </w:p>
     <w:p>
@@ -3245,68 +4816,10 @@
     </w:p>
     <w:p>
       <w:pPr>
-        <w:spacing w:line="336" w:lineRule="auto" w:after="180"/>
-      </w:pPr>
-      <w:r>
-        <w:rPr>
-          <w:b w:val="0"/>
-        </w:rPr>
-        <w:t>Check robustness across conditions. A fixed classifier is tested separately on indoor and shaded outdoor cases.</w:t>
-      </w:r>
-    </w:p>
-    <w:p>
-      <w:pPr>
         <w:pStyle w:val="Heading3"/>
       </w:pPr>
       <w:r>
-        <w:t>Practice 1: explain the deciding evidence</w:t>
-      </w:r>
-    </w:p>
-    <w:p>
-      <w:pPr>
-        <w:spacing w:line="336" w:lineRule="auto" w:after="180"/>
-      </w:pPr>
-      <w:r>
-        <w:rPr>
-          <w:b w:val="0"/>
-        </w:rPr>
-        <w:t>Which labelled step matches this detail? The large observed gap motivates investigation rather than claiming condition independence.</w:t>
-      </w:r>
-    </w:p>
-    <w:p>
-      <w:pPr>
-        <w:spacing w:line="336" w:lineRule="auto" w:after="180"/>
-        <w:shd w:fill="F4F9FC"/>
-      </w:pPr>
-      <w:r>
-        <w:rPr>
-          <w:b w:val="0"/>
-        </w:rPr>
-        <w:t>1. Name both slices</w:t>
-      </w:r>
-    </w:p>
-    <w:p>
-      <w:pPr>
-        <w:spacing w:line="336" w:lineRule="auto" w:after="180"/>
-        <w:shd w:fill="F4F9FC"/>
-      </w:pPr>
-      <w:r>
-        <w:rPr>
-          <w:b w:val="0"/>
-        </w:rPr>
-        <w:t>2. Compute rates</w:t>
-      </w:r>
-    </w:p>
-    <w:p>
-      <w:pPr>
-        <w:spacing w:line="336" w:lineRule="auto" w:after="180"/>
-        <w:shd w:fill="F4F9FC"/>
-      </w:pPr>
-      <w:r>
-        <w:rPr>
-          <w:b w:val="0"/>
-        </w:rPr>
-        <w:t>3. Bound robustness</w:t>
+        <w:t>Repair a missing building block</w:t>
       </w:r>
     </w:p>
     <w:p>
@@ -3314,427 +4827,25 @@
         <w:pStyle w:val="Heading3"/>
       </w:pPr>
       <w:r>
-        <w:t>My selected conclusion, deciding fact and explanation</w:t>
-      </w:r>
-    </w:p>
-    <w:p>
-      <w:r>
-        <w:t>________________________________________________________________</w:t>
-      </w:r>
-    </w:p>
-    <w:p>
-      <w:r>
-        <w:t>________________________________________________________________</w:t>
-      </w:r>
-    </w:p>
-    <w:p>
-      <w:r>
-        <w:t>________________________________________________________________</w:t>
-      </w:r>
-    </w:p>
-    <w:p>
-      <w:r>
-        <w:t>________________________________________________________________</w:t>
-      </w:r>
-    </w:p>
-    <w:p>
-      <w:r>
-        <w:t>________________________________________________________________</w:t>
-      </w:r>
-    </w:p>
-    <w:p>
-      <w:pPr>
-        <w:pStyle w:val="Heading3"/>
-      </w:pPr>
-      <w:r>
-        <w:t>Hint · try first</w:t>
-      </w:r>
-    </w:p>
-    <w:p>
-      <w:pPr>
-        <w:spacing w:line="336" w:lineRule="auto" w:after="180"/>
-        <w:shd w:fill="F1F6F8"/>
-      </w:pPr>
-      <w:r>
-        <w:rPr>
-          <w:b w:val="0"/>
-        </w:rPr>
-        <w:t>Hint if needed: Read the steps in the pictorial case. Match the supplied detail to the stage that performs or records it.</w:t>
-      </w:r>
-    </w:p>
-    <w:p>
-      <w:pPr>
-        <w:pStyle w:val="Heading3"/>
-      </w:pPr>
-      <w:r>
-        <w:t>Feedback · compare after trying</w:t>
-      </w:r>
-    </w:p>
-    <w:p>
-      <w:pPr>
-        <w:spacing w:line="336" w:lineRule="auto" w:after="180"/>
-        <w:shd w:fill="F1F6FC"/>
-      </w:pPr>
-      <w:r>
-        <w:rPr>
-          <w:b w:val="0"/>
-        </w:rPr>
-        <w:t>After your attempt, compare with the supported explanation: Bound robustness The large observed gap motivates investigation rather than claiming condition independence.</w:t>
-      </w:r>
-    </w:p>
-    <w:p>
-      <w:pPr>
-        <w:spacing w:line="336" w:lineRule="auto" w:after="180"/>
-        <w:shd w:fill="F1F6FC"/>
-      </w:pPr>
-      <w:r>
-        <w:rPr>
-          <w:b w:val="0"/>
-        </w:rPr>
-        <w:t>Robustness asks whether behaviour survives relevant changes in conditions. A total score can hide a weak slice; keep the scenario and denominator visible.</w:t>
-      </w:r>
-    </w:p>
-    <w:p>
-      <w:pPr>
-        <w:pStyle w:val="Heading3"/>
-      </w:pPr>
-      <w:r>
-        <w:t>Practice 2: explain the deciding evidence</w:t>
-      </w:r>
-    </w:p>
-    <w:p>
-      <w:pPr>
-        <w:pStyle w:val="Heading3"/>
-      </w:pPr>
-      <w:r>
-        <w:t>Changed case · predict first</w:t>
-      </w:r>
-    </w:p>
-    <w:p>
-      <w:pPr>
-        <w:spacing w:line="336" w:lineRule="auto" w:after="180"/>
-        <w:shd w:fill="F5F1FB"/>
-      </w:pPr>
-      <w:r>
-        <w:rPr>
-          <w:b w:val="0"/>
-        </w:rPr>
-        <w:t>Changed-case practice: Report only the combined 10/16=62.5%. Which conclusion is supported by the supplied facts?</w:t>
-      </w:r>
-    </w:p>
-    <w:p>
-      <w:pPr>
-        <w:spacing w:line="336" w:lineRule="auto" w:after="180"/>
-        <w:shd w:fill="F4F9FC"/>
-      </w:pPr>
-      <w:r>
-        <w:rPr>
-          <w:b w:val="0"/>
-        </w:rPr>
-        <w:t>1. The arithmetic is correct, but the condition gap becomes hidden.</w:t>
-      </w:r>
-    </w:p>
-    <w:p>
-      <w:pPr>
-        <w:spacing w:line="336" w:lineRule="auto" w:after="180"/>
-        <w:shd w:fill="F4F9FC"/>
-      </w:pPr>
-      <w:r>
-        <w:rPr>
-          <w:b w:val="0"/>
-        </w:rPr>
-        <w:t xml:space="preserve">2. This one example guarantees correct results for every future </w:t>
-      </w:r>
-      <w:r>
-        <w:rPr>
-          <w:b/>
-        </w:rPr>
-        <w:t>input</w:t>
-      </w:r>
-      <w:r>
-        <w:rPr>
-          <w:b w:val="0"/>
-        </w:rPr>
-        <w:t>.</w:t>
-      </w:r>
-    </w:p>
-    <w:p>
-      <w:pPr>
-        <w:spacing w:line="336" w:lineRule="auto" w:after="180"/>
-        <w:shd w:fill="F4F9FC"/>
-      </w:pPr>
-      <w:r>
-        <w:rPr>
-          <w:b w:val="0"/>
-        </w:rPr>
-        <w:t xml:space="preserve">3. We can decide the result without examining the changed </w:t>
-      </w:r>
-      <w:r>
-        <w:rPr>
-          <w:b/>
-        </w:rPr>
-        <w:t>input</w:t>
-      </w:r>
-      <w:r>
-        <w:rPr>
-          <w:b w:val="0"/>
-        </w:rPr>
-        <w:t xml:space="preserve"> or the procedure.</w:t>
-      </w:r>
-    </w:p>
-    <w:p>
-      <w:pPr>
-        <w:pStyle w:val="Heading3"/>
-      </w:pPr>
-      <w:r>
-        <w:t>My selected conclusion, deciding fact and explanation</w:t>
-      </w:r>
-    </w:p>
-    <w:p>
-      <w:r>
-        <w:t>________________________________________________________________</w:t>
-      </w:r>
-    </w:p>
-    <w:p>
-      <w:r>
-        <w:t>________________________________________________________________</w:t>
-      </w:r>
-    </w:p>
-    <w:p>
-      <w:r>
-        <w:t>________________________________________________________________</w:t>
-      </w:r>
-    </w:p>
-    <w:p>
-      <w:r>
-        <w:t>________________________________________________________________</w:t>
-      </w:r>
-    </w:p>
-    <w:p>
-      <w:r>
-        <w:t>________________________________________________________________</w:t>
-      </w:r>
-    </w:p>
-    <w:p>
-      <w:pPr>
-        <w:pStyle w:val="Heading3"/>
-      </w:pPr>
-      <w:r>
-        <w:t>Hint · try first</w:t>
-      </w:r>
-    </w:p>
-    <w:p>
-      <w:pPr>
-        <w:spacing w:line="336" w:lineRule="auto" w:after="180"/>
-        <w:shd w:fill="F1F6F8"/>
-      </w:pPr>
-      <w:r>
-        <w:rPr>
-          <w:b w:val="0"/>
-        </w:rPr>
-        <w:t>Hint if needed: Use the changed condition and the deciding step in the pictorial trace. The answer must say what follows from those facts.</w:t>
-      </w:r>
-    </w:p>
-    <w:p>
-      <w:pPr>
-        <w:pStyle w:val="Heading3"/>
-      </w:pPr>
-      <w:r>
-        <w:t>Feedback · compare after trying</w:t>
-      </w:r>
-    </w:p>
-    <w:p>
-      <w:pPr>
-        <w:spacing w:line="336" w:lineRule="auto" w:after="180"/>
-        <w:shd w:fill="F1F6FC"/>
-      </w:pPr>
-      <w:r>
-        <w:rPr>
-          <w:b w:val="0"/>
-        </w:rPr>
-        <w:t>After your attempt, compare with the supported explanation: The arithmetic is correct, but the condition gap becomes hidden. Combining records discards the slice distinction relevant to the deployment goal.</w:t>
-      </w:r>
-    </w:p>
-    <w:p>
-      <w:pPr>
-        <w:pStyle w:val="Heading3"/>
-      </w:pPr>
-      <w:r>
-        <w:t>Repair a missing building block</w:t>
-      </w:r>
-    </w:p>
-    <w:p>
-      <w:pPr>
-        <w:spacing w:line="336" w:lineRule="auto" w:after="180"/>
-      </w:pPr>
-      <w:r>
-        <w:rPr>
-          <w:b w:val="0"/>
-        </w:rPr>
-        <w:t xml:space="preserve">Review Inspecting failures and anomalies (ai-7/26). Goal: Explain the </w:t>
-      </w:r>
-      <w:r>
-        <w:rPr>
-          <w:b/>
-        </w:rPr>
-        <w:t>mechanism</w:t>
-      </w:r>
-      <w:r>
-        <w:rPr>
-          <w:b w:val="0"/>
-        </w:rPr>
-        <w:t xml:space="preserve"> and terminology of inspecting failures and anomalies. Short practice: Calculate mean and median for 2,2,2,10.</w:t>
-      </w:r>
-    </w:p>
-    <w:p>
-      <w:pPr>
-        <w:spacing w:line="336" w:lineRule="auto" w:after="180"/>
-      </w:pPr>
-      <w:r>
-        <w:rPr>
-          <w:b w:val="0"/>
-        </w:rPr>
-        <w:t>What does the timeout log establish, and why is deleting that inconvenient record incompatible with the stated plan?. Return to this week and explain what you changed.</w:t>
-      </w:r>
-    </w:p>
-    <w:p>
-      <w:pPr>
-        <w:spacing w:line="336" w:lineRule="auto" w:after="180"/>
-      </w:pPr>
-      <w:r>
-        <w:rPr>
-          <w:b w:val="0"/>
-        </w:rPr>
-        <w:t xml:space="preserve">Review Reproducible environment and records (ai-7/24). Goal: Explain the </w:t>
-      </w:r>
-      <w:r>
-        <w:rPr>
-          <w:b/>
-        </w:rPr>
-        <w:t>mechanism</w:t>
-      </w:r>
-      <w:r>
-        <w:rPr>
-          <w:b w:val="0"/>
-        </w:rPr>
-        <w:t xml:space="preserve"> and terminology of reproducible environment and records. Short practice: Trace the recorded mean for 2,4,6 and its changed result for 2,4,9.</w:t>
-      </w:r>
-    </w:p>
-    <w:p>
-      <w:pPr>
-        <w:spacing w:line="336" w:lineRule="auto" w:after="180"/>
-      </w:pPr>
-      <w:r>
-        <w:rPr>
-          <w:b w:val="0"/>
-        </w:rPr>
-        <w:t xml:space="preserve">Which artefacts must accompany the </w:t>
-      </w:r>
-      <w:r>
-        <w:rPr>
-          <w:b/>
-        </w:rPr>
-        <w:t>output</w:t>
-      </w:r>
-      <w:r>
-        <w:rPr>
-          <w:b w:val="0"/>
-        </w:rPr>
-        <w:t xml:space="preserve"> so another team can identify the exact run?. Return to this week and explain what you changed.</w:t>
-      </w:r>
-    </w:p>
-    <w:p>
-      <w:pPr>
-        <w:spacing w:line="336" w:lineRule="auto" w:after="180"/>
-      </w:pPr>
-      <w:r>
-        <w:rPr>
-          <w:b w:val="0"/>
-        </w:rPr>
-        <w:t xml:space="preserve">Review Predefining an analysis plan (ai-7/21). Goal: Explain the </w:t>
-      </w:r>
-      <w:r>
-        <w:rPr>
-          <w:b/>
-        </w:rPr>
-        <w:t>mechanism</w:t>
-      </w:r>
-      <w:r>
-        <w:rPr>
-          <w:b w:val="0"/>
-        </w:rPr>
-        <w:t xml:space="preserve"> and terminology of predefining an analysis plan. Short practice: Apply the recorded exclusion rule.</w:t>
-      </w:r>
-    </w:p>
-    <w:p>
-      <w:pPr>
-        <w:spacing w:line="336" w:lineRule="auto" w:after="180"/>
-      </w:pPr>
-      <w:r>
-        <w:rPr>
-          <w:b w:val="0"/>
-        </w:rPr>
-        <w:t>Can two readable model failures be removed, and how must a necessary later plan change be disclosed?. Return to this week and explain what you changed.</w:t>
-      </w:r>
-    </w:p>
-    <w:p>
-      <w:pPr>
-        <w:pStyle w:val="Heading3"/>
-      </w:pPr>
-      <w:r>
         <w:t>Keep your completed work</w:t>
       </w:r>
     </w:p>
     <w:p>
       <w:pPr>
-        <w:spacing w:line="336" w:lineRule="auto" w:after="180"/>
-      </w:pPr>
-      <w:r>
-        <w:rPr>
-          <w:b w:val="0"/>
-        </w:rPr>
-        <w:t xml:space="preserve">Use Download completed work in the hosted lesson to export your answers, reflections, practice feedback and code-run </w:t>
-      </w:r>
-      <w:r>
-        <w:rPr>
-          <w:b/>
-        </w:rPr>
-        <w:t>evidence</w:t>
-      </w:r>
-      <w:r>
-        <w:rPr>
-          <w:b w:val="0"/>
-        </w:rPr>
-        <w:t>. Open the HTML copy to read or print it.</w:t>
-      </w:r>
-    </w:p>
-    <w:p>
-      <w:pPr>
-        <w:spacing w:line="336" w:lineRule="auto" w:after="180"/>
-      </w:pPr>
-      <w:r>
-        <w:rPr>
-          <w:b w:val="0"/>
-        </w:rPr>
-        <w:t>Drafts stay in this browser when storage is available; clear drafts on a shared device.</w:t>
-      </w:r>
-    </w:p>
-    <w:p>
-      <w:pPr>
         <w:pStyle w:val="Heading1"/>
       </w:pPr>
       <w:r>
-        <w:t>18. Visual concept journey</w:t>
-      </w:r>
-    </w:p>
-    <w:p>
-      <w:r>
-        <w:t>Explain each Robustness across conditions graphic using its labels, deciding evidence and relevant limitation.</w:t>
-      </w:r>
-    </w:p>
-    <w:p>
-      <w:pPr>
-        <w:pStyle w:val="Heading3"/>
+        <w:t>18. Reference · Six-picture concept journey</w:t>
+      </w:r>
+    </w:p>
+    <w:p>
+      <w:r>
+        <w:t>Choose the picture that supports the current explanation.</w:t>
+      </w:r>
+    </w:p>
+    <w:p>
+      <w:pPr>
+        <w:pStyle w:val="Heading2"/>
       </w:pPr>
       <w:r>
         <w:t>01. Robustness across conditions: the case</w:t>
@@ -3745,7 +4856,7 @@
         <w:drawing>
           <wp:inline xmlns:a="http://schemas.openxmlformats.org/drawingml/2006/main" xmlns:pic="http://schemas.openxmlformats.org/drawingml/2006/picture">
             <wp:extent cx="5486400" cy="2834640"/>
-            <wp:docPr id="3" name="Picture 3" descr="Check robustness across conditions. A fixed classifier is tested separately on indoor and shaded outdoor cases. Supplied facts: Indoor 7/8 correct; outdoor 3/8 correct. The rubric and frozen model are unchanged."/>
+            <wp:docPr id="6" name="Picture 6" descr="Check robustness across conditions. A fixed classifier is tested separately on indoor and shaded outdoor cases. Supplied facts: Indoor 7/8 correct; outdoor 3/8 correct. The rubric and frozen model are unchanged."/>
             <wp:cNvGraphicFramePr>
               <a:graphicFrameLocks noChangeAspect="1"/>
             </wp:cNvGraphicFramePr>
@@ -3757,7 +4868,7 @@
                     <pic:cNvPicPr/>
                   </pic:nvPicPr>
                   <pic:blipFill>
-                    <a:blip r:embed="rId11"/>
+                    <a:blip r:embed="rId14"/>
                     <a:stretch>
                       <a:fillRect/>
                     </a:stretch>
@@ -3790,7 +4901,6 @@
     <w:p>
       <w:pPr>
         <w:spacing w:line="336" w:lineRule="auto" w:after="180"/>
-        <w:shd w:fill="F5F1FB"/>
       </w:pPr>
       <w:r>
         <w:rPr>
@@ -3801,7 +4911,7 @@
     </w:p>
     <w:p>
       <w:pPr>
-        <w:pStyle w:val="Heading3"/>
+        <w:pStyle w:val="Heading2"/>
       </w:pPr>
       <w:r>
         <w:t>02. Follow the deciding steps</w:t>
@@ -3812,7 +4922,7 @@
         <w:drawing>
           <wp:inline xmlns:a="http://schemas.openxmlformats.org/drawingml/2006/main" xmlns:pic="http://schemas.openxmlformats.org/drawingml/2006/picture">
             <wp:extent cx="5486400" cy="3337560"/>
-            <wp:docPr id="4" name="Picture 4" descr="Name both slices: Each condition has eight labelled cases. → Compute rates: Indoor is 87.5%; outdoor is 37.5%. → Bound robustness: The large observed gap motivates investigation rather than claiming condition independence."/>
+            <wp:docPr id="7" name="Picture 7" descr="Name both slices: Each condition has eight labelled cases. → Compute rates: Indoor is 87.5%; outdoor is 37.5%. → Bound robustness: The large observed gap motivates investigation rather than claiming condition independence."/>
             <wp:cNvGraphicFramePr>
               <a:graphicFrameLocks noChangeAspect="1"/>
             </wp:cNvGraphicFramePr>
@@ -3824,7 +4934,7 @@
                     <pic:cNvPicPr/>
                   </pic:nvPicPr>
                   <pic:blipFill>
-                    <a:blip r:embed="rId12"/>
+                    <a:blip r:embed="rId10"/>
                     <a:stretch>
                       <a:fillRect/>
                     </a:stretch>
@@ -3857,7 +4967,6 @@
     <w:p>
       <w:pPr>
         <w:spacing w:line="336" w:lineRule="auto" w:after="180"/>
-        <w:shd w:fill="F5F1FB"/>
       </w:pPr>
       <w:r>
         <w:rPr>
@@ -3880,7 +4989,7 @@
     </w:p>
     <w:p>
       <w:pPr>
-        <w:pStyle w:val="Heading3"/>
+        <w:pStyle w:val="Heading2"/>
       </w:pPr>
       <w:r>
         <w:t>03. Fixed model across conditions</w:t>
@@ -3891,7 +5000,7 @@
         <w:drawing>
           <wp:inline xmlns:a="http://schemas.openxmlformats.org/drawingml/2006/main" xmlns:pic="http://schemas.openxmlformats.org/drawingml/2006/picture">
             <wp:extent cx="5486400" cy="2834640"/>
-            <wp:docPr id="5" name="Picture 5" descr="Fixed model across conditions. Units: correct cases out of 8 per condition. Indoor: 7. Shaded outdoor: 3."/>
+            <wp:docPr id="8" name="Picture 8" descr="Fixed model across conditions. Units: correct cases out of 8 per condition. Indoor: 7. Shaded outdoor: 3."/>
             <wp:cNvGraphicFramePr>
               <a:graphicFrameLocks noChangeAspect="1"/>
             </wp:cNvGraphicFramePr>
@@ -3900,151 +5009,6 @@
                 <pic:pic>
                   <pic:nvPicPr>
                     <pic:cNvPr id="0" name="academy-story-ai-7-27-03.png"/>
-                    <pic:cNvPicPr/>
-                  </pic:nvPicPr>
-                  <pic:blipFill>
-                    <a:blip r:embed="rId13"/>
-                    <a:stretch>
-                      <a:fillRect/>
-                    </a:stretch>
-                  </pic:blipFill>
-                  <pic:spPr>
-                    <a:xfrm>
-                      <a:off x="0" y="0"/>
-                      <a:ext cx="5486400" cy="2834640"/>
-                    </a:xfrm>
-                    <a:prstGeom prst="rect"/>
-                  </pic:spPr>
-                </pic:pic>
-              </a:graphicData>
-            </a:graphic>
-          </wp:inline>
-        </w:drawing>
-      </w:r>
-    </w:p>
-    <w:p>
-      <w:pPr>
-        <w:spacing w:line="336" w:lineRule="auto" w:after="180"/>
-      </w:pPr>
-      <w:r>
-        <w:rPr>
-          <w:b w:val="0"/>
-        </w:rPr>
-        <w:t>Fixed model across conditions. Units: correct cases out of 8 per condition. Indoor: 7. Shaded outdoor: 3.</w:t>
-      </w:r>
-    </w:p>
-    <w:p>
-      <w:pPr>
-        <w:spacing w:line="336" w:lineRule="auto" w:after="180"/>
-        <w:shd w:fill="F5F1FB"/>
-      </w:pPr>
-      <w:r>
-        <w:rPr>
-          <w:b w:val="0"/>
-        </w:rPr>
-        <w:t>Read the labels and values. Explain the relationship the model shows.</w:t>
-      </w:r>
-    </w:p>
-    <w:p>
-      <w:pPr>
-        <w:pStyle w:val="Heading3"/>
-      </w:pPr>
-      <w:r>
-        <w:t>04. Change one thing. Trace what follows.</w:t>
-      </w:r>
-    </w:p>
-    <w:p>
-      <w:r>
-        <w:drawing>
-          <wp:inline xmlns:a="http://schemas.openxmlformats.org/drawingml/2006/main" xmlns:pic="http://schemas.openxmlformats.org/drawingml/2006/picture">
-            <wp:extent cx="5486400" cy="3041904"/>
-            <wp:docPr id="6" name="Picture 6" descr="Original case: The large observed gap motivates investigation rather than claiming condition independence. Changed condition: Report only the combined 10/16=62.5%. Expected result: The arithmetic is correct, but the condition gap becomes hidden. Reason: Combining records discards the slice distinction relevant to the deployment goal."/>
-            <wp:cNvGraphicFramePr>
-              <a:graphicFrameLocks noChangeAspect="1"/>
-            </wp:cNvGraphicFramePr>
-            <a:graphic>
-              <a:graphicData uri="http://schemas.openxmlformats.org/drawingml/2006/picture">
-                <pic:pic>
-                  <pic:nvPicPr>
-                    <pic:cNvPr id="0" name="academy-story-ai-7-27-04.png"/>
-                    <pic:cNvPicPr/>
-                  </pic:nvPicPr>
-                  <pic:blipFill>
-                    <a:blip r:embed="rId14"/>
-                    <a:stretch>
-                      <a:fillRect/>
-                    </a:stretch>
-                  </pic:blipFill>
-                  <pic:spPr>
-                    <a:xfrm>
-                      <a:off x="0" y="0"/>
-                      <a:ext cx="5486400" cy="3041904"/>
-                    </a:xfrm>
-                    <a:prstGeom prst="rect"/>
-                  </pic:spPr>
-                </pic:pic>
-              </a:graphicData>
-            </a:graphic>
-          </wp:inline>
-        </w:drawing>
-      </w:r>
-    </w:p>
-    <w:p>
-      <w:pPr>
-        <w:spacing w:line="336" w:lineRule="auto" w:after="180"/>
-      </w:pPr>
-      <w:r>
-        <w:rPr>
-          <w:b w:val="0"/>
-        </w:rPr>
-        <w:t>Original case: The large observed gap motivates investigation rather than claiming condition independence. Changed condition: Report only the combined 10/16=62.5%.</w:t>
-      </w:r>
-    </w:p>
-    <w:p>
-      <w:pPr>
-        <w:spacing w:line="336" w:lineRule="auto" w:after="180"/>
-      </w:pPr>
-      <w:r>
-        <w:rPr>
-          <w:b w:val="0"/>
-        </w:rPr>
-        <w:t>Expected result: The arithmetic is correct, but the condition gap becomes hidden. Reason: Combining records discards the slice distinction relevant to the deployment goal.</w:t>
-      </w:r>
-    </w:p>
-    <w:p>
-      <w:pPr>
-        <w:spacing w:line="336" w:lineRule="auto" w:after="180"/>
-        <w:shd w:fill="F5F1FB"/>
-      </w:pPr>
-      <w:r>
-        <w:rPr>
-          <w:b w:val="0"/>
-        </w:rPr>
-        <w:t>Predict before checking the worked changed-case result. Name what changed and what the supplied facts allow you to conclude.</w:t>
-      </w:r>
-    </w:p>
-    <w:p>
-      <w:pPr>
-        <w:pStyle w:val="Heading3"/>
-      </w:pPr>
-      <w:r>
-        <w:t>05. Connect the explanation to its limit</w:t>
-      </w:r>
-    </w:p>
-    <w:p>
-      <w:r>
-        <w:drawing>
-          <wp:inline xmlns:a="http://schemas.openxmlformats.org/drawingml/2006/main" xmlns:pic="http://schemas.openxmlformats.org/drawingml/2006/picture">
-            <wp:extent cx="5486400" cy="2834640"/>
-            <wp:docPr id="7" name="Picture 7" descr="Robustness asks whether behaviour survives relevant changes in conditions. A total score can hide a weak slice; keep the scenario and denominator visible. Limit: Eight cases per slice do not establish stable population rates or the reason for the difference."/>
-            <wp:cNvGraphicFramePr>
-              <a:graphicFrameLocks noChangeAspect="1"/>
-            </wp:cNvGraphicFramePr>
-            <a:graphic>
-              <a:graphicData uri="http://schemas.openxmlformats.org/drawingml/2006/picture">
-                <pic:pic>
-                  <pic:nvPicPr>
-                    <pic:cNvPr id="0" name="academy-story-ai-7-27-05.png"/>
                     <pic:cNvPicPr/>
                   </pic:nvPicPr>
                   <pic:blipFill>
@@ -4075,6 +5039,149 @@
         <w:rPr>
           <w:b w:val="0"/>
         </w:rPr>
+        <w:t>Fixed model across conditions. Units: correct cases out of 8 per condition. Indoor: 7. Shaded outdoor: 3.</w:t>
+      </w:r>
+    </w:p>
+    <w:p>
+      <w:pPr>
+        <w:spacing w:line="336" w:lineRule="auto" w:after="180"/>
+      </w:pPr>
+      <w:r>
+        <w:rPr>
+          <w:b w:val="0"/>
+        </w:rPr>
+        <w:t>Read the labels and values. Explain the relationship the model shows.</w:t>
+      </w:r>
+    </w:p>
+    <w:p>
+      <w:pPr>
+        <w:pStyle w:val="Heading2"/>
+      </w:pPr>
+      <w:r>
+        <w:t>04. Change one thing. Trace what follows.</w:t>
+      </w:r>
+    </w:p>
+    <w:p>
+      <w:r>
+        <w:drawing>
+          <wp:inline xmlns:a="http://schemas.openxmlformats.org/drawingml/2006/main" xmlns:pic="http://schemas.openxmlformats.org/drawingml/2006/picture">
+            <wp:extent cx="5486400" cy="3041904"/>
+            <wp:docPr id="9" name="Picture 9" descr="Original case: The large observed gap motivates investigation rather than claiming condition independence. Changed condition: Report only the combined 10/16=62.5%. Expected result: The arithmetic is correct, but the condition gap becomes hidden. Reason: Combining records discards the slice distinction relevant to the deployment goal."/>
+            <wp:cNvGraphicFramePr>
+              <a:graphicFrameLocks noChangeAspect="1"/>
+            </wp:cNvGraphicFramePr>
+            <a:graphic>
+              <a:graphicData uri="http://schemas.openxmlformats.org/drawingml/2006/picture">
+                <pic:pic>
+                  <pic:nvPicPr>
+                    <pic:cNvPr id="0" name="academy-story-ai-7-27-04.png"/>
+                    <pic:cNvPicPr/>
+                  </pic:nvPicPr>
+                  <pic:blipFill>
+                    <a:blip r:embed="rId11"/>
+                    <a:stretch>
+                      <a:fillRect/>
+                    </a:stretch>
+                  </pic:blipFill>
+                  <pic:spPr>
+                    <a:xfrm>
+                      <a:off x="0" y="0"/>
+                      <a:ext cx="5486400" cy="3041904"/>
+                    </a:xfrm>
+                    <a:prstGeom prst="rect"/>
+                  </pic:spPr>
+                </pic:pic>
+              </a:graphicData>
+            </a:graphic>
+          </wp:inline>
+        </w:drawing>
+      </w:r>
+    </w:p>
+    <w:p>
+      <w:pPr>
+        <w:spacing w:line="336" w:lineRule="auto" w:after="180"/>
+      </w:pPr>
+      <w:r>
+        <w:rPr>
+          <w:b w:val="0"/>
+        </w:rPr>
+        <w:t>Original case: The large observed gap motivates investigation rather than claiming condition independence. Changed condition: Report only the combined 10/16=62.5%.</w:t>
+      </w:r>
+    </w:p>
+    <w:p>
+      <w:pPr>
+        <w:spacing w:line="336" w:lineRule="auto" w:after="180"/>
+      </w:pPr>
+      <w:r>
+        <w:rPr>
+          <w:b w:val="0"/>
+        </w:rPr>
+        <w:t>Expected result: The arithmetic is correct, but the condition gap becomes hidden. Reason: Combining records discards the slice distinction relevant to the deployment goal.</w:t>
+      </w:r>
+    </w:p>
+    <w:p>
+      <w:pPr>
+        <w:spacing w:line="336" w:lineRule="auto" w:after="180"/>
+      </w:pPr>
+      <w:r>
+        <w:rPr>
+          <w:b w:val="0"/>
+        </w:rPr>
+        <w:t>Predict before checking the worked changed-case result. Name what changed and what the supplied facts allow you to conclude.</w:t>
+      </w:r>
+    </w:p>
+    <w:p>
+      <w:pPr>
+        <w:pStyle w:val="Heading2"/>
+      </w:pPr>
+      <w:r>
+        <w:t>05. Connect the explanation to its limit</w:t>
+      </w:r>
+    </w:p>
+    <w:p>
+      <w:r>
+        <w:drawing>
+          <wp:inline xmlns:a="http://schemas.openxmlformats.org/drawingml/2006/main" xmlns:pic="http://schemas.openxmlformats.org/drawingml/2006/picture">
+            <wp:extent cx="5486400" cy="2834640"/>
+            <wp:docPr id="10" name="Picture 10" descr="Robustness asks whether behaviour survives relevant changes in conditions. A total score can hide a weak slice; keep the scenario and denominator visible. Limit: Eight cases per slice do not establish stable population rates or the reason for the difference."/>
+            <wp:cNvGraphicFramePr>
+              <a:graphicFrameLocks noChangeAspect="1"/>
+            </wp:cNvGraphicFramePr>
+            <a:graphic>
+              <a:graphicData uri="http://schemas.openxmlformats.org/drawingml/2006/picture">
+                <pic:pic>
+                  <pic:nvPicPr>
+                    <pic:cNvPr id="0" name="academy-story-ai-7-27-05.png"/>
+                    <pic:cNvPicPr/>
+                  </pic:nvPicPr>
+                  <pic:blipFill>
+                    <a:blip r:embed="rId16"/>
+                    <a:stretch>
+                      <a:fillRect/>
+                    </a:stretch>
+                  </pic:blipFill>
+                  <pic:spPr>
+                    <a:xfrm>
+                      <a:off x="0" y="0"/>
+                      <a:ext cx="5486400" cy="2834640"/>
+                    </a:xfrm>
+                    <a:prstGeom prst="rect"/>
+                  </pic:spPr>
+                </pic:pic>
+              </a:graphicData>
+            </a:graphic>
+          </wp:inline>
+        </w:drawing>
+      </w:r>
+    </w:p>
+    <w:p>
+      <w:pPr>
+        <w:spacing w:line="336" w:lineRule="auto" w:after="180"/>
+      </w:pPr>
+      <w:r>
+        <w:rPr>
+          <w:b w:val="0"/>
+        </w:rPr>
         <w:t>Robustness asks whether behaviour survives relevant changes in conditions. A total score can hide a weak slice; keep the scenario and denominator visible.</w:t>
       </w:r>
     </w:p>
@@ -4092,7 +5199,6 @@
     <w:p>
       <w:pPr>
         <w:spacing w:line="336" w:lineRule="auto" w:after="180"/>
-        <w:shd w:fill="F5F1FB"/>
       </w:pPr>
       <w:r>
         <w:rPr>
@@ -4103,7 +5209,7 @@
     </w:p>
     <w:p>
       <w:pPr>
-        <w:pStyle w:val="Heading3"/>
+        <w:pStyle w:val="Heading2"/>
       </w:pPr>
       <w:r>
         <w:t>06. Make the idea visible in your project</w:t>
@@ -4114,7 +5220,7 @@
         <w:drawing>
           <wp:inline xmlns:a="http://schemas.openxmlformats.org/drawingml/2006/main" xmlns:pic="http://schemas.openxmlformats.org/drawingml/2006/picture">
             <wp:extent cx="5486400" cy="3681984"/>
-            <wp:docPr id="8" name="Picture 8" descr="For the Reproducible AI Research Study, retain an annotated worked trace and the changed-case reasoning. Connect the claim to its records, units and assumptions so another investigator can challenge or reproduce it. Draw your input, deciding step, result and limit. Supported question: Calculate indoor, outdoor and combined rates. Which relevant weakness disappears from view when only the combined rate is reported?"/>
+            <wp:docPr id="11" name="Picture 11" descr="For the Reproducible AI Research Study, retain an annotated worked trace and the changed-case reasoning. Connect the claim to its records, units and assumptions so another investigator can challenge or reproduce it. Draw your input, deciding step, result and limit. Supported question: Calculate indoor, outdoor and combined rates. Which relevant weakness disappears from view when only the combined rate is reported?"/>
             <wp:cNvGraphicFramePr>
               <a:graphicFrameLocks noChangeAspect="1"/>
             </wp:cNvGraphicFramePr>
@@ -4126,7 +5232,7 @@
                     <pic:cNvPicPr/>
                   </pic:nvPicPr>
                   <pic:blipFill>
-                    <a:blip r:embed="rId16"/>
+                    <a:blip r:embed="rId17"/>
                     <a:stretch>
                       <a:fillRect/>
                     </a:stretch>
@@ -4182,7 +5288,6 @@
     <w:p>
       <w:pPr>
         <w:spacing w:line="336" w:lineRule="auto" w:after="180"/>
-        <w:shd w:fill="F5F1FB"/>
       </w:pPr>
       <w:r>
         <w:rPr>
@@ -4201,6 +5306,62 @@
           <w:b w:val="0"/>
         </w:rPr>
         <w:t>.</w:t>
+      </w:r>
+    </w:p>
+    <w:p>
+      <w:pPr>
+        <w:pStyle w:val="Heading2"/>
+      </w:pPr>
+      <w:r>
+        <w:t>Earlier wording, alternatives and picture transcripts · reference / check after trying</w:t>
+      </w:r>
+    </w:p>
+    <w:p>
+      <w:pPr>
+        <w:pStyle w:val="Heading3"/>
+      </w:pPr>
+      <w:r>
+        <w:t>01. Robustness across conditions: the case</w:t>
+      </w:r>
+    </w:p>
+    <w:p>
+      <w:pPr>
+        <w:pStyle w:val="Heading3"/>
+      </w:pPr>
+      <w:r>
+        <w:t>02. Follow the deciding steps</w:t>
+      </w:r>
+    </w:p>
+    <w:p>
+      <w:pPr>
+        <w:pStyle w:val="Heading3"/>
+      </w:pPr>
+      <w:r>
+        <w:t>03. Fixed model across conditions</w:t>
+      </w:r>
+    </w:p>
+    <w:p>
+      <w:pPr>
+        <w:pStyle w:val="Heading3"/>
+      </w:pPr>
+      <w:r>
+        <w:t>04. Change one thing. Trace what follows.</w:t>
+      </w:r>
+    </w:p>
+    <w:p>
+      <w:pPr>
+        <w:pStyle w:val="Heading3"/>
+      </w:pPr>
+      <w:r>
+        <w:t>05. Connect the explanation to its limit</w:t>
+      </w:r>
+    </w:p>
+    <w:p>
+      <w:pPr>
+        <w:pStyle w:val="Heading3"/>
+      </w:pPr>
+      <w:r>
+        <w:t>06. Make the idea visible in your project</w:t>
       </w:r>
     </w:p>
     <w:sectPr>
